--- a/DesignDocuments/Mercenaries_Diseno_de_Clases.docx
+++ b/DesignDocuments/Mercenaries_Diseno_de_Clases.docx
@@ -386,7 +386,7 @@
                 <w:sz w:val="20"/>
                 <w:szCs w:val="20"/>
               </w:rPr>
-              <w:t xml:space="preserve">15 – 30 minutos.</w:t>
+              <w:t xml:space="preserve">Hasta 15 minutos (o antes, con 2 puntos).</w:t>
             </w:r>
           </w:p>
         </w:tc>
@@ -482,7 +482,7 @@
                 <w:sz w:val="20"/>
                 <w:szCs w:val="20"/>
               </w:rPr>
-              <w:t xml:space="preserve">Cada clase elige una de 3 subclases a mitad de partida, desbloqueando habilidad extra, pasiva extra y definitiva.</w:t>
+              <w:t xml:space="preserve">Cada clase elige una de 3 subclases al llegar el equipo al nivel máximo (3), alrededor del minuto 10 como muy tarde, desbloqueando habilidad extra, pasiva extra y definitiva.</w:t>
             </w:r>
           </w:p>
         </w:tc>
@@ -1573,7 +1573,7 @@
         <w:spacing w:after="120" w:line="276"/>
       </w:pPr>
       <w:r>
-        <w:t xml:space="preserve">Cada equipo empieza en una base con una sola salida. Tras unos 30 segundos de espera arranca la partida en un escenario amplio poblado de NPCs que atacan a los jugadores haciendo poco daño.</w:t>
+        <w:t xml:space="preserve">Cada equipo empieza en su base, con una sala segura de una sola salida. Tras 30 segundos de preparación (el host aprieta Start cuando todos confirmaron) se abren las puertas y arranca la partida en una arena circular con campamentos de NPCs: fantasmas, magos y un jefe, neutrales, que atacan a todos los equipos por igual.</w:t>
       </w:r>
     </w:p>
     <w:p>
@@ -1581,17 +1581,11 @@
         <w:spacing w:after="120" w:line="276"/>
       </w:pPr>
       <w:r>
-        <w:t xml:space="preserve">A los 2 minutos aparece una </w:t>
-      </w:r>
-      <w:r>
         <w:rPr>
           <w:b/>
           <w:bCs/>
         </w:rPr>
-        <w:t xml:space="preserve">Bolsa de oro</w:t>
-      </w:r>
-      <w:r>
-        <w:t xml:space="preserve"> en el centro del escenario. Cada equipo debe llevarla a su base; entregarla da 1 punto de victoria y la siguiente aparece 30 segundos después. Los NPCs también intentan robarla y devolverla al centro.</w:t>
+        <w:t xml:space="preserve">Al minuto 1 aparece el Objetivo (hoy una caja dorada; será la Bolsa de oro) en la meseta del centro. Se levanta con solo acercarse. Cada equipo debe llevarlo a la plataforma de entrega de su base: entregarlo da 1 punto de victoria y el siguiente aparece 30 segundos después. Con 2 puntos se gana; si se acaban los 15 minutos, gana el que va adelante. Que los NPCs intenten robarlo NO está implementado, y hoy no está en el plan.</w:t>
       </w:r>
     </w:p>
     <w:tbl>
@@ -1710,7 +1704,7 @@
                 <w:sz w:val="20"/>
                 <w:szCs w:val="20"/>
               </w:rPr>
-              <w:t xml:space="preserve">Reduce la velocidad de movimiento y bloquea la habilidad definitiva: el botón R pasa a soltar la bolsa, que queda en el suelo y puede recogerse 3 segundos después.</w:t>
+              <w:t xml:space="preserve">Reduce la velocidad de movimiento un 25 % y bloquea la definitiva: el botón R pasa a soltar el Objetivo. Si el portador muere, el Objetivo cae ahí mismo y nadie lo puede levantar durante 3 segundos.</w:t>
             </w:r>
           </w:p>
         </w:tc>
@@ -1758,7 +1752,7 @@
                 <w:sz w:val="20"/>
                 <w:szCs w:val="20"/>
               </w:rPr>
-              <w:t xml:space="preserve">Todos empiezan en nivel 1 y ganan experiencia PASIVA de fondo, calibrada para llegar al nivel máximo alrededor del minuto 5 hagan lo que hagan. Combatir solo lo acelera: cada NPC derrotado resta 1 segundo y cada jugador enemigo, 5. Al llegar al máximo se elige subclase.</w:t>
+              <w:t xml:space="preserve">El nivel es del EQUIPO: todo lo que gana cualquiera de los tres cae en una sola bolsa de experiencia, y de ahí sale el nivel de los tres (así cambiar de clase no cuesta progreso). Hay experiencia pasiva de fondo calibrada para que todos lleguen al nivel máximo (3) alrededor del minuto 10 hagan lo que hagan; combatir lo acelera: un fantasma vale 10, un mago 40, el jefe 175, y eliminar a un jugador enemigo 40. Al llegar al nivel 3 cada uno elige subclase (tecla V). Conviene hacerlo en la sala segura: recibir daño con el menú abierto lo cierra sin elegir.</w:t>
             </w:r>
           </w:p>
         </w:tc>
@@ -1807,6 +1801,102 @@
                 <w:szCs w:val="20"/>
               </w:rPr>
               <w:t xml:space="preserve">El jugador eliminado reaparece en su base tras 5 segundos.</w:t>
+            </w:r>
+          </w:p>
+        </w:tc>
+      </w:tr>
+      <w:tr>
+        <w:tc>
+          <w:tcPr>
+            <w:tcW w:type="dxa" w:w="2400"/>
+            <w:tcMar>
+              <w:top w:type="dxa" w:w="60"/>
+              <w:left w:type="dxa" w:w="100"/>
+              <w:bottom w:type="dxa" w:w="60"/>
+              <w:right w:type="dxa" w:w="100"/>
+            </w:tcMar>
+          </w:tcPr>
+          <w:p>
+            <w:pPr>
+              <w:spacing w:after="0"/>
+            </w:pPr>
+            <w:r>
+              <w:rPr>
+                <w:sz w:val="20"/>
+                <w:szCs w:val="20"/>
+              </w:rPr>
+              <w:t xml:space="preserve">Sala segura</w:t>
+            </w:r>
+          </w:p>
+        </w:tc>
+        <w:tc>
+          <w:tcPr>
+            <w:tcW w:type="dxa" w:w="7000"/>
+            <w:tcMar>
+              <w:top w:type="dxa" w:w="60"/>
+              <w:left w:type="dxa" w:w="100"/>
+              <w:bottom w:type="dxa" w:w="60"/>
+              <w:right w:type="dxa" w:w="100"/>
+            </w:tcMar>
+          </w:tcPr>
+          <w:p>
+            <w:pPr>
+              <w:spacing w:after="0"/>
+            </w:pPr>
+            <w:r>
+              <w:rPr>
+                <w:sz w:val="20"/>
+                <w:szCs w:val="20"/>
+              </w:rPr>
+              <w:t xml:space="preserve">Adentro, y solo si es la de TU equipo: la vida se topea al máximo, no te pueden hacer daño, y es el único lugar donde se puede cambiar de clase base. Para los enemigos es una pared invisible: no pueden entrar.</w:t>
+            </w:r>
+          </w:p>
+        </w:tc>
+      </w:tr>
+      <w:tr>
+        <w:tc>
+          <w:tcPr>
+            <w:tcW w:type="dxa" w:w="2400"/>
+            <w:tcMar>
+              <w:top w:type="dxa" w:w="60"/>
+              <w:left w:type="dxa" w:w="100"/>
+              <w:bottom w:type="dxa" w:w="60"/>
+              <w:right w:type="dxa" w:w="100"/>
+            </w:tcMar>
+          </w:tcPr>
+          <w:p>
+            <w:pPr>
+              <w:spacing w:after="0"/>
+            </w:pPr>
+            <w:r>
+              <w:rPr>
+                <w:sz w:val="20"/>
+                <w:szCs w:val="20"/>
+              </w:rPr>
+              <w:t xml:space="preserve">Bots y espectador</w:t>
+            </w:r>
+          </w:p>
+        </w:tc>
+        <w:tc>
+          <w:tcPr>
+            <w:tcW w:type="dxa" w:w="7000"/>
+            <w:tcMar>
+              <w:top w:type="dxa" w:w="60"/>
+              <w:left w:type="dxa" w:w="100"/>
+              <w:bottom w:type="dxa" w:w="60"/>
+              <w:right w:type="dxa" w:w="100"/>
+            </w:tcMar>
+          </w:tcPr>
+          <w:p>
+            <w:pPr>
+              <w:spacing w:after="0"/>
+            </w:pPr>
+            <w:r>
+              <w:rPr>
+                <w:sz w:val="20"/>
+                <w:szCs w:val="20"/>
+              </w:rPr>
+              <w:t xml:space="preserve">Desde la sala de espera el host puede llenar lugares con bots (juegan con la misma clase y habilidades que un jugador, con un rol según su clase base). Quien se quede de espectador ve la partida con una cámara libre y puede seguir a cualquier jugador.</w:t>
             </w:r>
           </w:p>
         </w:tc>
@@ -13867,10 +13957,7 @@
           <w:b/>
           <w:bCs/>
         </w:rPr>
-        <w:t xml:space="preserve">Decisiones ya tomadas</w:t>
-      </w:r>
-      <w:r>
-        <w:t xml:space="preserve"> que antes estaban abiertas: los roles por clase (sección 1), repetir clase permitido durante el desarrollo, progresión desde nivel 1 con experiencia pasiva hasta el máximo en el minuto 5, el Ki del Monje como mejora de sus dos botones de acción, el cambio de postura con 0.5 s de reutilización, la Zona de verdad como silencio más desarme, y el escudo de Conquista como un escudo de puntos que devuelve como vida todo lo que frena.</w:t>
+        <w:t xml:space="preserve">Decisiones ya tomadas que antes estaban abiertas: los roles por clase (sección 1), repetir clase permitido durante el desarrollo, progresión con experiencia DE EQUIPO (pool compartido) y pasiva de fondo hasta el nivel 3 alrededor del minuto 10, la subclase se elige al llegar a ese nivel (y elegirla fuera de la base es bajo tu riesgo: un golpe cierra el menú), el Ki del Monje como mejora de sus dos botones de acción, el cambio de postura con 0.5 s de reutilización, la Zona de verdad como silencio más desarme, y el escudo de Conquista como un escudo de puntos que devuelve como vida todo lo que frena.</w:t>
       </w:r>
     </w:p>
     <w:p>

--- a/DesignDocuments/Mercenaries_Diseno_de_Clases.docx
+++ b/DesignDocuments/Mercenaries_Diseno_de_Clases.docx
@@ -895,6 +895,40 @@
           <w:szCs w:val="20"/>
         </w:rPr>
         <w:t xml:space="preserve"> entre equipos. El modo principal a futuro no lo va a permitir; queda abierto mientras dure el desarrollo para poder probar.</w:t>
+      </w:r>
+    </w:p>
+    <w:p>
+      <w:pPr>
+        <w:pBdr>
+          <w:left w:val="single" w:color="E0A800" w:sz="14" w:space="6"/>
+        </w:pBdr>
+        <w:shd w:fill="FFF6DA" w:val="clear"/>
+        <w:spacing w:after="160" w:before="100"/>
+        <w:ind w:left="144" w:right="144"/>
+      </w:pPr>
+      <w:r>
+        <w:rPr>
+          <w:sz w:val="20"/>
+          <w:szCs w:val="20"/>
+        </w:rPr>
+        <w:t xml:space="preserve">Cada rol carga la definitiva haciendo su trabajo, además de lo que carga cada golpe: el Tanque al aguantar daño de enemigos, el Daño al matar a un personaje enemigo (jugador o bot, no monstruos) y el Soporte al curar a un aliado (no a sí mismo, y sin contar lo que se pasa de la vida máxima). Es el incentivo para jugar el rol, y lo que hace que la definitiva llegue a tiempo.</w:t>
+      </w:r>
+    </w:p>
+    <w:p>
+      <w:pPr>
+        <w:pBdr>
+          <w:left w:val="single" w:color="E0A800" w:sz="14" w:space="6"/>
+        </w:pBdr>
+        <w:shd w:fill="FFF6DA" w:val="clear"/>
+        <w:spacing w:after="160" w:before="100"/>
+        <w:ind w:left="144" w:right="144"/>
+      </w:pPr>
+      <w:r>
+        <w:rPr>
+          <w:sz w:val="20"/>
+          <w:szCs w:val="20"/>
+        </w:rPr>
+        <w:t xml:space="preserve">La definitiva arranca en 0 al elegir subclase. Si alguien cambia de clase a mitad de partida, conserva la mitad de la carga que tenía para su próxima subclase: así no se puede cargar con una clase y gastarla con otra.</w:t>
       </w:r>
     </w:p>
     <w:p>

--- a/DesignDocuments/Mercenaries_Diseno_de_Clases.docx
+++ b/DesignDocuments/Mercenaries_Diseno_de_Clases.docx
@@ -1619,7 +1619,7 @@
           <w:b/>
           <w:bCs/>
         </w:rPr>
-        <w:t xml:space="preserve">Al minuto 1 aparece el Objetivo (hoy una caja dorada; será la Bolsa de oro) en la meseta del centro. Se levanta con solo acercarse. Cada equipo debe llevarlo a la plataforma de entrega de su base: entregarlo da 1 punto de victoria y el siguiente aparece 30 segundos después. Con 2 puntos se gana; si se acaban los 15 minutos, gana el que va adelante. Que los NPCs intenten robarlo NO está implementado, y hoy no está en el plan.</w:t>
+        <w:t xml:space="preserve">Al minuto 1 aparece el Objetivo (hoy una caja dorada; será la Bolsa de oro) en la meseta del centro. Se levanta con solo acercarse. Cada equipo debe llevarlo a la plataforma de entrega de su base: entregarlo (quedándose 3 segundos en la plataforma: si recibe daño o sale de la zona, la cuenta vuelve a empezar) da 1 punto de victoria y el siguiente aparece 30 segundos después. Con 2 puntos se gana; si se acaban los 15 minutos, gana el que va adelante. Que los NPCs intenten robarlo NO está implementado, y hoy no está en el plan.</w:t>
       </w:r>
     </w:p>
     <w:tbl>
@@ -1738,7 +1738,7 @@
                 <w:sz w:val="20"/>
                 <w:szCs w:val="20"/>
               </w:rPr>
-              <w:t xml:space="preserve">Reduce la velocidad de movimiento un 25 % y bloquea la definitiva: el botón R pasa a soltar el Objetivo. Si el portador muere, el Objetivo cae ahí mismo y nadie lo puede levantar durante 3 segundos.</w:t>
+              <w:t xml:space="preserve">Reduce la velocidad de movimiento un 25 % y bloquea la definitiva: el botón R pasa a soltar el Objetivo. Con él encima no se puede entrar a la sala segura propia. Si el portador muere, el Objetivo cae ahí mismo y nadie lo puede levantar durante 3 segundos.</w:t>
             </w:r>
           </w:p>
         </w:tc>
@@ -3200,7 +3200,7 @@
                 <w:sz w:val="20"/>
                 <w:szCs w:val="20"/>
               </w:rPr>
-              <w:t xml:space="preserve">Invoca un tótem destruible que genera un aura con ventajas para los aliados. Dos cargas. Oso: vida máxima · Águila: velocidad de movimiento · Tigre: velocidad de ataque · Lobo: daño.</w:t>
+              <w:t xml:space="preserve">Invoca un tótem destruible (100 de vida, con barra) que genera un aura con ventajas para los aliados cercanos. Hasta 2 a la vez. Oso: vida máxima · Águila: velocidad de movimiento · Tigre: velocidad de ataque · Lobo: daño.</w:t>
             </w:r>
           </w:p>
         </w:tc>

--- a/DesignDocuments/Mercenaries_Diseno_de_Clases.docx
+++ b/DesignDocuments/Mercenaries_Diseno_de_Clases.docx
@@ -10733,7 +10733,7 @@
                 <w:sz w:val="20"/>
                 <w:szCs w:val="20"/>
               </w:rPr>
-              <w:t>Bastón y libro de oraciones</w:t>
+              <w:t>Bastón en la mano derecha y libro de oraciones en la izquierda</w:t>
             </w:r>
           </w:p>
         </w:tc>
@@ -10829,7 +10829,7 @@
                 <w:sz w:val="20"/>
                 <w:szCs w:val="20"/>
               </w:rPr>
-              <w:t>No implementado</w:t>
+              <w:t>Kit base implementado y probado (28 de septiembre de 2026); subclases pendientes</w:t>
             </w:r>
           </w:p>
         </w:tc>
@@ -11166,23 +11166,7 @@
                 <w:sz w:val="20"/>
                 <w:szCs w:val="20"/>
               </w:rPr>
-              <w:t xml:space="preserve">Selecciona una zona a distancia media y se </w:t>
-            </w:r>
-            <w:proofErr w:type="spellStart"/>
-            <w:r>
-              <w:rPr>
-                <w:sz w:val="20"/>
-                <w:szCs w:val="20"/>
-              </w:rPr>
-              <w:t>teletransporta</w:t>
-            </w:r>
-            <w:proofErr w:type="spellEnd"/>
-            <w:r>
-              <w:rPr>
-                <w:sz w:val="20"/>
-                <w:szCs w:val="20"/>
-              </w:rPr>
-              <w:t xml:space="preserve"> de inmediato.</w:t>
+              <w:t xml:space="preserve">Teletransporte inmediato hacia donde apunta la mira, a alcance medio: al piso que mira, a lo alto de la plataforma o el borde que mira, o al piso que hay bajo el punto del aire. Si camina de lado o hacia atrás, sale en esa dirección y sigue mirando al frente (como el Paso brumoso). Siempre cae sobre piso y nunca cruza muros ni paredes invisibles.</w:t>
             </w:r>
           </w:p>
         </w:tc>
@@ -13960,7 +13944,7 @@
                 <w:sz w:val="20"/>
                 <w:szCs w:val="20"/>
               </w:rPr>
-              <w:t>Pendiente</w:t>
+              <w:t>Kit base implementado</w:t>
             </w:r>
           </w:p>
         </w:tc>
@@ -13980,7 +13964,7 @@
                 <w:sz w:val="20"/>
                 <w:szCs w:val="20"/>
               </w:rPr>
-              <w:t>Pendientes</w:t>
+              <w:t>Vida · Luz · Orden — pendientes</w:t>
             </w:r>
           </w:p>
         </w:tc>

--- a/DesignDocuments/Mercenaries_Diseno_de_Clases.docx
+++ b/DesignDocuments/Mercenaries_Diseno_de_Clases.docx
@@ -10829,7 +10829,7 @@
                 <w:sz w:val="20"/>
                 <w:szCs w:val="20"/>
               </w:rPr>
-              <w:t>Kit base implementado y probado (28 de septiembre de 2026); subclases pendientes</w:t>
+              <w:t>Kit base y Dominio de la vida implementados y probados (30 de septiembre de 2026); Luz y Orden pendientes</w:t>
             </w:r>
           </w:p>
         </w:tc>
@@ -11318,7 +11318,7 @@
                 <w:sz w:val="20"/>
                 <w:szCs w:val="20"/>
               </w:rPr>
-              <w:t>Selecciona a un aliado para evitar su muerte por un corto periodo: no puede bajar de 1 de vida.</w:t>
+              <w:t>Selecciona a un aliado a alcance medio para evitar su muerte durante 3 segundos: no puede bajar de 1 de vida.</w:t>
             </w:r>
           </w:p>
         </w:tc>
@@ -11366,7 +11366,7 @@
                 <w:sz w:val="20"/>
                 <w:szCs w:val="20"/>
               </w:rPr>
-              <w:t>Sus curaciones se potencian según la vida faltante del objetivo.</w:t>
+              <w:t>Sus curaciones se potencian según la vida faltante del objetivo: hasta un 30 % más con el objetivo casi sin vida.</w:t>
             </w:r>
           </w:p>
         </w:tc>
@@ -11414,7 +11414,7 @@
                 <w:sz w:val="20"/>
                 <w:szCs w:val="20"/>
               </w:rPr>
-              <w:t>Selecciona el cuerpo de un aliado muerto y lo devuelve a la vida con la mitad de sus puntos de vida.</w:t>
+              <w:t>Selecciona el cuerpo de un aliado muerto y lo devuelve a la vida donde cayó, con toda su vida, a alcance medio. Solo mientras el cuerpo sigue ahí: los 5 segundos antes de que reaparezca en su base. Mientras haya un aliado caído, el Clérigo ve su cuerpo con un contorno: verde si ya puede resucitarlo, rojo si todavía no (la definitiva sin cargar o el cuerpo lejos).</w:t>
             </w:r>
           </w:p>
         </w:tc>
@@ -13944,7 +13944,7 @@
                 <w:sz w:val="20"/>
                 <w:szCs w:val="20"/>
               </w:rPr>
-              <w:t>Kit base implementado</w:t>
+              <w:t>Implementada</w:t>
             </w:r>
           </w:p>
         </w:tc>
@@ -13964,7 +13964,7 @@
                 <w:sz w:val="20"/>
                 <w:szCs w:val="20"/>
               </w:rPr>
-              <w:t>Vida · Luz · Orden — pendientes</w:t>
+              <w:t>Vida implementada · Luz y Orden pendientes</w:t>
             </w:r>
           </w:p>
         </w:tc>

--- a/DesignDocuments/Mercenaries_Diseno_de_Clases.docx
+++ b/DesignDocuments/Mercenaries_Diseno_de_Clases.docx
@@ -1785,7 +1785,7 @@
           <w:b/>
           <w:bCs/>
         </w:rPr>
-        <w:t xml:space="preserve">Al minuto 1 aparece el Objetivo (hoy una caja dorada; será la Bolsa de oro) en la meseta del centro. Se levanta con solo acercarse. Cada equipo debe llevarlo a la plataforma de entrega de su base: entregarlo (quedándose 3 segundos en la plataforma: si recibe daño o sale de la zona, la cuenta vuelve a empezar) da 1 punto de victoria y el siguiente aparece 30 segundos después. Con 2 puntos se gana; si se acaban los 15 minutos, gana el que va adelante. Que los </w:t>
+        <w:t xml:space="preserve">Al minuto 1 aparece el Objetivo (hoy una caja dorada; será la Bolsa de oro) en la meseta del centro. Se levanta con solo acercarse. Cada equipo debe llevarlo a la plataforma de entrega de su base: entregarlo (quedándose 6 segundos en la plataforma: si recibe daño o sale de la zona, la cuenta vuelve a empezar) da 1 punto de victoria y el siguiente aparece 30 segundos después. Con 2 puntos se gana; si se acaban los 15 minutos, gana el que va adelante. Que los </w:t>
       </w:r>
       <w:proofErr w:type="spellStart"/>
       <w:r>
@@ -10733,7 +10733,7 @@
                 <w:sz w:val="20"/>
                 <w:szCs w:val="20"/>
               </w:rPr>
-              <w:t>Bastón en la mano derecha y libro de oraciones en la izquierda</w:t>
+              <w:t>Bastón (el libro de oraciones en la mano izquierda se quitó por ahora: la pose se veía rara)</w:t>
             </w:r>
           </w:p>
         </w:tc>
@@ -10829,7 +10829,7 @@
                 <w:sz w:val="20"/>
                 <w:szCs w:val="20"/>
               </w:rPr>
-              <w:t>Kit base y Dominio de la vida implementados y probados (30 de septiembre de 2026); Luz y Orden pendientes</w:t>
+              <w:t>Kit base, Dominio de la vida y Dominio del orden implementados (30 de septiembre de 2026); Luz pendiente</w:t>
             </w:r>
           </w:p>
         </w:tc>
@@ -11022,7 +11022,7 @@
                 <w:sz w:val="20"/>
                 <w:szCs w:val="20"/>
               </w:rPr>
-              <w:t>Arco de luz diagonal a alcance medio que daña a los enemigos y sana a los aliados en su camino.</w:t>
+              <w:t>Combo: un golpe de bastón en cono (daño físico) y después un arco de luz diagonal a alcance medio (daño mágico) que daña a los enemigos y sana a los aliados en su camino.</w:t>
             </w:r>
           </w:p>
         </w:tc>
@@ -11691,7 +11691,7 @@
           <w:i/>
           <w:iCs/>
         </w:rPr>
-        <w:t>Los hechizos se tornan azules y el bastón se cambia por un martillo de una mano. Sus ataques aturden brevemente al primer enemigo impactado.</w:t>
+        <w:t>Los hechizos se tornan azules y el bastón se cambia por un martillo de una mano. Sus ataques aturden 1 segundo al primer enemigo que toca el arco de luz (el mismo enemigo, como mucho una vez cada 3 segundos, para que no quede aturdido para siempre).</w:t>
       </w:r>
     </w:p>
     <w:tbl>
@@ -11815,7 +11815,7 @@
                 <w:sz w:val="20"/>
                 <w:szCs w:val="20"/>
               </w:rPr>
-              <w:t>Selecciona a un enemigo a alcance medio: por un corto periodo, si impacta un ataque contra un aliado, queda aturdido un tiempo.</w:t>
+              <w:t>Selecciona a un enemigo a alcance medio y lo marca por 4 segundos: si en ese tiempo le pega a un aliado (o al Clérigo), queda aturdido y la marca se consume.</w:t>
             </w:r>
           </w:p>
         </w:tc>
@@ -11863,7 +11863,7 @@
                 <w:sz w:val="20"/>
                 <w:szCs w:val="20"/>
               </w:rPr>
-              <w:t>Aura a distancia media que hace a todos los aliados al alcance más resistentes a los aturdimientos.</w:t>
+              <w:t>Reemplaza a la Bendición: los aliados a los que cura reciben su resistencia al daño y, además, un 30 % de resistencia al control por 6 segundos. (Antes era un aura de alcance medio; se cambió el 30 de septiembre de 2026.)</w:t>
             </w:r>
           </w:p>
         </w:tc>
@@ -11911,7 +11911,7 @@
                 <w:sz w:val="20"/>
                 <w:szCs w:val="20"/>
               </w:rPr>
-              <w:t>Selecciona una zona amplia donde, por un corto periodo, nadie puede atacar: dentro de ella todos los jugadores quedan silenciados y desarmados, de los tres equipos por igual. Los aliados en contacto con la zona se curan.</w:t>
+              <w:t>Selecciona una zona de 6 m de radio a alcance medio donde, durante 5 segundos, nadie puede atacar: dentro de ella todos los jugadores quedan silenciados y desarmados, de los tres equipos por igual. Los aliados en contacto con la zona se curan.</w:t>
             </w:r>
           </w:p>
         </w:tc>
@@ -13964,7 +13964,7 @@
                 <w:sz w:val="20"/>
                 <w:szCs w:val="20"/>
               </w:rPr>
-              <w:t>Vida implementada · Luz y Orden pendientes</w:t>
+              <w:t>Vida y Orden implementadas · Luz pendiente</w:t>
             </w:r>
           </w:p>
         </w:tc>
@@ -14325,7 +14325,7 @@
                 <w:sz w:val="20"/>
                 <w:szCs w:val="20"/>
               </w:rPr>
-              <w:t>Definido como concepto (no puede usar ataques básicos, sí habilidades) pero sin implementar. Lo necesitan Maestro de batalla y Zona de verdad.</w:t>
+              <w:t>Implementado (30 de septiembre de 2026): el tag State_Disarmed bloquea el ataque básico de cualquier clase y deja las habilidades. Lo usa la Zona de verdad; lo va a reusar el Maestro de batalla del Guerrero.</w:t>
             </w:r>
           </w:p>
         </w:tc>

--- a/DesignDocuments/Mercenaries_Diseno_de_Clases.docx
+++ b/DesignDocuments/Mercenaries_Diseno_de_Clases.docx
@@ -10829,7 +10829,7 @@
                 <w:sz w:val="20"/>
                 <w:szCs w:val="20"/>
               </w:rPr>
-              <w:t>Kit base, Dominio de la vida y Dominio del orden implementados (30 de septiembre de 2026); Luz pendiente</w:t>
+              <w:t>Kit base y las tres subclases implementados (30 de septiembre de 2026). La Luz falta probarla (daño e íconos)</w:t>
             </w:r>
           </w:p>
         </w:tc>
@@ -11442,7 +11442,7 @@
           <w:i/>
           <w:iCs/>
         </w:rPr>
-        <w:t>Los hechizos se tornan de fuego: su daño y curación aumentan, pero pasan de ser instantáneos a aplicarse con el tiempo.</w:t>
+        <w:t>Los hechizos se tornan de fuego: su daño y curación aumentan, pero pasan de ser instantáneos a aplicarse con el tiempo. La quemadura hace 1 × daño mágico por segundo y la curación 2 × daño mágico por segundo, durante 5 segundos; volver a aplicarlas renueva el tiempo pero no acelera el ritmo. Así cambian su arco de luz, su curación apuntada y su Luz guía.</w:t>
       </w:r>
     </w:p>
     <w:tbl>
@@ -11566,7 +11566,7 @@
                 <w:sz w:val="20"/>
                 <w:szCs w:val="20"/>
               </w:rPr>
-              <w:t>Selecciona una zona amplia sobre la que cae un rayo de luz que daña a los enemigos y sana a los aliados durante un corto periodo.</w:t>
+              <w:t>Selecciona una zona a alcance largo (6 m de radio) sobre la que cae un rayo de luz durante 4 segundos: cada segundo quema a los enemigos y cura con el tiempo a los aliados que están dentro.</w:t>
             </w:r>
           </w:p>
         </w:tc>
@@ -11615,7 +11615,7 @@
                 <w:sz w:val="20"/>
                 <w:szCs w:val="20"/>
               </w:rPr>
-              <w:t>Aura amplia que aumenta todas las curaciones sobre sus aliados dentro, los cura con el tiempo y revela a los enemigos invisibles en el rango.</w:t>
+              <w:t>Aura amplia (12 m) que, cada segundo, hace que las curaciones sobre sus aliados dentro rindan un 15 % más, los cura 0.5 × su daño mágico y revela a los enemigos invisibles en el rango (los ven aunque sigan invisibles; al salir del aura vuelven a desaparecer).</w:t>
             </w:r>
           </w:p>
         </w:tc>
@@ -11663,7 +11663,7 @@
                 <w:sz w:val="20"/>
                 <w:szCs w:val="20"/>
               </w:rPr>
-              <w:t>Oleada de fuego en cono amplio que quema a los enemigos y sana a los aliados. Los aliados que ataquen a un enemigo afectado por ese fuego se curan.</w:t>
+              <w:t>Oleada de fuego en cono amplio (10 m, 120°) que quema a los enemigos y sana a los aliados con el tiempo. Durante 5 segundos, los aliados que ataquen a un enemigo afectado por ese fuego se curan, como con el Enemigo jurado del Paladín.</w:t>
             </w:r>
           </w:p>
         </w:tc>
@@ -13964,7 +13964,7 @@
                 <w:sz w:val="20"/>
                 <w:szCs w:val="20"/>
               </w:rPr>
-              <w:t>Vida y Orden implementadas · Luz pendiente</w:t>
+              <w:t>Vida · Luz · Orden — las tres implementadas</w:t>
             </w:r>
           </w:p>
         </w:tc>
@@ -14461,7 +14461,7 @@
                 <w:sz w:val="20"/>
                 <w:szCs w:val="20"/>
               </w:rPr>
-              <w:t>Sin definir ni implementar. Lo necesitan Faro de esperanza y el compañero Búho.</w:t>
+              <w:t>Implementado (30 de septiembre de 2026): el tag State_AlwaysVisible hace que los enemigos vean a un invisible sin sacarle la invisibilidad. Lo da el Faro de esperanza; lo puede reusar el compañero Búho.</w:t>
             </w:r>
           </w:p>
         </w:tc>

--- a/DesignDocuments/Mercenaries_Diseno_de_Clases.docx
+++ b/DesignDocuments/Mercenaries_Diseno_de_Clases.docx
@@ -3813,7 +3813,7 @@
                 <w:sz w:val="20"/>
                 <w:szCs w:val="20"/>
               </w:rPr>
-              <w:t>No implementado</w:t>
+              <w:t>Kit base implementado y probado (1 de octubre de 2026); subclases pendientes</w:t>
             </w:r>
           </w:p>
         </w:tc>
@@ -3958,7 +3958,7 @@
                 <w:sz w:val="20"/>
                 <w:szCs w:val="20"/>
               </w:rPr>
-              <w:t>Regenera vida fuera de combate. Además, al bajar del 30 % de vida regenera hasta un 80 % de su vida máxima a lo largo de un corto periodo.</w:t>
+              <w:t>Regenera vida fuera de combate: tras 3 segundos sin recibir daño, cada segundo recupera un 5 % de la vida que le falta (mucho cuando está al borde, poco cuando está casi lleno). Además, al bajar del 30 % de vida recupera un 80 % de su vida máxima repartido en 5 curaciones durante 5 segundos, para que todavía se lo pueda matar; vuelve a estar disponible al minuto.</w:t>
             </w:r>
           </w:p>
         </w:tc>
@@ -4006,7 +4006,7 @@
                 <w:sz w:val="20"/>
                 <w:szCs w:val="20"/>
               </w:rPr>
-              <w:t>Ataques moderados a velocidad moderada.</w:t>
+              <w:t>Combo alternado de dos tajos de espada en un cono muy amplio (180°, 2 m): de derecha a izquierda y de izquierda a derecha.</w:t>
             </w:r>
           </w:p>
         </w:tc>
@@ -4070,7 +4070,7 @@
                 <w:sz w:val="20"/>
                 <w:szCs w:val="20"/>
               </w:rPr>
-              <w:t>”: si el ataque era melee, el atacante queda aturdido un corto periodo; si era a distancia, solo se mitiga el daño por completo.</w:t>
+              <w:t>”: si el ataque era melee, el atacante queda aturdido un corto periodo; si era a distancia, solo se mitiga el daño por completo. La ventana del parry son los primeros 0.3 segundos al levantar el escudo, y el parry no gasta energía. El escudo sube y baja siguiendo la mira.</w:t>
             </w:r>
           </w:p>
         </w:tc>
@@ -4118,7 +4118,7 @@
                 <w:sz w:val="20"/>
                 <w:szCs w:val="20"/>
               </w:rPr>
-              <w:t>Alterna entre postura defensiva (recibe menos daño) y ofensiva (hace más daño, sin el beneficio anterior). Empieza en defensiva. Tiene 0.5 s de tiempo de reutilización, solo para que no se pueda alternar a golpe de clic.</w:t>
+              <w:t>Alterna entre postura defensiva (+2 de armadura) y ofensiva (+2 de ataque, sin el beneficio anterior); nunca tiene las dos a la vez. Empieza en defensiva y conserva la postura al morir. Tiene 1 s de tiempo de reutilización, solo para que no se pueda alternar a golpe de clic. El ícono del botón muestra la postura actual.</w:t>
             </w:r>
           </w:p>
         </w:tc>
@@ -4175,7 +4175,7 @@
                 <w:sz w:val="20"/>
                 <w:szCs w:val="20"/>
               </w:rPr>
-              <w:t xml:space="preserve"> hacia adelante. En postura defensiva aturde al primer objetivo impactado unos instantes; en ofensiva avanza con la espada y atraviesa a los enemigos.</w:t>
+              <w:t xml:space="preserve"> hacia adelante. En postura defensiva aturde al primer objetivo impactado unos instantes; en ofensiva avanza con la espada y atraviesa a los enemigos. La carga defensiva se puede usar con el escudo levantado, sin bajarlo.</w:t>
             </w:r>
           </w:p>
         </w:tc>
@@ -4423,7 +4423,7 @@
                 <w:sz w:val="20"/>
                 <w:szCs w:val="20"/>
               </w:rPr>
-              <w:t>Selecciona una zona y salta hacia ella haciendo daño al impactar. Clava una bandera que genera un aura temporal: daña a los enemigos y da daño y defensa aumentados a los aliados.</w:t>
+              <w:t>Selecciona una zona y se teletransporta a ella (con una animación de salto, no un salto físico) haciendo daño al llegar. Clava una bandera que genera un aura temporal: daña a los enemigos y da daño y defensa aumentados a los aliados.</w:t>
             </w:r>
           </w:p>
         </w:tc>
@@ -4700,7 +4700,7 @@
           <w:i/>
           <w:iCs/>
         </w:rPr>
-        <w:t xml:space="preserve">Su postura defensiva cambia a un escudo más grande: el bloqueo pierde menos resistencia, devuelve al atacante melee un porcentaje del daño bloqueado, y el </w:t>
+        <w:t xml:space="preserve">Su postura defensiva cambia a un escudo más grande: da +3 de armadura en lugar de +2, tiene el doble de energía para bloquear, devuelve al atacante melee un porcentaje del daño bloqueado, y el </w:t>
       </w:r>
       <w:proofErr w:type="spellStart"/>
       <w:r>
@@ -4888,7 +4888,7 @@
                 <w:sz w:val="20"/>
                 <w:szCs w:val="20"/>
               </w:rPr>
-              <w:t>Cuanta menos vida tiene, más resistente al daño es y menos le afectan los aturdimientos.</w:t>
+              <w:t>Cuanta menos vida tiene, más resistente al daño es y menos le afectan los aturdimientos: crece con la vida que le falta y llega al máximo (30 % de resistencia al daño y al control) a la mitad de la vida.</w:t>
             </w:r>
           </w:p>
         </w:tc>
@@ -13672,7 +13672,7 @@
                 <w:sz w:val="20"/>
                 <w:szCs w:val="20"/>
               </w:rPr>
-              <w:t>Pendiente</w:t>
+              <w:t>Kit base implementado</w:t>
             </w:r>
           </w:p>
         </w:tc>
@@ -13692,7 +13692,7 @@
                 <w:sz w:val="20"/>
                 <w:szCs w:val="20"/>
               </w:rPr>
-              <w:t>Pendientes</w:t>
+              <w:t>Comandante · Maestro de batalla · Guardián — pendientes</w:t>
             </w:r>
           </w:p>
         </w:tc>

--- a/DesignDocuments/Mercenaries_Diseno_de_Clases.docx
+++ b/DesignDocuments/Mercenaries_Diseno_de_Clases.docx
@@ -3813,7 +3813,7 @@
                 <w:sz w:val="20"/>
                 <w:szCs w:val="20"/>
               </w:rPr>
-              <w:t>Kit base implementado y probado (1 de octubre de 2026); subclases pendientes</w:t>
+              <w:t xml:space="preserve">Kit base implementado y probado; Maestro de batalla implementado y probado (1 de octubre de 2026); Comandante y Guardián pendientes</w:t>
             </w:r>
           </w:p>
         </w:tc>
@@ -4451,7 +4451,7 @@
           <w:i/>
           <w:iCs/>
         </w:rPr>
-        <w:t>Su postura ofensiva cambia el arma a un mandoble, con ataques en arco. Su “Apuntado” pasa a ser un ataque cargado de hasta 3 etapas.</w:t>
+        <w:t xml:space="preserve">Lleva siempre el mandoble equipado. En postura ofensiva lo toma a dos manos y se cuelga el escudo a la espalda: su “Disparo” pasa a ser un tajo de mandoble y su “Apuntado” un ataque cargado de hasta 3 etapas. En postura defensiva vuelve a tomar el escudo y usa el mandoble a una mano, con el kit base del Guerrero. Sus estadísticas: 200 de vida, 10 de ataque y el resto como el Guerrero.</w:t>
       </w:r>
     </w:p>
     <w:tbl>
@@ -4556,7 +4556,7 @@
                 <w:sz w:val="20"/>
                 <w:szCs w:val="20"/>
               </w:rPr>
-              <w:t>Habilidad extra — Desarme</w:t>
+              <w:t xml:space="preserve">“Disparo” (ofensiva)</w:t>
             </w:r>
           </w:p>
         </w:tc>
@@ -4576,7 +4576,7 @@
                 <w:sz w:val="20"/>
                 <w:szCs w:val="20"/>
               </w:rPr>
-              <w:t>Desarma al enemigo frente a él: no puede atacar por un corto periodo.</w:t>
+              <w:t xml:space="preserve">Un tajo de mandoble a dos manos en un cono muy amplio (180°, 2.5 m), de 1.3 × ataque.</w:t>
             </w:r>
           </w:p>
         </w:tc>
@@ -4604,6 +4604,102 @@
                 <w:sz w:val="20"/>
                 <w:szCs w:val="20"/>
               </w:rPr>
+              <w:t xml:space="preserve">“Apuntado” (ofensiva)</w:t>
+            </w:r>
+          </w:p>
+        </w:tc>
+        <w:tc>
+          <w:tcPr>
+            <w:tcW w:w="6500" w:type="dxa"/>
+            <w:tcMar>
+              <w:top w:w="60" w:type="dxa"/>
+              <w:left w:w="100" w:type="dxa"/>
+              <w:bottom w:w="60" w:type="dxa"/>
+              <w:right w:w="100" w:type="dxa"/>
+            </w:tcMar>
+          </w:tcPr>
+          <w:p>
+            <w:r>
+              <w:rPr>
+                <w:sz w:val="20"/>
+                <w:szCs w:val="20"/>
+              </w:rPr>
+              <w:t xml:space="preserve">Ataque cargado, como la Q de Sion: mientras mantiene el botón carga con el mandoble en alto y se mueve un 40 % más lento; al soltar golpea en un cono de 120° y 2.5 m. Tocar y soltar da un golpe rápido de 1.2 × ataque; a los 0.6 s sube a 2 × ataque, y a los 1.2 s a 3 × ataque que además aturde 1 segundo. Al 1.5 s se suelta solo, y si lo aturden mientras carga pierde el golpe. 3 s de tiempo de reutilización, solo en ofensiva: en defensiva el botón sigue siendo el escudo con parry.</w:t>
+            </w:r>
+          </w:p>
+        </w:tc>
+      </w:tr>
+      <w:tr>
+        <w:tblPrEx>
+          <w:tblCellMar>
+            <w:top w:w="0" w:type="dxa"/>
+            <w:bottom w:w="0" w:type="dxa"/>
+          </w:tblCellMar>
+        </w:tblPrEx>
+        <w:tc>
+          <w:tcPr>
+            <w:tcW w:w="2900" w:type="dxa"/>
+            <w:tcMar>
+              <w:top w:w="60" w:type="dxa"/>
+              <w:left w:w="100" w:type="dxa"/>
+              <w:bottom w:w="60" w:type="dxa"/>
+              <w:right w:w="100" w:type="dxa"/>
+            </w:tcMar>
+          </w:tcPr>
+          <w:p>
+            <w:r>
+              <w:rPr>
+                <w:sz w:val="20"/>
+                <w:szCs w:val="20"/>
+              </w:rPr>
+              <w:t xml:space="preserve">Habilidad extra — Desarme</w:t>
+            </w:r>
+          </w:p>
+        </w:tc>
+        <w:tc>
+          <w:tcPr>
+            <w:tcW w:w="6500" w:type="dxa"/>
+            <w:tcMar>
+              <w:top w:w="60" w:type="dxa"/>
+              <w:left w:w="100" w:type="dxa"/>
+              <w:bottom w:w="60" w:type="dxa"/>
+              <w:right w:w="100" w:type="dxa"/>
+            </w:tcMar>
+          </w:tcPr>
+          <w:p>
+            <w:r>
+              <w:rPr>
+                <w:sz w:val="20"/>
+                <w:szCs w:val="20"/>
+              </w:rPr>
+              <w:t xml:space="preserve">El enemigo frente a él (hasta 3 m) queda desarmado 2 segundos: no puede usar ninguna acción de arma (golpear con ella o lanzarla), pero sí moverse, bloquear con el escudo y usar sus habilidades de magia o de movimiento. La resistencia al control lo acorta. 25 s de tiempo de reutilización.</w:t>
+            </w:r>
+          </w:p>
+        </w:tc>
+      </w:tr>
+      <w:tr>
+        <w:tblPrEx>
+          <w:tblCellMar>
+            <w:top w:w="0" w:type="dxa"/>
+            <w:bottom w:w="0" w:type="dxa"/>
+          </w:tblCellMar>
+        </w:tblPrEx>
+        <w:tc>
+          <w:tcPr>
+            <w:tcW w:w="2900" w:type="dxa"/>
+            <w:tcMar>
+              <w:top w:w="60" w:type="dxa"/>
+              <w:left w:w="100" w:type="dxa"/>
+              <w:bottom w:w="60" w:type="dxa"/>
+              <w:right w:w="100" w:type="dxa"/>
+            </w:tcMar>
+          </w:tcPr>
+          <w:p>
+            <w:r>
+              <w:rPr>
+                <w:sz w:val="20"/>
+                <w:szCs w:val="20"/>
+              </w:rPr>
               <w:t>Pasiva extra — Punto débil</w:t>
             </w:r>
           </w:p>
@@ -4624,7 +4720,7 @@
                 <w:sz w:val="20"/>
                 <w:szCs w:val="20"/>
               </w:rPr>
-              <w:t>Al dañar a un enemigo lo marca un corto periodo; el marcado recibe daño aumentado.</w:t>
+              <w:t xml:space="preserve">Al dañar a un enemigo lo marca 3 segundos: recibe un 10 % más de daño (un 20 % durante Romper límites). Las dos marcas no se acumulan.</w:t>
             </w:r>
           </w:p>
         </w:tc>
@@ -4672,7 +4768,7 @@
                 <w:sz w:val="20"/>
                 <w:szCs w:val="20"/>
               </w:rPr>
-              <w:t>Por un tiempo es inmune al control de masas y aumenta su daño y el de Punto débil.</w:t>
+              <w:t xml:space="preserve">Durante 8 segundos es imparable (inmune al control de masas, y se limpia el que tenía), tiene un 30 % más de ataque y su Punto débil se potencia.</w:t>
             </w:r>
           </w:p>
         </w:tc>
@@ -13692,7 +13788,7 @@
                 <w:sz w:val="20"/>
                 <w:szCs w:val="20"/>
               </w:rPr>
-              <w:t>Comandante · Maestro de batalla · Guardián — pendientes</w:t>
+              <w:t xml:space="preserve">Maestro de batalla implementado · Comandante y Guardián pendientes</w:t>
             </w:r>
           </w:p>
         </w:tc>
@@ -14325,7 +14421,7 @@
                 <w:sz w:val="20"/>
                 <w:szCs w:val="20"/>
               </w:rPr>
-              <w:t>Implementado (30 de septiembre de 2026): el tag State_Disarmed bloquea el ataque básico de cualquier clase y deja las habilidades. Lo usa la Zona de verdad; lo va a reusar el Maestro de batalla del Guerrero.</w:t>
+              <w:t xml:space="preserve">Implementado (1 de octubre de 2026): el tag State_Disarmed bloquea las acciones de ARMA (golpear con ella o lanzarla) y deja el escudo, la magia y el movimiento. Cada habilidad dice qué controles la bloquean según lo que hace (ver el glosario). Lo usan la Zona de verdad y el Desarme del Maestro de batalla.</w:t>
             </w:r>
           </w:p>
         </w:tc>
@@ -14549,7 +14645,7 @@
           <w:b/>
           <w:bCs/>
         </w:rPr>
-        <w:t>Decisiones ya tomadas que antes estaban abiertas: los roles por clase (sección 1), repetir clase permitido durante el desarrollo, progresión con experiencia DE EQUIPO (pool compartido) y pasiva de fondo hasta el nivel 3 alrededor del minuto 10, la subclase se elige al llegar a ese nivel (y elegirla fuera de la base es bajo tu riesgo: un golpe cierra el menú), el Ki del Monje como mejora de sus dos botones de acción, el cambio de postura con 0.5 s de reutilización, la Zona de verdad como silencio más desarme, y el escudo de Conquista como un escudo de puntos que devuelve como vida todo lo que frena.</w:t>
+        <w:t xml:space="preserve">Decisiones ya tomadas que antes estaban abiertas: los roles por clase (sección 1), repetir clase permitido durante el desarrollo, progresión con experiencia DE EQUIPO (pool compartido) y pasiva de fondo hasta el nivel 3 alrededor del minuto 10, la subclase se elige al llegar a ese nivel (y elegirla fuera de la base es bajo tu riesgo: un golpe cierra el menú), el Ki del Monje como mejora de sus dos botones de acción, el cambio de postura con 0.5 s de reutilización, la Zona de verdad como silencio más desarme, y el escudo de Conquista como un escudo de puntos que devuelve como vida todo lo que frena, y qué control bloquea cada habilidad según lo que hace: el aturdimiento todas, el desarme las de arma, el silencio las de magia y el enraizamiento las de movimiento (las de salir de apuros, como la Comida de emergencia y la Protección divina, solo el aturdimiento).</w:t>
       </w:r>
     </w:p>
     <w:p>

--- a/DesignDocuments/Mercenaries_Diseno_de_Clases.docx
+++ b/DesignDocuments/Mercenaries_Diseno_de_Clases.docx
@@ -2676,7 +2676,7 @@
                 <w:sz w:val="20"/>
                 <w:szCs w:val="20"/>
               </w:rPr>
-              <w:t>Arroja instantáneamente una copia de su arma para ralentizar a los enemigos por un corto periodo. El arma queda en el suelo en el punto de impacto; si el jugador va hacia esa zona, se reinicia el tiempo de reutilización.</w:t>
+              <w:t xml:space="preserve">Arroja una copia de su arma para ralentizar a los enemigos por un corto periodo. El arma queda en el suelo en el punto de impacto; si el jugador va hacia esa zona, se reinicia el tiempo de reutilización. Se apunta: mantener el botón deja el arma atrás, acerca la cámara a la mira y esconde tu modelo (solo en tu pantalla); al soltar sale al instante.</w:t>
             </w:r>
           </w:p>
         </w:tc>
@@ -3813,7 +3813,7 @@
                 <w:sz w:val="20"/>
                 <w:szCs w:val="20"/>
               </w:rPr>
-              <w:t xml:space="preserve">Kit base implementado y probado; Maestro de batalla implementado y probado (1 de octubre de 2026); Comandante y Guardián pendientes</w:t>
+              <w:t xml:space="preserve">Kit base y Maestro de batalla implementados y probados; Comandante implementado, por probar (1 de octubre de 2026); Guardián pendiente</w:t>
             </w:r>
           </w:p>
         </w:tc>
@@ -4203,7 +4203,7 @@
           <w:i/>
           <w:iCs/>
         </w:rPr>
-        <w:t>Su postura ofensiva cambia el arma a una lanza, con estocadas a medio alcance. Su “Apuntado” lanza el arma y aturde a los enemigos a su paso.</w:t>
+        <w:t xml:space="preserve">Lleva siempre la lanza equipada. En postura ofensiva la toma a dos manos y se cuelga el escudo a la espalda: su “Disparo” pasa a ser una estocada y su “Apuntado” lanza la lanza. En postura defensiva vuelve a tomar el escudo y usa la lanza a una mano, con el kit base del Guerrero. Sus estadísticas: 200 de vida, 8 de ataque y el resto como el Guerrero. Es un tanque: su definitiva se carga con el daño que recibe.</w:t>
       </w:r>
     </w:p>
     <w:tbl>
@@ -4307,7 +4307,7 @@
                 <w:sz w:val="20"/>
                 <w:szCs w:val="20"/>
               </w:rPr>
-              <w:t>Habilidad extra — Voz de mando</w:t>
+              <w:t xml:space="preserve">“Disparo” (ofensiva)</w:t>
             </w:r>
           </w:p>
         </w:tc>
@@ -4327,7 +4327,7 @@
                 <w:sz w:val="20"/>
                 <w:szCs w:val="20"/>
               </w:rPr>
-              <w:t>Lanza un grito que genera un aura: aumenta velocidad de movimiento y de ataque de los aliados alrededor.</w:t>
+              <w:t xml:space="preserve">Una estocada de lanza a medio alcance (3.5 m en línea recta), de 1.2 × ataque.</w:t>
             </w:r>
           </w:p>
         </w:tc>
@@ -4355,6 +4355,102 @@
                 <w:sz w:val="20"/>
                 <w:szCs w:val="20"/>
               </w:rPr>
+              <w:t xml:space="preserve">“Apuntado” (ofensiva)</w:t>
+            </w:r>
+          </w:p>
+        </w:tc>
+        <w:tc>
+          <w:tcPr>
+            <w:tcW w:w="6500" w:type="dxa"/>
+            <w:tcMar>
+              <w:top w:w="60" w:type="dxa"/>
+              <w:left w:w="100" w:type="dxa"/>
+              <w:bottom w:w="60" w:type="dxa"/>
+              <w:right w:w="100" w:type="dxa"/>
+            </w:tcMar>
+          </w:tcPr>
+          <w:p>
+            <w:r>
+              <w:rPr>
+                <w:sz w:val="20"/>
+                <w:szCs w:val="20"/>
+              </w:rPr>
+              <w:t xml:space="preserve">Lanza la lanza: atraviesa a los enemigos y aturde 1 segundo a cada uno que toca, con 1.5 × ataque. Se apunta: mantener el botón deja el arma atrás, acerca la cámara a la mira y esconde tu modelo (solo en tu pantalla); al soltar sale al instante. 8 s de tiempo de reutilización, solo en ofensiva: en defensiva el botón sigue siendo el escudo con parry.</w:t>
+            </w:r>
+          </w:p>
+        </w:tc>
+      </w:tr>
+      <w:tr>
+        <w:tblPrEx>
+          <w:tblCellMar>
+            <w:top w:w="0" w:type="dxa"/>
+            <w:bottom w:w="0" w:type="dxa"/>
+          </w:tblCellMar>
+        </w:tblPrEx>
+        <w:tc>
+          <w:tcPr>
+            <w:tcW w:w="2900" w:type="dxa"/>
+            <w:tcMar>
+              <w:top w:w="60" w:type="dxa"/>
+              <w:left w:w="100" w:type="dxa"/>
+              <w:bottom w:w="60" w:type="dxa"/>
+              <w:right w:w="100" w:type="dxa"/>
+            </w:tcMar>
+          </w:tcPr>
+          <w:p>
+            <w:r>
+              <w:rPr>
+                <w:sz w:val="20"/>
+                <w:szCs w:val="20"/>
+              </w:rPr>
+              <w:t xml:space="preserve">Habilidad extra — Voz de mando</w:t>
+            </w:r>
+          </w:p>
+        </w:tc>
+        <w:tc>
+          <w:tcPr>
+            <w:tcW w:w="6500" w:type="dxa"/>
+            <w:tcMar>
+              <w:top w:w="60" w:type="dxa"/>
+              <w:left w:w="100" w:type="dxa"/>
+              <w:bottom w:w="60" w:type="dxa"/>
+              <w:right w:w="100" w:type="dxa"/>
+            </w:tcMar>
+          </w:tcPr>
+          <w:p>
+            <w:r>
+              <w:rPr>
+                <w:sz w:val="20"/>
+                <w:szCs w:val="20"/>
+              </w:rPr>
+              <w:t xml:space="preserve">Un grito: durante 6 segundos, él y los aliados a 8 m o menos tienen un 20 % más de velocidad de movimiento y de ataque. 20 s de tiempo de reutilización.</w:t>
+            </w:r>
+          </w:p>
+        </w:tc>
+      </w:tr>
+      <w:tr>
+        <w:tblPrEx>
+          <w:tblCellMar>
+            <w:top w:w="0" w:type="dxa"/>
+            <w:bottom w:w="0" w:type="dxa"/>
+          </w:tblCellMar>
+        </w:tblPrEx>
+        <w:tc>
+          <w:tcPr>
+            <w:tcW w:w="2900" w:type="dxa"/>
+            <w:tcMar>
+              <w:top w:w="60" w:type="dxa"/>
+              <w:left w:w="100" w:type="dxa"/>
+              <w:bottom w:w="60" w:type="dxa"/>
+              <w:right w:w="100" w:type="dxa"/>
+            </w:tcMar>
+          </w:tcPr>
+          <w:p>
+            <w:r>
+              <w:rPr>
+                <w:sz w:val="20"/>
+                <w:szCs w:val="20"/>
+              </w:rPr>
               <w:t>Pasiva extra — Inspiración de batalla</w:t>
             </w:r>
           </w:p>
@@ -4375,7 +4471,7 @@
                 <w:sz w:val="20"/>
                 <w:szCs w:val="20"/>
               </w:rPr>
-              <w:t>Los aliados a su alrededor también reciben los beneficios de la postura activa.</w:t>
+              <w:t xml:space="preserve">Su postura es un aura: él y los aliados a 8 m o menos reciben el beneficio de la postura activa (+2 de armadura en defensiva, +2 de ataque en ofensiva).</w:t>
             </w:r>
           </w:p>
         </w:tc>
@@ -4423,7 +4519,7 @@
                 <w:sz w:val="20"/>
                 <w:szCs w:val="20"/>
               </w:rPr>
-              <w:t>Selecciona una zona y se teletransporta a ella (con una animación de salto, no un salto físico) haciendo daño al llegar. Clava una bandera que genera un aura temporal: daña a los enemigos y da daño y defensa aumentados a los aliados.</w:t>
+              <w:t xml:space="preserve">Selecciona una zona a 15 m o menos y se teletransporta a ella, con una animación de salto (no es un salto físico): nunca cruza paredes. Al llegar golpea con 2 × ataque a los enemigos a 3 m y clava una bandera: durante 8 segundos, a 6 m o menos, daña a los enemigos (0.3 × ataque por segundo) y da a los aliados un 20 % más de daño y +3 de armadura.</w:t>
             </w:r>
           </w:p>
         </w:tc>
@@ -5544,7 +5640,7 @@
                 <w:sz w:val="20"/>
                 <w:szCs w:val="20"/>
               </w:rPr>
-              <w:t>Lanzamiento de daga a distancia media, abriendo una herida.</w:t>
+              <w:t xml:space="preserve">Lanzamiento de daga a distancia media, abriendo una herida. Se apunta: mantener el botón deja el arma atrás, acerca la cámara a la mira y esconde tu modelo (solo en tu pantalla); al soltar sale al instante.</w:t>
             </w:r>
           </w:p>
         </w:tc>
@@ -13788,7 +13884,7 @@
                 <w:sz w:val="20"/>
                 <w:szCs w:val="20"/>
               </w:rPr>
-              <w:t xml:space="preserve">Maestro de batalla implementado · Comandante y Guardián pendientes</w:t>
+              <w:t xml:space="preserve">Maestro de batalla implementado · Comandante implementado (por probar) · Guardián pendiente</w:t>
             </w:r>
           </w:p>
         </w:tc>
@@ -14645,7 +14741,7 @@
           <w:b/>
           <w:bCs/>
         </w:rPr>
-        <w:t xml:space="preserve">Decisiones ya tomadas que antes estaban abiertas: los roles por clase (sección 1), repetir clase permitido durante el desarrollo, progresión con experiencia DE EQUIPO (pool compartido) y pasiva de fondo hasta el nivel 3 alrededor del minuto 10, la subclase se elige al llegar a ese nivel (y elegirla fuera de la base es bajo tu riesgo: un golpe cierra el menú), el Ki del Monje como mejora de sus dos botones de acción, el cambio de postura con 0.5 s de reutilización, la Zona de verdad como silencio más desarme, y el escudo de Conquista como un escudo de puntos que devuelve como vida todo lo que frena, y qué control bloquea cada habilidad según lo que hace: el aturdimiento todas, el desarme las de arma, el silencio las de magia y el enraizamiento las de movimiento (las de salir de apuros, como la Comida de emergencia y la Protección divina, solo el aturdimiento).</w:t>
+        <w:t xml:space="preserve">Decisiones ya tomadas que antes estaban abiertas: los roles por clase (sección 1), repetir clase permitido durante el desarrollo, progresión con experiencia DE EQUIPO (pool compartido) y pasiva de fondo hasta el nivel 3 alrededor del minuto 10, la subclase se elige al llegar a ese nivel (y elegirla fuera de la base es bajo tu riesgo: un golpe cierra el menú), el Ki del Monje como mejora de sus dos botones de acción, el cambio de postura con 0.5 s de reutilización, la Zona de verdad como silencio más desarme, y el escudo de Conquista como un escudo de puntos que devuelve como vida todo lo que frena, y qué control bloquea cada habilidad según lo que hace: el aturdimiento todas, el desarme las de arma, el silencio las de magia y el enraizamiento las de movimiento (las de salir de apuros, como la Comida de emergencia y la Protección divina, solo el aturdimiento). Y los lanzamientos de arma (el hacha, las dagas, la lanza) se apuntan: mantener apunta y soltar lanza al instante; no es una carga, no pega más por mantener.</w:t>
       </w:r>
     </w:p>
     <w:p>

--- a/DesignDocuments/Mercenaries_Diseno_de_Clases.docx
+++ b/DesignDocuments/Mercenaries_Diseno_de_Clases.docx
@@ -3813,7 +3813,7 @@
                 <w:sz w:val="20"/>
                 <w:szCs w:val="20"/>
               </w:rPr>
-              <w:t xml:space="preserve">Kit base y Maestro de batalla implementados y probados; Comandante implementado, por probar (1 de octubre de 2026); Guardián pendiente</w:t>
+              <w:t xml:space="preserve">Kit base y las tres subclases (Maestro de batalla, Comandante y Guardián) implementados y probados (5 de octubre de 2026)</w:t>
             </w:r>
           </w:p>
         </w:tc>
@@ -4892,23 +4892,7 @@
           <w:i/>
           <w:iCs/>
         </w:rPr>
-        <w:t xml:space="preserve">Su postura defensiva cambia a un escudo más grande: da +3 de armadura en lugar de +2, tiene el doble de energía para bloquear, devuelve al atacante melee un porcentaje del daño bloqueado, y el </w:t>
-      </w:r>
-      <w:proofErr w:type="spellStart"/>
-      <w:r>
-        <w:rPr>
-          <w:i/>
-          <w:iCs/>
-        </w:rPr>
-        <w:t>parry</w:t>
-      </w:r>
-      <w:proofErr w:type="spellEnd"/>
-      <w:r>
-        <w:rPr>
-          <w:i/>
-          <w:iCs/>
-        </w:rPr>
-        <w:t xml:space="preserve"> puede devolver proyectiles.</w:t>
+        <w:t xml:space="preserve">El muro del equipo. Su postura defensiva da +3 de armadura en lugar de +2 y lleva un escudo más grande: la barrera es más ancha y más alta, y lo cubre a él y a los aliados detrás. Todo lo que el escudo frena de un atacante cuerpo a cuerpo se le devuelve entero como un golpe físico normal, y el parry devuelve los proyectiles hacia donde apunta, con el daño que traían. Cambiar de postura no toca la energía ni el escudo. En ofensiva usa el kit base del Guerrero. Sus estadísticas: 220 de vida, 8 de ataque, 6 de armadura (9 en defensiva) y 400 de energía. Es un tanque.</w:t>
       </w:r>
     </w:p>
     <w:tbl>
@@ -5032,7 +5016,7 @@
                 <w:sz w:val="20"/>
                 <w:szCs w:val="20"/>
               </w:rPr>
-              <w:t>Ataque hacia adelante cuyo daño escala con la vida faltante del enemigo. Si lo ejecuta, reinicia el tiempo de reutilización y recupera vida según la vida máxima del ejecutado.</w:t>
+              <w:t xml:space="preserve">Un golpe hacia adelante (cono de 60°, 2.5 m): 1 × ataque más el 15 % de la vida que le falta al enemigo, sin tope (también contra el jefe). Si lo mata, se reinicia el tiempo de reutilización y se cura el 20 % de la vida máxima del ejecutado. 12 s de tiempo de reutilización.</w:t>
             </w:r>
           </w:p>
         </w:tc>
@@ -5080,7 +5064,7 @@
                 <w:sz w:val="20"/>
                 <w:szCs w:val="20"/>
               </w:rPr>
-              <w:t>Cuanta menos vida tiene, más resistente al daño es y menos le afectan los aturdimientos: crece con la vida que le falta y llega al máximo (30 % de resistencia al daño y al control) a la mitad de la vida.</w:t>
+              <w:t xml:space="preserve">Cuanta menos vida tiene, más resistente es: 3 % de resistencia al daño y al control por cada 5 % de vida que le falta, hasta el máximo de 30 % a la mitad de la vida. Se ve en la barra de efectos con su número.</w:t>
             </w:r>
           </w:p>
         </w:tc>
@@ -5128,7 +5112,7 @@
                 <w:sz w:val="20"/>
                 <w:szCs w:val="20"/>
               </w:rPr>
-              <w:t>Aumenta de tamaño, recibe un escudo igual a su vida máxima y es inmune a todo control de masas.</w:t>
+              <w:t xml:space="preserve">Durante 8 segundos crece ×1.5, es imparable (inmune al control de masas) y recibe un escudo igual a su vida máxima (lo que sobre se pierde al terminar). Sus golpes cuerpo a cuerpo llegan ×1.5 más lejos y su cámara sube y se aleja para acompañarlo.</w:t>
             </w:r>
           </w:p>
         </w:tc>
@@ -13864,7 +13848,7 @@
                 <w:sz w:val="20"/>
                 <w:szCs w:val="20"/>
               </w:rPr>
-              <w:t>Kit base implementado</w:t>
+              <w:t xml:space="preserve">Implementada</w:t>
             </w:r>
           </w:p>
         </w:tc>
@@ -13884,7 +13868,7 @@
                 <w:sz w:val="20"/>
                 <w:szCs w:val="20"/>
               </w:rPr>
-              <w:t xml:space="preserve">Maestro de batalla implementado · Comandante implementado (por probar) · Guardián pendiente</w:t>
+              <w:t xml:space="preserve">Maestro de batalla · Comandante · Guardián — las tres implementadas</w:t>
             </w:r>
           </w:p>
         </w:tc>
@@ -14741,7 +14725,7 @@
           <w:b/>
           <w:bCs/>
         </w:rPr>
-        <w:t xml:space="preserve">Decisiones ya tomadas que antes estaban abiertas: los roles por clase (sección 1), repetir clase permitido durante el desarrollo, progresión con experiencia DE EQUIPO (pool compartido) y pasiva de fondo hasta el nivel 3 alrededor del minuto 10, la subclase se elige al llegar a ese nivel (y elegirla fuera de la base es bajo tu riesgo: un golpe cierra el menú), el Ki del Monje como mejora de sus dos botones de acción, el cambio de postura con 0.5 s de reutilización, la Zona de verdad como silencio más desarme, y el escudo de Conquista como un escudo de puntos que devuelve como vida todo lo que frena, y qué control bloquea cada habilidad según lo que hace: el aturdimiento todas, el desarme las de arma, el silencio las de magia y el enraizamiento las de movimiento (las de salir de apuros, como la Comida de emergencia y la Protección divina, solo el aturdimiento). Y los lanzamientos de arma (el hacha, las dagas, la lanza) se apuntan: mantener apunta y soltar lanza al instante; no es una carga, no pega más por mantener.</w:t>
+        <w:t xml:space="preserve">Decisiones ya tomadas que antes estaban abiertas: los roles por clase (sección 1), repetir clase permitido durante el desarrollo, progresión con experiencia DE EQUIPO (pool compartido) y pasiva de fondo hasta el nivel 3 alrededor del minuto 10, la subclase se elige al llegar a ese nivel (y elegirla fuera de la base es bajo tu riesgo: un golpe cierra el menú), el Ki del Monje como mejora de sus dos botones de acción, el cambio de postura con 0.5 s de reutilización, la Zona de verdad como silencio más desarme, y el escudo de Conquista como un escudo de puntos que devuelve como vida todo lo que frena, y qué control bloquea cada habilidad según lo que hace: el aturdimiento todas, el desarme las de arma, el silencio las de magia y el enraizamiento las de movimiento (las de salir de apuros, como la Comida de emergencia y la Protección divina, solo el aturdimiento). Y los lanzamientos de arma (el hacha, las dagas, la lanza) se apuntan: mantener apunta y soltar lanza al instante; no es una carga, no pega más por mantener. Y los escudos (Paladín, Guerrero y más adelante el Monje) cargan la definitiva con 1 segundo por cada golpe que frenan: cuenta la cantidad de golpes, no el daño.</w:t>
       </w:r>
     </w:p>
     <w:p>

--- a/DesignDocuments/Mercenaries_Diseno_de_Clases.docx
+++ b/DesignDocuments/Mercenaries_Diseno_de_Clases.docx
@@ -5016,7 +5016,7 @@
                 <w:sz w:val="20"/>
                 <w:szCs w:val="20"/>
               </w:rPr>
-              <w:t xml:space="preserve">Un golpe hacia adelante (cono de 60°, 2.5 m): 1 × ataque más el 15 % de la vida que le falta al enemigo, sin tope (también contra el jefe). Si lo mata, se reinicia el tiempo de reutilización y se cura el 20 % de la vida máxima del ejecutado. 12 s de tiempo de reutilización.</w:t>
+              <w:t xml:space="preserve">Un golpe hacia adelante (cono de 90°, 2.5 m): 1 × ataque más el 15 % de la vida que le falta al enemigo, sin tope (también contra el jefe). Si lo mata, se reinicia el tiempo de reutilización y se cura el 20 % de la vida máxima del ejecutado. 12 s de tiempo de reutilización.</w:t>
             </w:r>
           </w:p>
         </w:tc>

--- a/DesignDocuments/Mercenaries_Diseno_de_Clases.docx
+++ b/DesignDocuments/Mercenaries_Diseno_de_Clases.docx
@@ -14401,39 +14401,7 @@
                 <w:sz w:val="20"/>
                 <w:szCs w:val="20"/>
               </w:rPr>
-              <w:t xml:space="preserve">Resuelto a medias. El Ángel vengador usa </w:t>
-            </w:r>
-            <w:r>
-              <w:rPr>
-                <w:b/>
-                <w:bCs/>
-                <w:sz w:val="20"/>
-                <w:szCs w:val="20"/>
-              </w:rPr>
-              <w:t>Caída de pluma</w:t>
-            </w:r>
-            <w:r>
-              <w:rPr>
-                <w:sz w:val="20"/>
-                <w:szCs w:val="20"/>
-              </w:rPr>
-              <w:t xml:space="preserve">, que ya está implementada: cae lento y puede volver a impulsarse en el aire, como un aleteo. Eso NO es volar libremente — falta definir el vuelo con control vertical sostenido que piden el Mago y la Muerte silenciosa del </w:t>
-            </w:r>
-            <w:proofErr w:type="spellStart"/>
-            <w:r>
-              <w:rPr>
-                <w:sz w:val="20"/>
-                <w:szCs w:val="20"/>
-              </w:rPr>
-              <w:t>Shinobi</w:t>
-            </w:r>
-            <w:proofErr w:type="spellEnd"/>
-            <w:r>
-              <w:rPr>
-                <w:sz w:val="20"/>
-                <w:szCs w:val="20"/>
-              </w:rPr>
-              <w:t>.</w:t>
+              <w:t xml:space="preserve">Implementado (6 de octubre de 2026). Al activarlo despega con un impulso hacia arriba y, mientras dure, vuela sin gravedad: WASD lo mueve hacia donde mira la cámara (más rápido si solo va hacia adelante), Espacio sube y Ctrl baja (Ctrl ya no ataca). No aterriza aunque toque el piso, y la altura la limita el techo del mapa. Quieto en el aire va cayendo despacio: para mantenerse arriba hay que moverse. Recibir daño o quedar enraizado termina el vuelo, y entonces cae lento; aturdido en pleno vuelo también cae lento. Lo usarán el Mago y quizá la Muerte silenciosa del Shinobi.</w:t>
             </w:r>
           </w:p>
         </w:tc>
@@ -14549,7 +14517,7 @@
                 <w:sz w:val="20"/>
                 <w:szCs w:val="20"/>
               </w:rPr>
-              <w:t>Repeler / lanzar hacia atrás</w:t>
+              <w:t xml:space="preserve">Repeler / atraer</w:t>
             </w:r>
           </w:p>
         </w:tc>
@@ -14569,7 +14537,7 @@
                 <w:sz w:val="20"/>
                 <w:szCs w:val="20"/>
               </w:rPr>
-              <w:t>Sin definir ni implementar. Lo necesitan Trampa explosiva y Patada del viento.</w:t>
+              <w:t xml:space="preserve">Implementado (6 de octubre de 2026). Cualquier efecto puede empujar al que lo recibe: lejos de quien lo aplica, hacia él (se detiene antes de llegar) o hacia donde mira quien lo aplica. Es control: a un imparable no lo mueve y la resistencia al control acorta la distancia. El escudo no lo frena, porque el escudo solo mitiga daño. El empujado conserva parte de su control (60 %) para corregir, salvo que esté aturdido o enraizado. Lo usarán la Patada del viento del Monje y la Trampa explosiva del Explorador (a la trampa le falta empujar desde ella y no desde quien la puso).</w:t>
             </w:r>
           </w:p>
         </w:tc>
@@ -14725,7 +14693,7 @@
           <w:b/>
           <w:bCs/>
         </w:rPr>
-        <w:t xml:space="preserve">Decisiones ya tomadas que antes estaban abiertas: los roles por clase (sección 1), repetir clase permitido durante el desarrollo, progresión con experiencia DE EQUIPO (pool compartido) y pasiva de fondo hasta el nivel 3 alrededor del minuto 10, la subclase se elige al llegar a ese nivel (y elegirla fuera de la base es bajo tu riesgo: un golpe cierra el menú), el Ki del Monje como mejora de sus dos botones de acción, el cambio de postura con 0.5 s de reutilización, la Zona de verdad como silencio más desarme, y el escudo de Conquista como un escudo de puntos que devuelve como vida todo lo que frena, y qué control bloquea cada habilidad según lo que hace: el aturdimiento todas, el desarme las de arma, el silencio las de magia y el enraizamiento las de movimiento (las de salir de apuros, como la Comida de emergencia y la Protección divina, solo el aturdimiento). Y los lanzamientos de arma (el hacha, las dagas, la lanza) se apuntan: mantener apunta y soltar lanza al instante; no es una carga, no pega más por mantener. Y los escudos (Paladín, Guerrero y más adelante el Monje) cargan la definitiva con 1 segundo por cada golpe que frenan: cuenta la cantidad de golpes, no el daño.</w:t>
+        <w:t xml:space="preserve">Decisiones ya tomadas que antes estaban abiertas: los roles por clase (sección 1), repetir clase permitido durante el desarrollo, progresión con experiencia DE EQUIPO (pool compartido) y pasiva de fondo hasta el nivel 3 alrededor del minuto 10, la subclase se elige al llegar a ese nivel (y elegirla fuera de la base es bajo tu riesgo: un golpe cierra el menú), el Ki del Monje como mejora de sus dos botones de acción, el cambio de postura con 0.5 s de reutilización, la Zona de verdad como silencio más desarme, y el escudo de Conquista como un escudo de puntos que devuelve como vida todo lo que frena, y qué control bloquea cada habilidad según lo que hace: el aturdimiento todas, el desarme las de arma, el silencio las de magia y el enraizamiento las de movimiento (las de salir de apuros, como la Comida de emergencia y la Protección divina, solo el aturdimiento). Y los lanzamientos de arma (el hacha, las dagas, la lanza) se apuntan: mantener apunta y soltar lanza al instante; no es una carga, no pega más por mantener. Y los escudos (Paladín, Guerrero y más adelante el Monje) cargan la definitiva con 1 segundo por cada golpe que frenan: cuenta la cantidad de golpes, no el daño. Y el repeler es control (no mueve a un imparable y lo acorta la resistencia al control; el escudo no lo frena), y el vuelo libre se termina al recibir daño o un enraizamiento.</w:t>
       </w:r>
     </w:p>
     <w:p>

--- a/DesignDocuments/Mercenaries_Diseno_de_Clases.docx
+++ b/DesignDocuments/Mercenaries_Diseno_de_Clases.docx
@@ -7163,6 +7163,15 @@
                 <w:szCs w:val="20"/>
               </w:rPr>
               <w:t>Vuela hacia adelante una gran distancia, dañando al primer enemigo impactado. Con Ki (Patada del dragón): más velocidad de vuelo y aturde al primer impactado.</w:t>
+            </w:r>
+          </w:p>
+          <w:p>
+            <w:r>
+              <w:rPr>
+                <w:sz w:val="20"/>
+                <w:szCs w:val="20"/>
+              </w:rPr>
+              <w:t xml:space="preserve">Mientras vuela, izquierda y derecha la corren de costado sin girarla, y sale con el ángulo vertical de la mira, como el dash: apuntando arriba alcanza a los enemigos en el aire. Volver a apretar el botón la corta.</w:t>
             </w:r>
           </w:p>
         </w:tc>

--- a/DesignDocuments/Mercenaries_Diseno_de_Clases.docx
+++ b/DesignDocuments/Mercenaries_Diseno_de_Clases.docx
@@ -5335,7 +5335,7 @@
                 <w:sz w:val="20"/>
                 <w:szCs w:val="20"/>
               </w:rPr>
-              <w:t>Clase melee de daño físico enfocada en daño explosivo y juego sucio.</w:t>
+              <w:t xml:space="preserve">Clase melee de daño físico enfocada en daño explosivo y juego sucio. Se pega a las paredes: en el aire, yendo contra una, queda pegado un momento, resbala y se suelta; Espacio salta hacia afuera (hasta 30° hacia donde mira). Los saltos se encadenan sin límite, pero no vuelve a la misma pared sin tocar el piso.</w:t>
             </w:r>
           </w:p>
         </w:tc>
@@ -5913,23 +5913,7 @@
                 <w:sz w:val="20"/>
                 <w:szCs w:val="20"/>
               </w:rPr>
-              <w:t xml:space="preserve">Se vuelve invisible para los enemigos y aumenta mucho su velocidad de movimiento. Su primer ataque contra un objetivo es un crítico asegurado. Si usa el </w:t>
-            </w:r>
-            <w:proofErr w:type="spellStart"/>
-            <w:r>
-              <w:rPr>
-                <w:sz w:val="20"/>
-                <w:szCs w:val="20"/>
-              </w:rPr>
-              <w:t>dash</w:t>
-            </w:r>
-            <w:proofErr w:type="spellEnd"/>
-            <w:r>
-              <w:rPr>
-                <w:sz w:val="20"/>
-                <w:szCs w:val="20"/>
-              </w:rPr>
-              <w:t>, solo afecta al primer enemigo impactado.</w:t>
+              <w:t xml:space="preserve">Se vuelve invisible para los enemigos y aumenta mucho su velocidad de movimiento. Su primer ataque contra un objetivo es un crítico asegurado. Si usa el dash, solo afecta al primer enemigo impactado. Al salir de la invisibilidad tiene 6 segundos: si mata algo en ese tiempo, la Emboscada vuelve a estar lista (un reinicio por salida; un buff con su ícono marca la ventana).</w:t>
             </w:r>
           </w:p>
         </w:tc>
@@ -5977,7 +5961,7 @@
                 <w:sz w:val="20"/>
                 <w:szCs w:val="20"/>
               </w:rPr>
-              <w:t>El primer ataque contra un enemigo tras un tiempo largo hace el doble de daño, con reutilización entre ataques. Se acumula con Ataque furtivo.</w:t>
+              <w:t xml:space="preserve">El primer ataque contra un enemigo tras un tiempo largo hace el doble de daño, con reutilización entre ataques. Se acumula con Ataque furtivo. Estando invisible, sus esperas corren el triple de rápido: esconderse prepara el próximo crítico mejorado.</w:t>
             </w:r>
           </w:p>
         </w:tc>
@@ -6761,7 +6745,7 @@
                 <w:sz w:val="20"/>
                 <w:szCs w:val="20"/>
               </w:rPr>
-              <w:t>Clase melee de daño físico enfocada en el daño constante y los puntos de combo.</w:t>
+              <w:t xml:space="preserve">Clase melee de daño físico enfocada en el daño constante y los puntos de combo. Corre por las paredes: en el aire, yendo contra una, avanza a lo largo bajando de a poco hasta el piso, y salta hacia afuera (hasta 30° hacia donde mira).</w:t>
             </w:r>
           </w:p>
         </w:tc>
@@ -6809,7 +6793,7 @@
                 <w:sz w:val="20"/>
                 <w:szCs w:val="20"/>
               </w:rPr>
-              <w:t>No implementado</w:t>
+              <w:t>Implementado: base y las tres subclases (8 de octubre de 2026)</w:t>
             </w:r>
           </w:p>
         </w:tc>
@@ -6954,7 +6938,7 @@
                 <w:sz w:val="20"/>
                 <w:szCs w:val="20"/>
               </w:rPr>
-              <w:t>Cada golpe que impacta incrementa su velocidad de ataque y de movimiento, hasta un límite.</w:t>
+              <w:t xml:space="preserve">Cada golpe que impacta suma una acumulación (hasta 4, 8 s): cada una da 5 % de velocidad de ataque y de movimiento. Algunas habilidades GASTAN las acumulaciones: sin ellas, lo que escala no se aplica; con más, hace más.</w:t>
             </w:r>
           </w:p>
         </w:tc>
@@ -7050,7 +7034,7 @@
                 <w:sz w:val="20"/>
                 <w:szCs w:val="20"/>
               </w:rPr>
-              <w:t>Bloquea ataques entrantes frente a él; solo evita parte del daño y gasta energía por ataque bloqueado.</w:t>
+              <w:t xml:space="preserve">Bloquea ataques entrantes frente a él; solo evita parte del daño y gasta energía por ataque bloqueado. Levantarlo cuesta 5 de energía, y con 5 o menos no se levanta (como todos los escudos).</w:t>
             </w:r>
           </w:p>
         </w:tc>
@@ -7098,23 +7082,7 @@
                 <w:sz w:val="20"/>
                 <w:szCs w:val="20"/>
               </w:rPr>
-              <w:t xml:space="preserve">Contador de hasta 3 cargas que se recarga con el tiempo. Al activarlo gasta una y </w:t>
-            </w:r>
-            <w:r>
-              <w:rPr>
-                <w:b/>
-                <w:bCs/>
-                <w:sz w:val="20"/>
-                <w:szCs w:val="20"/>
-              </w:rPr>
-              <w:t>mejora sus dos botones de acción</w:t>
-            </w:r>
-            <w:r>
-              <w:rPr>
-                <w:sz w:val="20"/>
-                <w:szCs w:val="20"/>
-              </w:rPr>
-              <w:t>: el “Disparo” pasa a Ráfaga de golpes (por un corto periodo la velocidad de ataque sube al límite y cada ataque hace 2 golpes extra) y el “Apuntado” pasa a Defensa paciente (por un tiempo corto bloquea automáticamente todos los ataques en todas las direcciones).</w:t>
+              <w:t xml:space="preserve">2 cargas que se recargan con el tiempo. Al activarlo, su PRÓXIMA acción sale con Ki: el “Disparo” pasa a Ráfaga de golpes (gana las 4 acumulaciones de Artes marciales de una y lanza 4 golpes), el “Apuntado” pasa a Defensa paciente (por un tiempo corto bloquea desde todas las direcciones sin mantener el botón, y puede atacar a la vez) y la Patada voladora pasa a Patada del dragón.</w:t>
             </w:r>
           </w:p>
         </w:tc>
@@ -7199,7 +7167,7 @@
           <w:i/>
           <w:iCs/>
         </w:rPr>
-        <w:t>Obtiene 4 orbes que sobrevuelan a su alrededor; cada vez que ataca, los orbes atacan a alcance medio con daño mágico extra.</w:t>
+        <w:t xml:space="preserve">Cada puñetazo lanza además un orbe mágico: un proyectil recto que pega a alcance medio con daño mágico. Su fuego es rojo intenso.</w:t>
       </w:r>
     </w:p>
     <w:tbl>
@@ -7323,7 +7291,7 @@
                 <w:sz w:val="20"/>
                 <w:szCs w:val="20"/>
               </w:rPr>
-              <w:t>Exhala un cono amplio de fuego que daña y prende en llamas por un corto periodo. Con Ki (Aliento de dragón rojo): se puede mantener e incendia la zona; los enemigos que la pisen se prenden.</w:t>
+              <w:t xml:space="preserve">Exhala un cono amplio de fuego que daña y prende en llamas por un corto periodo. Con Ki (Aliento de dragón rojo): fuego sostenido durante 3 segundos, un golpe por segundo; se puede mover y el cono sigue la mira. Cada golpe deja zonas de fuego que rellenan el cono: duran 5 segundos y le suman una quemadura por segundo (hasta 5) a quien las pisa.</w:t>
             </w:r>
           </w:p>
         </w:tc>
@@ -7371,7 +7339,7 @@
                 <w:sz w:val="20"/>
                 <w:szCs w:val="20"/>
               </w:rPr>
-              <w:t>Las habilidades de Ki reciben mejora elemental. Ráfaga aturdidora: cada golpe aturde brevemente (una vez cada poco por enemigo) y consume acumulaciones de Artes marciales, alargando el aturdimiento por acumulación. Defensa de agua: los primeros segundos de Defensa paciente convierten el daño entrante en curación. Patada del viento: la Patada del dragón atraviesa, repele y aturde.</w:t>
+              <w:t xml:space="preserve">Las habilidades de Ki reciben mejora elemental. Ráfaga aturdidora: gasta las acumulaciones de Artes marciales (y le vuelven las 4 de la Ráfaga); cada golpe aturde 0.5 s por acumulación gastada (sin acumulaciones no aturde; con 4, 2 s). Defensa de agua: los primeros 2 segundos de Defensa paciente convierten el daño recibido en curación (relanzarla la renueva, no se suma). Patada del viento: la Patada del dragón atraviesa, repele y aturde a todos los que toca.</w:t>
             </w:r>
           </w:p>
         </w:tc>
@@ -7419,23 +7387,7 @@
                 <w:sz w:val="20"/>
                 <w:szCs w:val="20"/>
               </w:rPr>
-              <w:t xml:space="preserve">Por un corto periodo es resistente al daño y todas sus habilidades consumen </w:t>
-            </w:r>
-            <w:proofErr w:type="spellStart"/>
-            <w:r>
-              <w:rPr>
-                <w:sz w:val="20"/>
-                <w:szCs w:val="20"/>
-              </w:rPr>
-              <w:t>ki</w:t>
-            </w:r>
-            <w:proofErr w:type="spellEnd"/>
-            <w:r>
-              <w:rPr>
-                <w:sz w:val="20"/>
-                <w:szCs w:val="20"/>
-              </w:rPr>
-              <w:t xml:space="preserve"> infinito.</w:t>
+              <w:t xml:space="preserve">Por un corto periodo (6 s) resiste el 30 % del daño, y todo lo que lleva Ki sale con Ki sin gastarlo.</w:t>
             </w:r>
           </w:p>
         </w:tc>
@@ -7463,24 +7415,7 @@
           <w:i/>
           <w:iCs/>
         </w:rPr>
-        <w:lastRenderedPageBreak/>
-        <w:t xml:space="preserve">Recibe una </w:t>
-      </w:r>
-      <w:proofErr w:type="spellStart"/>
-      <w:r>
-        <w:rPr>
-          <w:i/>
-          <w:iCs/>
-        </w:rPr>
-        <w:t>katana</w:t>
-      </w:r>
-      <w:proofErr w:type="spellEnd"/>
-      <w:r>
-        <w:rPr>
-          <w:i/>
-          <w:iCs/>
-        </w:rPr>
-        <w:t>: más alcance y ataques en arco. Todos sus ataques generan heridas.</w:t>
+        <w:t xml:space="preserve">Recibe una katana: más alcance y ataques en arco. Su ataque básico y sus patadas abren heridas (las del Pícaro, hasta 10).</w:t>
       </w:r>
     </w:p>
     <w:tbl>
@@ -7604,7 +7539,7 @@
                 <w:sz w:val="20"/>
                 <w:szCs w:val="20"/>
               </w:rPr>
-              <w:t>Ataque en área a su alrededor que abre heridas. Con Ki (Cortes devastadores): realiza un Corte giratorio por cada acumulación de Artes marciales, curándose por cada una y consumiéndolas todas.</w:t>
+              <w:t xml:space="preserve">Ataque en área a su alrededor que abre heridas. Con Ki (Cortes devastadores): 1 corte más uno por cada acumulación de Artes marciales; con acumulaciones, cada corte lo cura tanto como su ataque (con las de antes de gastarlas). Sin acumulaciones, un solo corte y no se cura. Al terminar las gasta.</w:t>
             </w:r>
           </w:p>
         </w:tc>
@@ -7652,7 +7587,7 @@
                 <w:sz w:val="20"/>
                 <w:szCs w:val="20"/>
               </w:rPr>
-              <w:t>Las acumulaciones de Artes marciales también aumentan el daño, y su “Apuntado” devuelve un golpe de daño reducido a melee.</w:t>
+              <w:t xml:space="preserve">Cada acumulación de Artes marciales también le suma ataque. Y su bloqueo hiere: cada golpe que frena (también a distancia y en el parry) le abre una herida al atacante.</w:t>
             </w:r>
           </w:p>
         </w:tc>
@@ -7700,7 +7635,7 @@
                 <w:sz w:val="20"/>
                 <w:szCs w:val="20"/>
               </w:rPr>
-              <w:t>Apunta un rectángulo, viaja hasta su final atacando a todos los enemigos en la trayectoria, haciendo daño y abriendo heridas. Por un corto periodo, un enemigo que baje al 5 % de vida muere al instante.</w:t>
+              <w:t xml:space="preserve">Mantener muestra en el piso la franja que va a recorrer (se corta en la primera pared) y marca con un contorno a los enemigos que alcanzará; al soltar la recorre golpeándolos a todos y abriéndoles una herida por acumulación. Por un corto periodo, un enemigo marcado que baje al 5 % de vida muere al instante, y la baja es del Samurái.</w:t>
             </w:r>
           </w:p>
         </w:tc>
@@ -7737,23 +7672,7 @@
           <w:i/>
           <w:iCs/>
         </w:rPr>
-        <w:t xml:space="preserve">Recibe 2 </w:t>
-      </w:r>
-      <w:proofErr w:type="spellStart"/>
-      <w:r>
-        <w:rPr>
-          <w:i/>
-          <w:iCs/>
-        </w:rPr>
-        <w:t>kunais</w:t>
-      </w:r>
-      <w:proofErr w:type="spellEnd"/>
-      <w:r>
-        <w:rPr>
-          <w:i/>
-          <w:iCs/>
-        </w:rPr>
-        <w:t>: su ataque principal pasa a medio alcance arrojándolos, y el bloqueo de “Apuntado” esquiva los ataques a distancia.</w:t>
+        <w:t xml:space="preserve">Recibe 2 kunais: su ataque principal pasa a lanzarlos a alcance medio, y hacen crítico por la espalda. Su bloqueo esquiva los ataques a distancia: los proyectiles lo atraviesan sin dañarlo (el cuerpo a cuerpo se frena como siempre).</w:t>
       </w:r>
     </w:p>
     <w:tbl>
@@ -7877,23 +7796,7 @@
                 <w:sz w:val="20"/>
                 <w:szCs w:val="20"/>
               </w:rPr>
-              <w:t xml:space="preserve">Se vuelve invisible y aumenta mucho su velocidad de movimiento; el siguiente ataque que acierte es crítico. Dos cargas. Con Ki (Paso de las sombras): además se </w:t>
-            </w:r>
-            <w:proofErr w:type="spellStart"/>
-            <w:r>
-              <w:rPr>
-                <w:sz w:val="20"/>
-                <w:szCs w:val="20"/>
-              </w:rPr>
-              <w:t>teletransporta</w:t>
-            </w:r>
-            <w:proofErr w:type="spellEnd"/>
-            <w:r>
-              <w:rPr>
-                <w:sz w:val="20"/>
-                <w:szCs w:val="20"/>
-              </w:rPr>
-              <w:t xml:space="preserve"> al lugar objetivo.</w:t>
+              <w:t xml:space="preserve">Se vuelve invisible y aumenta mucho su velocidad de movimiento; el siguiente ataque que acierte es crítico. Dos cargas. Suelta humo al ocultarse y en cada salto mientras está oculto. Con Ki (Paso de las sombras): además se teletransporta, al doble de alcance que el Destello del Clérigo; mirando una pared aparece contra ella, si cabe, y queda enganchado.</w:t>
             </w:r>
           </w:p>
         </w:tc>
@@ -7941,7 +7844,7 @@
                 <w:sz w:val="20"/>
                 <w:szCs w:val="20"/>
               </w:rPr>
-              <w:t>Las habilidades aumentadas con Ki consumen las cargas de Artes marciales para hacer daño según un porcentaje de la vida faltante del objetivo.</w:t>
+              <w:t xml:space="preserve">Las habilidades con Ki que golpean (el primer kunai de la Ráfaga y la Patada del dragón) gastan las acumulaciones de Artes marciales para hacer daño extra: 5 % de la vida faltante del objetivo por acumulación (hasta 20 %).</w:t>
             </w:r>
           </w:p>
         </w:tc>
@@ -7989,7 +7892,7 @@
                 <w:sz w:val="20"/>
                 <w:szCs w:val="20"/>
               </w:rPr>
-              <w:t>Selecciona a un enemigo, se vuelve inalcanzable, vuela hacia él y le hace daño según su vida faltante. Si hay otro enemigo cerca, salta hacia él, y así sucesivamente.</w:t>
+              <w:t xml:space="preserve">Selecciona a un enemigo, aparece a su espalda y le hace su daño más el 30 % de su vida faltante. Se queda medio segundo y salta al siguiente enemigo cercano (primero jugadores, el que más vida perdió), una vez a cada uno, hasta que no quede ninguno. Nadie le puede hacer daño mientras dura.</w:t>
             </w:r>
           </w:p>
         </w:tc>
@@ -11848,7 +11751,7 @@
                 <w:sz w:val="20"/>
                 <w:szCs w:val="20"/>
               </w:rPr>
-              <w:t>Oleada de fuego en cono amplio (10 m, 120°) que quema a los enemigos y sana a los aliados con el tiempo. Durante 5 segundos, los aliados que ataquen a un enemigo afectado por ese fuego se curan, como con el Enemigo jurado del Paladín.</w:t>
+              <w:t xml:space="preserve">Oleada de fuego en cono amplio (10 m, 120°) que quema a los enemigos y sana a los aliados con el tiempo. Durante 5 segundos, los aliados que ataquen a un enemigo afectado por ese fuego se curan, como con el Enemigo jurado del Paladín. Además, rellena el cono de zonas de fuego sagrado (amarillo) que duran 5 segundos: queman a los enemigos que las pisan con una quemadura acumulable (hasta 5) y siguen curando a los aliados que están dentro.</w:t>
             </w:r>
           </w:p>
         </w:tc>
@@ -13925,7 +13828,7 @@
                 <w:sz w:val="20"/>
                 <w:szCs w:val="20"/>
               </w:rPr>
-              <w:t>Pendiente</w:t>
+              <w:t xml:space="preserve">Implementada</w:t>
             </w:r>
           </w:p>
         </w:tc>
@@ -13945,7 +13848,7 @@
                 <w:sz w:val="20"/>
                 <w:szCs w:val="20"/>
               </w:rPr>
-              <w:t>Pendientes</w:t>
+              <w:t xml:space="preserve">Maestro elemental · Samurái · Shinobi — las tres implementadas</w:t>
             </w:r>
           </w:p>
         </w:tc>
@@ -14702,7 +14605,7 @@
           <w:b/>
           <w:bCs/>
         </w:rPr>
-        <w:t xml:space="preserve">Decisiones ya tomadas que antes estaban abiertas: los roles por clase (sección 1), repetir clase permitido durante el desarrollo, progresión con experiencia DE EQUIPO (pool compartido) y pasiva de fondo hasta el nivel 3 alrededor del minuto 10, la subclase se elige al llegar a ese nivel (y elegirla fuera de la base es bajo tu riesgo: un golpe cierra el menú), el Ki del Monje como mejora de sus dos botones de acción, el cambio de postura con 0.5 s de reutilización, la Zona de verdad como silencio más desarme, y el escudo de Conquista como un escudo de puntos que devuelve como vida todo lo que frena, y qué control bloquea cada habilidad según lo que hace: el aturdimiento todas, el desarme las de arma, el silencio las de magia y el enraizamiento las de movimiento (las de salir de apuros, como la Comida de emergencia y la Protección divina, solo el aturdimiento). Y los lanzamientos de arma (el hacha, las dagas, la lanza) se apuntan: mantener apunta y soltar lanza al instante; no es una carga, no pega más por mantener. Y los escudos (Paladín, Guerrero y más adelante el Monje) cargan la definitiva con 1 segundo por cada golpe que frenan: cuenta la cantidad de golpes, no el daño. Y el repeler es control (no mueve a un imparable y lo acorta la resistencia al control; el escudo no lo frena), y el vuelo libre se termina al recibir daño o un enraizamiento.</w:t>
+        <w:t xml:space="preserve">Decisiones ya tomadas que antes estaban abiertas: los roles por clase (sección 1), repetir clase permitido durante el desarrollo, progresión con experiencia DE EQUIPO (pool compartido) y pasiva de fondo hasta el nivel 3 alrededor del minuto 10, la subclase se elige al llegar a ese nivel (y elegirla fuera de la base es bajo tu riesgo: un golpe cierra el menú), el Ki del Monje como mejora de sus dos botones de acción, el cambio de postura con 0.5 s de reutilización, la Zona de verdad como silencio más desarme, y el escudo de Conquista como un escudo de puntos que devuelve como vida todo lo que frena, y qué control bloquea cada habilidad según lo que hace: el aturdimiento todas, el desarme las de arma, el silencio las de magia y el enraizamiento las de movimiento (las de salir de apuros, como la Comida de emergencia y la Protección divina, solo el aturdimiento). Y los lanzamientos de arma (el hacha, las dagas, la lanza) se apuntan: mantener apunta y soltar lanza al instante; no es una carga, no pega más por mantener. Y los escudos (Paladín, Guerrero y más adelante el Monje) cargan la definitiva con 1 segundo por cada golpe que frenan: cuenta la cantidad de golpes, no el daño. Y el repeler es control (no mueve a un imparable y lo acorta la resistencia al control; el escudo no lo frena), y el vuelo libre se termina al recibir daño o un enraizamiento. Y desde el 8 de octubre: las habilidades que gastan acumulaciones de Artes marciales no hacen nada que escale sin ellas (y hacen más con más), el Ki tiene 2 cargas, los escudos cuestan 5 de energía al levantarse, el Pícaro y el Monje usan las paredes, y el juego se juega en español o en inglés (arranca en español; se elige en Ajustes).</w:t>
       </w:r>
     </w:p>
     <w:p>

--- a/DesignDocuments/Mercenaries_Diseno_de_Clases.docx
+++ b/DesignDocuments/Mercenaries_Diseno_de_Clases.docx
@@ -5335,7 +5335,7 @@
                 <w:sz w:val="20"/>
                 <w:szCs w:val="20"/>
               </w:rPr>
-              <w:t xml:space="preserve">Clase melee de daño físico enfocada en daño explosivo y juego sucio. Se pega a las paredes: en el aire, yendo contra una, queda pegado un momento, resbala y se suelta; Espacio salta hacia afuera (hasta 30° hacia donde mira). Los saltos se encadenan sin límite, pero no vuelve a la misma pared sin tocar el piso.</w:t>
+              <w:t xml:space="preserve">Clase melee de daño físico enfocada en daño explosivo y juego sucio. Se pega a las paredes: en el aire, yendo contra una, queda pegado un momento, resbala y se suelta; Espacio salta hacia afuera (hasta 30° hacia donde mira). Los saltos se encadenan sin límite y, después de saltar, puede volver a la misma pared; a la que se soltó sola (resbalando) no vuelve sin tocar el piso.</w:t>
             </w:r>
           </w:p>
         </w:tc>
@@ -6745,7 +6745,7 @@
                 <w:sz w:val="20"/>
                 <w:szCs w:val="20"/>
               </w:rPr>
-              <w:t xml:space="preserve">Clase melee de daño físico enfocada en el daño constante y los puntos de combo. Corre por las paredes: en el aire, yendo contra una, avanza a lo largo bajando de a poco hasta el piso, y salta hacia afuera (hasta 30° hacia donde mira).</w:t>
+              <w:t xml:space="preserve">Clase melee de daño físico enfocada en el daño constante y los puntos de combo. Corre por las paredes: en el aire, yendo contra una, avanza a lo largo bajando de a poco hasta el piso, y salta hacia afuera (hasta 30° hacia donde mira). Después de saltar puede volver a la misma pared.</w:t>
             </w:r>
           </w:p>
         </w:tc>
@@ -7339,7 +7339,7 @@
                 <w:sz w:val="20"/>
                 <w:szCs w:val="20"/>
               </w:rPr>
-              <w:t xml:space="preserve">Las habilidades de Ki reciben mejora elemental. Ráfaga aturdidora: gasta las acumulaciones de Artes marciales (y le vuelven las 4 de la Ráfaga); cada golpe aturde 0.5 s por acumulación gastada (sin acumulaciones no aturde; con 4, 2 s). Defensa de agua: los primeros 2 segundos de Defensa paciente convierten el daño recibido en curación (relanzarla la renueva, no se suma). Patada del viento: la Patada del dragón atraviesa, repele y aturde a todos los que toca.</w:t>
+              <w:t xml:space="preserve">Las habilidades de Ki reciben mejora elemental. Ráfaga aturdidora: gasta las acumulaciones de Artes marciales (y le vuelven las 4 de la Ráfaga); cada golpe aturde 0.5 s por acumulación gastada (sin acumulaciones no aturde; con 4, 2 s). Cada golpe puede aturdir a un enemigo distinto, pero al mismo solo una vez cada 2 s, así la Paz mental no lo deja aturdido para siempre. Defensa de agua: los primeros 2 segundos de Defensa paciente convierten el daño recibido en curación (relanzarla la renueva, no se suma). Patada del viento: la Patada del dragón atraviesa, repele y aturde a todos los que toca.</w:t>
             </w:r>
           </w:p>
         </w:tc>
@@ -7844,7 +7844,7 @@
                 <w:sz w:val="20"/>
                 <w:szCs w:val="20"/>
               </w:rPr>
-              <w:t xml:space="preserve">Las habilidades con Ki que golpean (el primer kunai de la Ráfaga y la Patada del dragón) gastan las acumulaciones de Artes marciales para hacer daño extra: 5 % de la vida faltante del objetivo por acumulación (hasta 20 %).</w:t>
+              <w:t xml:space="preserve">Las habilidades con Ki que golpean (los 4 kunais de la Ráfaga y la Patada del dragón) gastan las acumulaciones de Artes marciales para hacer daño extra: 5 % de la vida faltante del objetivo por acumulación (hasta 20 %). Cada kunai puede hacerlo sobre un enemigo distinto; al mismo, una vez cada 2 s.</w:t>
             </w:r>
           </w:p>
         </w:tc>
@@ -9145,7 +9145,7 @@
                 <w:sz w:val="20"/>
                 <w:szCs w:val="20"/>
               </w:rPr>
-              <w:t>Habilidad extra</w:t>
+              <w:t xml:space="preserve">Habilidad extra — Espada mágica</w:t>
             </w:r>
           </w:p>
         </w:tc>
@@ -9165,7 +9165,7 @@
                 <w:sz w:val="20"/>
                 <w:szCs w:val="20"/>
               </w:rPr>
-              <w:t>SIN DEFINIR — ver preguntas abiertas.</w:t>
+              <w:t xml:space="preserve">Por un tiempo sus ataques hacen daño mágico. Sin ella, la espada solo hace daño físico.</w:t>
             </w:r>
           </w:p>
         </w:tc>
@@ -9532,7 +9532,7 @@
                 <w:sz w:val="20"/>
                 <w:szCs w:val="20"/>
               </w:rPr>
-              <w:t>No implementado</w:t>
+              <w:t>Kit base implementado (13 de octubre de 2026). Subclases pendientes; la próxima es el Maestro de bestias con su Lobo.</w:t>
             </w:r>
           </w:p>
         </w:tc>
@@ -9657,7 +9657,7 @@
                 <w:sz w:val="20"/>
                 <w:szCs w:val="20"/>
               </w:rPr>
-              <w:t>Pasiva — Marca del cazador</w:t>
+              <w:t xml:space="preserve">Pasiva — Marca del cazador</w:t>
             </w:r>
           </w:p>
         </w:tc>
@@ -9677,7 +9677,7 @@
                 <w:sz w:val="20"/>
                 <w:szCs w:val="20"/>
               </w:rPr>
-              <w:t>Cada impacto marca la posición del enemigo, volviéndolo visible para el jugador y sus aliados incluso a través de paredes, y haciéndole daño adicional por un corto periodo.</w:t>
+              <w:t xml:space="preserve">Cada impacto marca al enemigo 4 s: recibe un 10 % más de daño, y el Explorador y sus aliados ven su silueta a través de las paredes (el equipo del marcado y el tercer equipo no).</w:t>
             </w:r>
           </w:p>
         </w:tc>
@@ -9705,7 +9705,7 @@
                 <w:sz w:val="20"/>
                 <w:szCs w:val="20"/>
               </w:rPr>
-              <w:t>“Disparo”</w:t>
+              <w:t xml:space="preserve">“Disparo”</w:t>
             </w:r>
           </w:p>
         </w:tc>
@@ -9725,7 +9725,7 @@
                 <w:sz w:val="20"/>
                 <w:szCs w:val="20"/>
               </w:rPr>
-              <w:t>Carga el arco en 3 fases. Cada fase aumenta daño, distancia y velocidad del proyectil, y hace zoom hasta un límite.</w:t>
+              <w:t xml:space="preserve">Mantener carga el arco en 3 fases (al instante, a los 0.5 s y a 1 s): ×1, ×1.6 y ×2.4 del ataque, cada vez más rápida, y la cámara se acerca un poco más en cada una. La flecha vuela recta hacia la mira lo que alcanza su fase (24, 44 o 70 m) y después cae hasta chocar con algo. Mientras tensa ve la curva de la flecha y dónde caería, y camina más lento.</w:t>
             </w:r>
           </w:p>
         </w:tc>
@@ -9753,7 +9753,7 @@
                 <w:sz w:val="20"/>
                 <w:szCs w:val="20"/>
               </w:rPr>
-              <w:t>“Apuntado”</w:t>
+              <w:t xml:space="preserve">“Apuntado”</w:t>
             </w:r>
           </w:p>
         </w:tc>
@@ -9773,7 +9773,7 @@
                 <w:sz w:val="20"/>
                 <w:szCs w:val="20"/>
               </w:rPr>
-              <w:t>Ataca rápidamente con sus espadas cortas en un arco corto, con daño moderado.</w:t>
+              <w:t xml:space="preserve">Un corte rápido en arco corto con la espada corta, con daño moderado. La espada va colgada a la espalda y solo sale a la mano para cortar.</w:t>
             </w:r>
           </w:p>
         </w:tc>
@@ -9801,7 +9801,7 @@
                 <w:sz w:val="20"/>
                 <w:szCs w:val="20"/>
               </w:rPr>
-              <w:t>Habilidad principal — Ataque rápido</w:t>
+              <w:t xml:space="preserve">Habilidad principal — Ataque rápido</w:t>
             </w:r>
           </w:p>
         </w:tc>
@@ -9821,7 +9821,7 @@
                 <w:sz w:val="20"/>
                 <w:szCs w:val="20"/>
               </w:rPr>
-              <w:t>Los siguientes 3 ataques salen en su fase máxima de carga y su velocidad de ataque aumenta considerablemente.</w:t>
+              <w:t xml:space="preserve">Los siguientes 3 disparos salen al instante con la carga completa (apretar dispara, sin tensar), y durante 6 s ataca bastante más rápido. 12 s de reutilización.</w:t>
             </w:r>
           </w:p>
         </w:tc>
@@ -9849,7 +9849,7 @@
                 <w:sz w:val="20"/>
                 <w:szCs w:val="20"/>
               </w:rPr>
-              <w:t>Habilidad de movimiento — Retirada</w:t>
+              <w:t xml:space="preserve">Habilidad de movimiento — Retirada</w:t>
             </w:r>
           </w:p>
         </w:tc>
@@ -9869,7 +9869,7 @@
                 <w:sz w:val="20"/>
                 <w:szCs w:val="20"/>
               </w:rPr>
-              <w:t>Salta hacia atrás, haciendo daño en una zona reducida en el punto de salida y ralentizando a los alcanzados.</w:t>
+              <w:t xml:space="preserve">Salta hacia atrás sin darse vuelta; donde estaba, daña y ralentiza a los que tenía encima. En el aire se puede pegar a una pared, como el Pícaro. 7 s de reutilización.</w:t>
             </w:r>
           </w:p>
         </w:tc>
@@ -13944,7 +13944,7 @@
                 <w:sz w:val="20"/>
                 <w:szCs w:val="20"/>
               </w:rPr>
-              <w:t>Explorador</w:t>
+              <w:t xml:space="preserve">Explorador</w:t>
             </w:r>
           </w:p>
         </w:tc>
@@ -13964,7 +13964,7 @@
                 <w:sz w:val="20"/>
                 <w:szCs w:val="20"/>
               </w:rPr>
-              <w:t>Pendiente</w:t>
+              <w:t xml:space="preserve">Kit base implementado</w:t>
             </w:r>
           </w:p>
         </w:tc>
@@ -13984,7 +13984,7 @@
                 <w:sz w:val="20"/>
                 <w:szCs w:val="20"/>
               </w:rPr>
-              <w:t>Pendientes</w:t>
+              <w:t xml:space="preserve">Pendientes (sigue el Maestro de bestias)</w:t>
             </w:r>
           </w:p>
         </w:tc>
@@ -14205,7 +14205,7 @@
                 <w:sz w:val="20"/>
                 <w:szCs w:val="20"/>
               </w:rPr>
-              <w:t>1</w:t>
+              <w:t xml:space="preserve">1</w:t>
             </w:r>
           </w:p>
         </w:tc>
@@ -14225,7 +14225,7 @@
                 <w:sz w:val="20"/>
                 <w:szCs w:val="20"/>
               </w:rPr>
-              <w:t>Filo danzante (Mago) — Habilidad extra</w:t>
+              <w:t xml:space="preserve">Filo danzante (Mago) — Habilidad extra</w:t>
             </w:r>
           </w:p>
         </w:tc>
@@ -14245,7 +14245,7 @@
                 <w:sz w:val="20"/>
                 <w:szCs w:val="20"/>
               </w:rPr>
-              <w:t>SIN DEFINIR. Es la única ranura vacía del documento.</w:t>
+              <w:t xml:space="preserve">Decidido (13 de octubre de 2026): Espada mágica. Por un tiempo sus ataques hacen daño mágico; sin ella, la espada solo hace daño físico.</w:t>
             </w:r>
           </w:p>
         </w:tc>
@@ -14605,7 +14605,7 @@
           <w:b/>
           <w:bCs/>
         </w:rPr>
-        <w:t xml:space="preserve">Decisiones ya tomadas que antes estaban abiertas: los roles por clase (sección 1), repetir clase permitido durante el desarrollo, progresión con experiencia DE EQUIPO (pool compartido) y pasiva de fondo hasta el nivel 3 alrededor del minuto 10, la subclase se elige al llegar a ese nivel (y elegirla fuera de la base es bajo tu riesgo: un golpe cierra el menú), el Ki del Monje como mejora de sus dos botones de acción, el cambio de postura con 0.5 s de reutilización, la Zona de verdad como silencio más desarme, y el escudo de Conquista como un escudo de puntos que devuelve como vida todo lo que frena, y qué control bloquea cada habilidad según lo que hace: el aturdimiento todas, el desarme las de arma, el silencio las de magia y el enraizamiento las de movimiento (las de salir de apuros, como la Comida de emergencia y la Protección divina, solo el aturdimiento). Y los lanzamientos de arma (el hacha, las dagas, la lanza) se apuntan: mantener apunta y soltar lanza al instante; no es una carga, no pega más por mantener. Y los escudos (Paladín, Guerrero y más adelante el Monje) cargan la definitiva con 1 segundo por cada golpe que frenan: cuenta la cantidad de golpes, no el daño. Y el repeler es control (no mueve a un imparable y lo acorta la resistencia al control; el escudo no lo frena), y el vuelo libre se termina al recibir daño o un enraizamiento. Y desde el 8 de octubre: las habilidades que gastan acumulaciones de Artes marciales no hacen nada que escale sin ellas (y hacen más con más), el Ki tiene 2 cargas, los escudos cuestan 5 de energía al levantarse, el Pícaro y el Monje usan las paredes, y el juego se juega en español o en inglés (arranca en español; se elige en Ajustes).</w:t>
+        <w:t xml:space="preserve">Decisiones ya tomadas que antes estaban abiertas: los roles por clase (sección 1), repetir clase permitido durante el desarrollo, progresión con experiencia DE EQUIPO (pool compartido) y pasiva de fondo hasta el nivel 3 alrededor del minuto 10, la subclase se elige al llegar a ese nivel (y elegirla fuera de la base es bajo tu riesgo: un golpe cierra el menú), el Ki del Monje como mejora de sus dos botones de acción, el cambio de postura con 0.5 s de reutilización, la Zona de verdad como silencio más desarme, y el escudo de Conquista como un escudo de puntos que devuelve como vida todo lo que frena, y qué control bloquea cada habilidad según lo que hace: el aturdimiento todas, el desarme las de arma, el silencio las de magia y el enraizamiento las de movimiento (las de salir de apuros, como la Comida de emergencia y la Protección divina, solo el aturdimiento). Y los lanzamientos de arma (el hacha, las dagas, la lanza) se apuntan: mantener apunta y soltar lanza al instante; no es una carga, no pega más por mantener. Y los escudos (Paladín, Guerrero y más adelante el Monje) cargan la definitiva con 1 segundo por cada golpe que frenan: cuenta la cantidad de golpes, no el daño. Y el repeler es control (no mueve a un imparable y lo acorta la resistencia al control; el escudo no lo frena), y el vuelo libre se termina al recibir daño o un enraizamiento. Y desde el 8 de octubre: las habilidades que gastan acumulaciones de Artes marciales no hacen nada que escale sin ellas (y hacen más con más), el Ki tiene 2 cargas, los escudos cuestan 5 de energía al levantarse, el Pícaro y el Monje usan las paredes, y el juego se juega en español o en inglés (arranca en español; se elige en Ajustes). Y desde el 13 de octubre: después de saltar de una pared se puede volver a la misma; las ráfagas con Ki aplican lo suyo con cada golpe, pero al mismo enemigo una vez cada 2 s; las flechas del Explorador van exactas a la mira hasta el alcance de su fase y después caen; y la extra del Filo danzante es la Espada mágica.</w:t>
       </w:r>
     </w:p>
     <w:p>

--- a/DesignDocuments/Mercenaries_Diseno_de_Clases.docx
+++ b/DesignDocuments/Mercenaries_Diseno_de_Clases.docx
@@ -9512,7 +9512,7 @@
                 <w:sz w:val="20"/>
                 <w:szCs w:val="20"/>
               </w:rPr>
-              <w:t>Estado</w:t>
+              <w:t xml:space="preserve">Estado</w:t>
             </w:r>
           </w:p>
         </w:tc>
@@ -9532,7 +9532,7 @@
                 <w:sz w:val="20"/>
                 <w:szCs w:val="20"/>
               </w:rPr>
-              <w:t>Kit base implementado (13 de octubre de 2026). Subclases pendientes; la próxima es el Maestro de bestias con su Lobo.</w:t>
+              <w:t xml:space="preserve">Kit base implementado (13 de octubre de 2026). Maestro de bestias: los tres compañeros implementados (14 de octubre), falta probarlos y la definitiva Ira primal. Cazador y Trampero pendientes.</w:t>
             </w:r>
           </w:p>
         </w:tc>
@@ -10177,7 +10177,7 @@
           <w:i/>
           <w:iCs/>
         </w:rPr>
-        <w:t>Obtiene un compañero animal (inicialmente un Lobo) que corre a atacar y abrir heridas al objetivo del jugador. Puede ser eliminado y reaparece tras un tiempo.</w:t>
+        <w:t xml:space="preserve">Obtiene un compañero animal que pelea a su lado: Lobo, Oso o Búho (se elige con la rueda). Cada uno ataca solo, cada tantos segundos, al enemigo más cercano dentro de su rango, medido desde el Explorador (Lobo 20 m, Oso 12 m, Búho 30 m; primero los jugadores). Cuando el Explorador le pega a alguien, el compañero corre al doble de velocidad a atacarlo aunque esté fuera de su rango, y se queda con él mientras siga cerca; también defiende al Explorador del que le pega. No ataca a invisibles, salvo el Búho, que los busca primero. Todos abren heridas, y su daño cuenta como del Explorador (escala con su ataque y la baja es suya). Lobo y Oso van por el piso: saltan entre pisos si el camino da mucha vuelta y vuelven junto al Explorador si quedan lejos o trabados; el Búho aparece junto al objetivo para picotear y vuelve. Vida: Lobo 50 % de la del Explorador, Oso 150 %, Búho indestructible. Si uno muere vuelve tras un tiempo (Lobo 10 s, Oso 15 s); mientras, se puede sacar otro.</w:t>
       </w:r>
     </w:p>
     <w:tbl>
@@ -10282,7 +10282,7 @@
                 <w:sz w:val="20"/>
                 <w:szCs w:val="20"/>
               </w:rPr>
-              <w:t>Habilidad extra — Cambio de compañero</w:t>
+              <w:t xml:space="preserve">Habilidad extra — Cambio de compañero</w:t>
             </w:r>
           </w:p>
         </w:tc>
@@ -10302,7 +10302,7 @@
                 <w:sz w:val="20"/>
                 <w:szCs w:val="20"/>
               </w:rPr>
-              <w:t>Menú de selección. Búho: indestructible, ataca además al enemigo más cercano aunque esté invisible, poniéndole una Marca del cazador de doble daño · Lobo: cuando muere un enemigo que atacó recientemente, ruge y aumenta el daño de los aliados cercanos (acumulable) · Oso: cada impacto suyo aturde brevemente.</w:t>
+              <w:t xml:space="preserve">La rueda (E) elige el compañero; el botón muestra al activo y el HUD a los tres, con lo que le falta al que murió. Lobo: mordida rápida que abre dos heridas; si muere un enemigo que mordió hace poco, aúlla y da +5 % de ataque a los aliados cercanos (hasta 3 veces). Oso: zarpazo lento y fuerte que aturde un instante (al mismo enemigo, una vez cada 2 s); va delante del Explorador y los fantasmas lo prefieren. Búho: indestructible; su picotazo pone una Marca del cazador doble (+20 %) y revela al enemigo 4 s, y caza primero a los invisibles.</w:t>
             </w:r>
           </w:p>
         </w:tc>
@@ -10330,7 +10330,7 @@
                 <w:sz w:val="20"/>
                 <w:szCs w:val="20"/>
               </w:rPr>
-              <w:t>Pasiva extra — Presencia bestial</w:t>
+              <w:t xml:space="preserve">Pasiva extra — Presencia bestial</w:t>
             </w:r>
           </w:p>
         </w:tc>
@@ -10350,7 +10350,7 @@
                 <w:sz w:val="20"/>
                 <w:szCs w:val="20"/>
               </w:rPr>
-              <w:t>Según el compañero activo, el jugador y sus aliados reciben un beneficio. Búho: velocidad de ataque · Lobo: velocidad de movimiento · Oso: resistencia al daño.</w:t>
+              <w:t xml:space="preserve">La dan el compañero y el Explorador, a 8 m alrededor de cada uno, sin sumarse. Lobo: +10 % de velocidad de movimiento · Oso: +10 % de resistencia al daño · Búho: ataques más rápidos (×0.9 entre ataques).</w:t>
             </w:r>
           </w:p>
         </w:tc>
@@ -10378,7 +10378,7 @@
                 <w:sz w:val="20"/>
                 <w:szCs w:val="20"/>
               </w:rPr>
-              <w:t>Definitiva — Ira primal</w:t>
+              <w:t xml:space="preserve">Definitiva — Ira primal</w:t>
             </w:r>
           </w:p>
         </w:tc>
@@ -10398,7 +10398,7 @@
                 <w:sz w:val="20"/>
                 <w:szCs w:val="20"/>
               </w:rPr>
-              <w:t>Invoca a los 3 compañeros por un corto periodo, aumentando sus beneficios pasivos y su propia velocidad de ataque.</w:t>
+              <w:t xml:space="preserve">Invoca a los 3 compañeros por un corto periodo, aumentando sus beneficios pasivos y su propia velocidad de ataque. Pendiente.</w:t>
             </w:r>
           </w:p>
         </w:tc>
@@ -13984,7 +13984,7 @@
                 <w:sz w:val="20"/>
                 <w:szCs w:val="20"/>
               </w:rPr>
-              <w:t xml:space="preserve">Pendientes (sigue el Maestro de bestias)</w:t>
+              <w:t xml:space="preserve">Maestro de bestias: compañeros implementados (falta la Ira primal); Cazador y Trampero pendientes</w:t>
             </w:r>
           </w:p>
         </w:tc>
@@ -14605,7 +14605,7 @@
           <w:b/>
           <w:bCs/>
         </w:rPr>
-        <w:t xml:space="preserve">Decisiones ya tomadas que antes estaban abiertas: los roles por clase (sección 1), repetir clase permitido durante el desarrollo, progresión con experiencia DE EQUIPO (pool compartido) y pasiva de fondo hasta el nivel 3 alrededor del minuto 10, la subclase se elige al llegar a ese nivel (y elegirla fuera de la base es bajo tu riesgo: un golpe cierra el menú), el Ki del Monje como mejora de sus dos botones de acción, el cambio de postura con 0.5 s de reutilización, la Zona de verdad como silencio más desarme, y el escudo de Conquista como un escudo de puntos que devuelve como vida todo lo que frena, y qué control bloquea cada habilidad según lo que hace: el aturdimiento todas, el desarme las de arma, el silencio las de magia y el enraizamiento las de movimiento (las de salir de apuros, como la Comida de emergencia y la Protección divina, solo el aturdimiento). Y los lanzamientos de arma (el hacha, las dagas, la lanza) se apuntan: mantener apunta y soltar lanza al instante; no es una carga, no pega más por mantener. Y los escudos (Paladín, Guerrero y más adelante el Monje) cargan la definitiva con 1 segundo por cada golpe que frenan: cuenta la cantidad de golpes, no el daño. Y el repeler es control (no mueve a un imparable y lo acorta la resistencia al control; el escudo no lo frena), y el vuelo libre se termina al recibir daño o un enraizamiento. Y desde el 8 de octubre: las habilidades que gastan acumulaciones de Artes marciales no hacen nada que escale sin ellas (y hacen más con más), el Ki tiene 2 cargas, los escudos cuestan 5 de energía al levantarse, el Pícaro y el Monje usan las paredes, y el juego se juega en español o en inglés (arranca en español; se elige en Ajustes). Y desde el 13 de octubre: después de saltar de una pared se puede volver a la misma; las ráfagas con Ki aplican lo suyo con cada golpe, pero al mismo enemigo una vez cada 2 s; las flechas del Explorador van exactas a la mira hasta el alcance de su fase y después caen; y la extra del Filo danzante es la Espada mágica.</w:t>
+        <w:t xml:space="preserve">Decisiones ya tomadas que antes estaban abiertas: los roles por clase (sección 1), repetir clase permitido durante el desarrollo, progresión con experiencia DE EQUIPO (pool compartido) y pasiva de fondo hasta el nivel 3 alrededor del minuto 10, la subclase se elige al llegar a ese nivel (y elegirla fuera de la base es bajo tu riesgo: un golpe cierra el menú), el Ki del Monje como mejora de sus dos botones de acción, el cambio de postura con 0.5 s de reutilización, la Zona de verdad como silencio más desarme, y el escudo de Conquista como un escudo de puntos que devuelve como vida todo lo que frena, y qué control bloquea cada habilidad según lo que hace: el aturdimiento todas, el desarme las de arma, el silencio las de magia y el enraizamiento las de movimiento (las de salir de apuros, como la Comida de emergencia y la Protección divina, solo el aturdimiento). Y los lanzamientos de arma (el hacha, las dagas, la lanza) se apuntan: mantener apunta y soltar lanza al instante; no es una carga, no pega más por mantener. Y los escudos (Paladín, Guerrero y más adelante el Monje) cargan la definitiva con 1 segundo por cada golpe que frenan: cuenta la cantidad de golpes, no el daño. Y el repeler es control (no mueve a un imparable y lo acorta la resistencia al control; el escudo no lo frena), y el vuelo libre se termina al recibir daño o un enraizamiento. Y desde el 8 de octubre: las habilidades que gastan acumulaciones de Artes marciales no hacen nada que escale sin ellas (y hacen más con más), el Ki tiene 2 cargas, los escudos cuestan 5 de energía al levantarse, el Pícaro y el Monje usan las paredes, y el juego se juega en español o en inglés (arranca en español; se elige en Ajustes). Y desde el 13 de octubre: después de saltar de una pared se puede volver a la misma; las ráfagas con Ki aplican lo suyo con cada golpe, pero al mismo enemigo una vez cada 2 s; las flechas del Explorador van exactas a la mira hasta el alcance de su fase y después caen; y la extra del Filo danzante es la Espada mágica. Y desde el 14 de octubre: los compañeros del Maestro de bestias atacan solos dentro de su rango y van a lo que golpea el Explorador; la Presencia bestial la dan el compañero y el Explorador, sin sumarse; los fantasmas prefieren al Oso; y todos los lanzamientos que se apuntan (el hacha, las dagas, la lanza, el Guiding Bolt) le muestran su curva al que apunta, como el arco.</w:t>
       </w:r>
     </w:p>
     <w:p>

--- a/DesignDocuments/Mercenaries_Diseno_de_Clases.docx
+++ b/DesignDocuments/Mercenaries_Diseno_de_Clases.docx
@@ -1953,7 +1953,7 @@
                 <w:sz w:val="20"/>
                 <w:szCs w:val="20"/>
               </w:rPr>
-              <w:t>Subida de nivel</w:t>
+              <w:t xml:space="preserve">Subida de nivel</w:t>
             </w:r>
           </w:p>
         </w:tc>
@@ -1973,7 +1973,7 @@
                 <w:sz w:val="20"/>
                 <w:szCs w:val="20"/>
               </w:rPr>
-              <w:t>El nivel es del EQUIPO: todo lo que gana cualquiera de los tres cae en una sola bolsa de experiencia, y de ahí sale el nivel de los tres (así cambiar de clase no cuesta progreso). Hay experiencia pasiva de fondo calibrada para que todos lleguen al nivel máximo (3) alrededor del minuto 10 hagan lo que hagan; combatir lo acelera: un fantasma vale 10, un mago 40, el jefe 175, y eliminar a un jugador enemigo 40. Al llegar al nivel 3 cada uno elige subclase (tecla V). Conviene hacerlo en la sala segura: recibir daño con el menú abierto lo cierra sin elegir.</w:t>
+              <w:t xml:space="preserve">El nivel es del EQUIPO: todo lo que gana cualquiera de los tres cae en una sola bolsa de experiencia, y de ahí sale el nivel de los tres (así cambiar de clase no cuesta progreso). Hay experiencia pasiva de fondo calibrada para que todos lleguen al nivel máximo (3) alrededor del minuto 10 hagan lo que hagan; combatir lo acelera: un fantasma vale 10, un mago 40, el jefe 175, y eliminar a un jugador enemigo 50. Al llegar al nivel 3 cada uno elige subclase (tecla V). Conviene hacerlo en la sala segura: recibir daño con el menú abierto lo cierra sin elegir.</w:t>
             </w:r>
           </w:p>
         </w:tc>
@@ -9532,7 +9532,7 @@
                 <w:sz w:val="20"/>
                 <w:szCs w:val="20"/>
               </w:rPr>
-              <w:t xml:space="preserve">Kit base implementado (13 de octubre de 2026). Maestro de bestias: los tres compañeros implementados (14 de octubre), falta probarlos y la definitiva Ira primal. Cazador y Trampero pendientes.</w:t>
+              <w:t xml:space="preserve">Kit base implementado (13 de octubre de 2026). Maestro de bestias completo: los tres compañeros (14 de octubre) y la definitiva Ira primal (15 de octubre), falta probar la Ira primal. Cazador y Trampero pendientes.</w:t>
             </w:r>
           </w:p>
         </w:tc>
@@ -10398,7 +10398,7 @@
                 <w:sz w:val="20"/>
                 <w:szCs w:val="20"/>
               </w:rPr>
-              <w:t xml:space="preserve">Invoca a los 3 compañeros por un corto periodo, aumentando sus beneficios pasivos y su propia velocidad de ataque. Pendiente.</w:t>
+              <w:t xml:space="preserve">Durante 10 s salen los tres compañeros a la vez (el elegido y los otros dos; si el elegido estaba muerto esperando, sale igual y al terminar su espera sigue donde estaba). Cada uno pelea con su comportamiento y su rango, ataca el doble de rápido, y las tres Presencias bestiales se dan a la vez y al doble. Mientras dura no se puede cambiar de compañero. Al terminar, los dos de más desaparecen y queda el elegido con la vida que tenía; los de más salen con la vida llena y, si mueren, no les empieza ninguna espera.</w:t>
             </w:r>
           </w:p>
         </w:tc>
@@ -13984,7 +13984,7 @@
                 <w:sz w:val="20"/>
                 <w:szCs w:val="20"/>
               </w:rPr>
-              <w:t xml:space="preserve">Maestro de bestias: compañeros implementados (falta la Ira primal); Cazador y Trampero pendientes</w:t>
+              <w:t xml:space="preserve">Maestro de bestias completo (falta probar la Ira primal); Cazador y Trampero pendientes</w:t>
             </w:r>
           </w:p>
         </w:tc>
@@ -14605,7 +14605,7 @@
           <w:b/>
           <w:bCs/>
         </w:rPr>
-        <w:t xml:space="preserve">Decisiones ya tomadas que antes estaban abiertas: los roles por clase (sección 1), repetir clase permitido durante el desarrollo, progresión con experiencia DE EQUIPO (pool compartido) y pasiva de fondo hasta el nivel 3 alrededor del minuto 10, la subclase se elige al llegar a ese nivel (y elegirla fuera de la base es bajo tu riesgo: un golpe cierra el menú), el Ki del Monje como mejora de sus dos botones de acción, el cambio de postura con 0.5 s de reutilización, la Zona de verdad como silencio más desarme, y el escudo de Conquista como un escudo de puntos que devuelve como vida todo lo que frena, y qué control bloquea cada habilidad según lo que hace: el aturdimiento todas, el desarme las de arma, el silencio las de magia y el enraizamiento las de movimiento (las de salir de apuros, como la Comida de emergencia y la Protección divina, solo el aturdimiento). Y los lanzamientos de arma (el hacha, las dagas, la lanza) se apuntan: mantener apunta y soltar lanza al instante; no es una carga, no pega más por mantener. Y los escudos (Paladín, Guerrero y más adelante el Monje) cargan la definitiva con 1 segundo por cada golpe que frenan: cuenta la cantidad de golpes, no el daño. Y el repeler es control (no mueve a un imparable y lo acorta la resistencia al control; el escudo no lo frena), y el vuelo libre se termina al recibir daño o un enraizamiento. Y desde el 8 de octubre: las habilidades que gastan acumulaciones de Artes marciales no hacen nada que escale sin ellas (y hacen más con más), el Ki tiene 2 cargas, los escudos cuestan 5 de energía al levantarse, el Pícaro y el Monje usan las paredes, y el juego se juega en español o en inglés (arranca en español; se elige en Ajustes). Y desde el 13 de octubre: después de saltar de una pared se puede volver a la misma; las ráfagas con Ki aplican lo suyo con cada golpe, pero al mismo enemigo una vez cada 2 s; las flechas del Explorador van exactas a la mira hasta el alcance de su fase y después caen; y la extra del Filo danzante es la Espada mágica. Y desde el 14 de octubre: los compañeros del Maestro de bestias atacan solos dentro de su rango y van a lo que golpea el Explorador; la Presencia bestial la dan el compañero y el Explorador, sin sumarse; los fantasmas prefieren al Oso; y todos los lanzamientos que se apuntan (el hacha, las dagas, la lanza, el Guiding Bolt) le muestran su curva al que apunta, como el arco.</w:t>
+        <w:t xml:space="preserve">Decisiones ya tomadas que antes estaban abiertas: los roles por clase (sección 1), repetir clase permitido durante el desarrollo, progresión con experiencia DE EQUIPO (pool compartido) y pasiva de fondo hasta el nivel 3 alrededor del minuto 10, la subclase se elige al llegar a ese nivel (y elegirla fuera de la base es bajo tu riesgo: un golpe cierra el menú), el Ki del Monje como mejora de sus dos botones de acción, el cambio de postura con 0.5 s de reutilización, la Zona de verdad como silencio más desarme, y el escudo de Conquista como un escudo de puntos que devuelve como vida todo lo que frena, y qué control bloquea cada habilidad según lo que hace: el aturdimiento todas, el desarme las de arma, el silencio las de magia y el enraizamiento las de movimiento (las de salir de apuros, como la Comida de emergencia y la Protección divina, solo el aturdimiento). Y los lanzamientos de arma (el hacha, las dagas, la lanza) se apuntan: mantener apunta y soltar lanza al instante; no es una carga, no pega más por mantener. Y los escudos (Paladín, Guerrero y más adelante el Monje) cargan la definitiva con 1 segundo por cada golpe que frenan: cuenta la cantidad de golpes, no el daño. Y el repeler es control (no mueve a un imparable y lo acorta la resistencia al control; el escudo no lo frena), y el vuelo libre se termina al recibir daño o un enraizamiento. Y desde el 8 de octubre: las habilidades que gastan acumulaciones de Artes marciales no hacen nada que escale sin ellas (y hacen más con más), el Ki tiene 2 cargas, los escudos cuestan 5 de energía al levantarse, el Pícaro y el Monje usan las paredes, y el juego se juega en español o en inglés (arranca en español; se elige en Ajustes). Y desde el 13 de octubre: después de saltar de una pared se puede volver a la misma; las ráfagas con Ki aplican lo suyo con cada golpe, pero al mismo enemigo una vez cada 2 s; las flechas del Explorador van exactas a la mira hasta el alcance de su fase y después caen; y la extra del Filo danzante es la Espada mágica. Y desde el 14 de octubre: los compañeros del Maestro de bestias atacan solos dentro de su rango y van a lo que golpea el Explorador; la Presencia bestial la dan el compañero y el Explorador, sin sumarse; los fantasmas prefieren al Oso; y todos los lanzamientos que se apuntan (el hacha, las dagas, la lanza, el Guiding Bolt) le muestran su curva al que apunta, como el arco. Y desde el 15 de octubre: la Ira primal dura 10 s, saca a los tres compañeros (también al elegido si estaba muerto), los hace atacar el doble de rápido y duplica las tres Presencias; y eliminar a un jugador enemigo da 50 de experiencia (antes 40).</w:t>
       </w:r>
     </w:p>
     <w:p>

--- a/DesignDocuments/Mercenaries_Diseno_de_Clases.docx
+++ b/DesignDocuments/Mercenaries_Diseno_de_Clases.docx
@@ -9532,7 +9532,7 @@
                 <w:sz w:val="20"/>
                 <w:szCs w:val="20"/>
               </w:rPr>
-              <w:t xml:space="preserve">Kit base implementado (13 de octubre de 2026). Maestro de bestias completo: los tres compañeros (14 de octubre) y la definitiva Ira primal (15 de octubre), falta probar la Ira primal. Cazador y Trampero pendientes.</w:t>
+              <w:t xml:space="preserve">Kit base implementado (13 de octubre de 2026). Maestro de bestias completo y probado (14-15 de octubre). Cazador completo y probado (15 de octubre). Falta el Trampero.</w:t>
             </w:r>
           </w:p>
         </w:tc>
@@ -9897,23 +9897,7 @@
           <w:i/>
           <w:iCs/>
         </w:rPr>
-        <w:t>Cambia a un arco largo: carga más lento pero hace más daño y tiene más alcance. La 3</w:t>
-      </w:r>
-      <w:proofErr w:type="gramStart"/>
-      <w:r>
-        <w:rPr>
-          <w:i/>
-          <w:iCs/>
-        </w:rPr>
-        <w:t>.ª</w:t>
-      </w:r>
-      <w:proofErr w:type="gramEnd"/>
-      <w:r>
-        <w:rPr>
-          <w:i/>
-          <w:iCs/>
-        </w:rPr>
-        <w:t xml:space="preserve"> fase pasa a tener alcance infinito.</w:t>
+        <w:t xml:space="preserve">Cambia a un arco largo: carga más lento pero pega más y llega más lejos. Las 3 fases salen al instante, a los 0.8 s y a los 1.6 s, con ×1.2, ×2 y ×3 del ataque; la flecha vuela recta 30 m, 55 m o, con la carga completa, no cae nunca (alcance infinito).</w:t>
       </w:r>
     </w:p>
     <w:tbl>
@@ -10017,7 +10001,7 @@
                 <w:sz w:val="20"/>
                 <w:szCs w:val="20"/>
               </w:rPr>
-              <w:t>Habilidad extra — Presa</w:t>
+              <w:t xml:space="preserve">Habilidad extra — Presa</w:t>
             </w:r>
           </w:p>
         </w:tc>
@@ -10037,23 +10021,7 @@
                 <w:sz w:val="20"/>
                 <w:szCs w:val="20"/>
               </w:rPr>
-              <w:t xml:space="preserve">Selecciona a un enemigo y obtiene un beneficio según su ROL. Tanque: +daño según la vida máxima del objetivo · Daño: +daño según su vida faltante · Soporte: le aplica un </w:t>
-            </w:r>
-            <w:proofErr w:type="spellStart"/>
-            <w:r>
-              <w:rPr>
-                <w:sz w:val="20"/>
-                <w:szCs w:val="20"/>
-              </w:rPr>
-              <w:t>debuff</w:t>
-            </w:r>
-            <w:proofErr w:type="spellEnd"/>
-            <w:r>
-              <w:rPr>
-                <w:sz w:val="20"/>
-                <w:szCs w:val="20"/>
-              </w:rPr>
-              <w:t xml:space="preserve"> que reduce su curación. Si lo abate, el beneficio pasa a aplicarse contra todos los enemigos por un corto periodo.</w:t>
+              <w:t xml:space="preserve">Marca 8 s al jugador enemigo de la mira (hasta 30 m; a los NPCs no) y obtiene un beneficio según su ROL. Tanque: cada golpe le hace además el 2 % de su vida máxima · Daño: el 3 % de su vida faltante · Soporte: recibe un 40 % menos de curación. Si lo abate mientras está marcado, el beneficio vale contra todos los jugadores enemigos durante 6 s. 15 s de reutilización.</w:t>
             </w:r>
           </w:p>
         </w:tc>
@@ -10081,7 +10049,7 @@
                 <w:sz w:val="20"/>
                 <w:szCs w:val="20"/>
               </w:rPr>
-              <w:t>Pasiva extra — Tácticas defensivas</w:t>
+              <w:t xml:space="preserve">Pasiva extra — Tácticas defensivas</w:t>
             </w:r>
           </w:p>
         </w:tc>
@@ -10101,7 +10069,7 @@
                 <w:sz w:val="20"/>
                 <w:szCs w:val="20"/>
               </w:rPr>
-              <w:t>Cada impacto recibido da una acumulación de velocidad de movimiento y resistencia al daño (máx. 3). Con el máximo, su siguiente Retirada lo vuelve invisible por un corto periodo.</w:t>
+              <w:t xml:space="preserve">Cada golpe recibido da una acumulación (6 s, máx. 3): +5 % de velocidad de movimiento y +5 % de resistencia al daño cada una. Con el máximo, su siguiente Retirada lo vuelve invisible 3 s y gasta las acumulaciones.</w:t>
             </w:r>
           </w:p>
         </w:tc>
@@ -10129,7 +10097,7 @@
                 <w:sz w:val="20"/>
                 <w:szCs w:val="20"/>
               </w:rPr>
-              <w:t>Definitiva — Depredador definitivo</w:t>
+              <w:t xml:space="preserve">Definitiva — Depredador definitivo</w:t>
             </w:r>
           </w:p>
         </w:tc>
@@ -10149,7 +10117,7 @@
                 <w:sz w:val="20"/>
                 <w:szCs w:val="20"/>
               </w:rPr>
-              <w:t>Marca como Presa y con Marca del cazador a todos los enemigos por un corto periodo. Cada baja alarga la duración.</w:t>
+              <w:t xml:space="preserve">Durante 8 s todos los jugadores enemigos son su Presa (cada uno según su rol), llevan la Marca del cazador y su equipo los ve a través de las paredes. Cada baja alarga la definitiva 3 s. Los NPCs no cuentan.</w:t>
             </w:r>
           </w:p>
         </w:tc>
@@ -13984,7 +13952,7 @@
                 <w:sz w:val="20"/>
                 <w:szCs w:val="20"/>
               </w:rPr>
-              <w:t xml:space="preserve">Maestro de bestias completo (falta probar la Ira primal); Cazador y Trampero pendientes</w:t>
+              <w:t xml:space="preserve">Maestro de bestias y Cazador completos y probados; falta el Trampero</w:t>
             </w:r>
           </w:p>
         </w:tc>
@@ -14605,7 +14573,7 @@
           <w:b/>
           <w:bCs/>
         </w:rPr>
-        <w:t xml:space="preserve">Decisiones ya tomadas que antes estaban abiertas: los roles por clase (sección 1), repetir clase permitido durante el desarrollo, progresión con experiencia DE EQUIPO (pool compartido) y pasiva de fondo hasta el nivel 3 alrededor del minuto 10, la subclase se elige al llegar a ese nivel (y elegirla fuera de la base es bajo tu riesgo: un golpe cierra el menú), el Ki del Monje como mejora de sus dos botones de acción, el cambio de postura con 0.5 s de reutilización, la Zona de verdad como silencio más desarme, y el escudo de Conquista como un escudo de puntos que devuelve como vida todo lo que frena, y qué control bloquea cada habilidad según lo que hace: el aturdimiento todas, el desarme las de arma, el silencio las de magia y el enraizamiento las de movimiento (las de salir de apuros, como la Comida de emergencia y la Protección divina, solo el aturdimiento). Y los lanzamientos de arma (el hacha, las dagas, la lanza) se apuntan: mantener apunta y soltar lanza al instante; no es una carga, no pega más por mantener. Y los escudos (Paladín, Guerrero y más adelante el Monje) cargan la definitiva con 1 segundo por cada golpe que frenan: cuenta la cantidad de golpes, no el daño. Y el repeler es control (no mueve a un imparable y lo acorta la resistencia al control; el escudo no lo frena), y el vuelo libre se termina al recibir daño o un enraizamiento. Y desde el 8 de octubre: las habilidades que gastan acumulaciones de Artes marciales no hacen nada que escale sin ellas (y hacen más con más), el Ki tiene 2 cargas, los escudos cuestan 5 de energía al levantarse, el Pícaro y el Monje usan las paredes, y el juego se juega en español o en inglés (arranca en español; se elige en Ajustes). Y desde el 13 de octubre: después de saltar de una pared se puede volver a la misma; las ráfagas con Ki aplican lo suyo con cada golpe, pero al mismo enemigo una vez cada 2 s; las flechas del Explorador van exactas a la mira hasta el alcance de su fase y después caen; y la extra del Filo danzante es la Espada mágica. Y desde el 14 de octubre: los compañeros del Maestro de bestias atacan solos dentro de su rango y van a lo que golpea el Explorador; la Presencia bestial la dan el compañero y el Explorador, sin sumarse; los fantasmas prefieren al Oso; y todos los lanzamientos que se apuntan (el hacha, las dagas, la lanza, el Guiding Bolt) le muestran su curva al que apunta, como el arco. Y desde el 15 de octubre: la Ira primal dura 10 s, saca a los tres compañeros (también al elegido si estaba muerto), los hace atacar el doble de rápido y duplica las tres Presencias; y eliminar a un jugador enemigo da 50 de experiencia (antes 40).</w:t>
+        <w:t xml:space="preserve">Decisiones ya tomadas que antes estaban abiertas: los roles por clase (sección 1), repetir clase permitido durante el desarrollo, progresión con experiencia DE EQUIPO (pool compartido) y pasiva de fondo hasta el nivel 3 alrededor del minuto 10, la subclase se elige al llegar a ese nivel (y elegirla fuera de la base es bajo tu riesgo: un golpe cierra el menú), el Ki del Monje como mejora de sus dos botones de acción, el cambio de postura con 0.5 s de reutilización, la Zona de verdad como silencio más desarme, y el escudo de Conquista como un escudo de puntos que devuelve como vida todo lo que frena, y qué control bloquea cada habilidad según lo que hace: el aturdimiento todas, el desarme las de arma, el silencio las de magia y el enraizamiento las de movimiento (las de salir de apuros, como la Comida de emergencia y la Protección divina, solo el aturdimiento). Y los lanzamientos de arma (el hacha, las dagas, la lanza) se apuntan: mantener apunta y soltar lanza al instante; no es una carga, no pega más por mantener. Y los escudos (Paladín, Guerrero y más adelante el Monje) cargan la definitiva con 1 segundo por cada golpe que frenan: cuenta la cantidad de golpes, no el daño. Y el repeler es control (no mueve a un imparable y lo acorta la resistencia al control; el escudo no lo frena), y el vuelo libre se termina al recibir daño o un enraizamiento. Y desde el 8 de octubre: las habilidades que gastan acumulaciones de Artes marciales no hacen nada que escale sin ellas (y hacen más con más), el Ki tiene 2 cargas, los escudos cuestan 5 de energía al levantarse, el Pícaro y el Monje usan las paredes, y el juego se juega en español o en inglés (arranca en español; se elige en Ajustes). Y desde el 13 de octubre: después de saltar de una pared se puede volver a la misma; las ráfagas con Ki aplican lo suyo con cada golpe, pero al mismo enemigo una vez cada 2 s; las flechas del Explorador van exactas a la mira hasta el alcance de su fase y después caen; y la extra del Filo danzante es la Espada mágica. Y desde el 14 de octubre: los compañeros del Maestro de bestias atacan solos dentro de su rango y van a lo que golpea el Explorador; la Presencia bestial la dan el compañero y el Explorador, sin sumarse; los fantasmas prefieren al Oso; y todos los lanzamientos que se apuntan (el hacha, las dagas, la lanza, el Guiding Bolt) le muestran su curva al que apunta, como el arco. Y desde el 15 de octubre: la Ira primal dura 10 s, saca a los tres compañeros (también al elegido si estaba muerto), los hace atacar el doble de rápido y duplica las tres Presencias; y eliminar a un jugador enemigo da 50 de experiencia (antes 40). Y el Cazador (15 de octubre): arco largo de 3 fases (0 / 0.8 / 1.6 s; ×1.2 / ×2 / ×3), la Presa y el Depredador definitivo solo para jugadores (no NPCs), Tácticas defensivas con invisibilidad de 3 s en la Retirada.</w:t>
       </w:r>
     </w:p>
     <w:p>

--- a/DesignDocuments/Mercenaries_Diseno_de_Clases.docx
+++ b/DesignDocuments/Mercenaries_Diseno_de_Clases.docx
@@ -9532,7 +9532,7 @@
                 <w:sz w:val="20"/>
                 <w:szCs w:val="20"/>
               </w:rPr>
-              <w:t xml:space="preserve">Kit base implementado (13 de octubre de 2026). Maestro de bestias completo y probado (14-15 de octubre). Cazador completo y probado (15 de octubre). Falta el Trampero.</w:t>
+              <w:t xml:space="preserve">Implementado y probado: kit base (13 de octubre de 2026), Maestro de bestias (14-15 de octubre), Cazador y Trampero (15 de octubre).</w:t>
             </w:r>
           </w:p>
         </w:tc>
@@ -10394,7 +10394,7 @@
           <w:i/>
           <w:iCs/>
         </w:rPr>
-        <w:t>Cambia las espadas cortas por una lanza: su “Apuntado” pasa a estocadas rápidas a distancia media que infligen heridas y hacen daño crítico adicional.</w:t>
+        <w:t xml:space="preserve">Cambia las espadas cortas por una lanza tribal de mano y media (la del Comandante), colgada a la espalda: su “Apuntado” pasa a una estocada en línea de 2.5 m (1.1 × ataque) que abre una herida y es CRÍTICA si el enemigo ya tiene una herida.</w:t>
       </w:r>
     </w:p>
     <w:tbl>
@@ -10498,7 +10498,7 @@
                 <w:sz w:val="20"/>
                 <w:szCs w:val="20"/>
               </w:rPr>
-              <w:t>Habilidad extra — Maestro en trampas</w:t>
+              <w:t xml:space="preserve">Habilidad extra — Maestro en trampas</w:t>
             </w:r>
           </w:p>
         </w:tc>
@@ -10518,7 +10518,7 @@
                 <w:sz w:val="20"/>
                 <w:szCs w:val="20"/>
               </w:rPr>
-              <w:t>Menú de 3 trampas, 5 cargas, desplegables a larga distancia e invisibles para los enemigos; explotan al acercarse alguien. De espinas: zona amplia que ralentiza, daña y abre heridas · De frío: tras unos segundos daña y aturde por un tiempo moderado · Explosiva: repele a todos hacia atrás e inflige mucho daño.</w:t>
+              <w:t xml:space="preserve">Rueda de 3 trampas que se ponen donde apunta la mira (hasta 25 m), en el piso o en una pared; la cámara no gira mientras se elige. Tardan 1.5 s en armarse y saltan cuando un jugador enemigo pasa a 2 m (nunca con NPCs). Invisibles para los enemigos; su equipo las ve. Duran 3 minutos, hasta 6 puestas (la séptima saca la más vieja) y 3 s entre una y otra. De espinas: zona de 5 m durante 4 s que cada segundo daña (0.3 × ataque), abre una herida y ralentiza 40 % · De frío: se escarcha 1.5 s a la vista de todos y explota en 3 m: 1 × ataque y aturde 1.5 s · Explosiva: explota en 4 m: 2 × ataque y repele 6 m desde la trampa.</w:t>
             </w:r>
           </w:p>
         </w:tc>
@@ -10546,7 +10546,7 @@
                 <w:sz w:val="20"/>
                 <w:szCs w:val="20"/>
               </w:rPr>
-              <w:t>Pasiva extra — Cazador paciente</w:t>
+              <w:t xml:space="preserve">Pasiva extra — Cazador paciente</w:t>
             </w:r>
           </w:p>
         </w:tc>
@@ -10566,7 +10566,7 @@
                 <w:sz w:val="20"/>
                 <w:szCs w:val="20"/>
               </w:rPr>
-              <w:t>Tras un tiempo sin recibir daño se vuelve invisible, aumenta su velocidad de movimiento y regenera vida lentamente. El primer ataque al salir de invisibilidad es un crítico asegurado.</w:t>
+              <w:t xml:space="preserve">Tras 4 s sin pegar ni recibir daño se vuelve invisible, gana +20 % de velocidad de movimiento y recupera el 2 % de su vida máxima por segundo. El primer golpe al salir de la invisibilidad es un crítico asegurado.</w:t>
             </w:r>
           </w:p>
         </w:tc>
@@ -10594,7 +10594,7 @@
                 <w:sz w:val="20"/>
                 <w:szCs w:val="20"/>
               </w:rPr>
-              <w:t>Definitiva — Bombas súper explosivas</w:t>
+              <w:t xml:space="preserve">Definitiva — Bombas súper explosivas</w:t>
             </w:r>
           </w:p>
         </w:tc>
@@ -10614,7 +10614,7 @@
                 <w:sz w:val="20"/>
                 <w:szCs w:val="20"/>
               </w:rPr>
-              <w:t>Lanza varias bombas de pólvora negra a una zona seleccionada, haciendo daño masivo a todos los enemigos dentro.</w:t>
+              <w:t xml:space="preserve">Selecciona una zona a hasta 30 m y en 2 s caen 6 bombas de pólvora negra en un círculo de 7 m. Cada bomba es una trampa de 60 s que explota (1.2 × ataque en 3.5 m) si la pisa un jugador enemigo o al vencerse. Cuántas caen y cómo se reparten (al azar, en anillo o rellenando el círculo) se ajusta como las zonas del Aliento de dragón.</w:t>
             </w:r>
           </w:p>
         </w:tc>
@@ -13932,7 +13932,7 @@
                 <w:sz w:val="20"/>
                 <w:szCs w:val="20"/>
               </w:rPr>
-              <w:t xml:space="preserve">Kit base implementado</w:t>
+              <w:t xml:space="preserve">Implementado</w:t>
             </w:r>
           </w:p>
         </w:tc>
@@ -13952,7 +13952,7 @@
                 <w:sz w:val="20"/>
                 <w:szCs w:val="20"/>
               </w:rPr>
-              <w:t xml:space="preserve">Maestro de bestias y Cazador completos y probados; falta el Trampero</w:t>
+              <w:t xml:space="preserve">Kit base y las tres subclases (Maestro de bestias, Cazador y Trampero) implementados y probados</w:t>
             </w:r>
           </w:p>
         </w:tc>
@@ -14377,7 +14377,7 @@
                 <w:sz w:val="20"/>
                 <w:szCs w:val="20"/>
               </w:rPr>
-              <w:t>4</w:t>
+              <w:t xml:space="preserve">4</w:t>
             </w:r>
           </w:p>
         </w:tc>
@@ -14417,7 +14417,7 @@
                 <w:sz w:val="20"/>
                 <w:szCs w:val="20"/>
               </w:rPr>
-              <w:t xml:space="preserve">Implementado (6 de octubre de 2026). Cualquier efecto puede empujar al que lo recibe: lejos de quien lo aplica, hacia él (se detiene antes de llegar) o hacia donde mira quien lo aplica. Es control: a un imparable no lo mueve y la resistencia al control acorta la distancia. El escudo no lo frena, porque el escudo solo mitiga daño. El empujado conserva parte de su control (60 %) para corregir, salvo que esté aturdido o enraizado. Lo usarán la Patada del viento del Monje y la Trampa explosiva del Explorador (a la trampa le falta empujar desde ella y no desde quien la puso).</w:t>
+              <w:t xml:space="preserve">Implementado (6 de octubre de 2026). Cualquier efecto puede empujar al que lo recibe: lejos de quien lo aplica, hacia él (se detiene antes de llegar) o hacia donde mira quien lo aplica. Es control: a un imparable no lo mueve y la resistencia al control acorta la distancia. El escudo no lo frena, porque el escudo solo mitiga daño. El empujado conserva parte de su control (60 %) para corregir, salvo que esté aturdido o enraizado. Lo usarán la Patada del viento del Monje y la Trampa explosiva del Explorador (empuja desde la trampa: la trampa lleva su propio ASC y el empuje se aplica con ella como autor).</w:t>
             </w:r>
           </w:p>
         </w:tc>
@@ -14573,7 +14573,7 @@
           <w:b/>
           <w:bCs/>
         </w:rPr>
-        <w:t xml:space="preserve">Decisiones ya tomadas que antes estaban abiertas: los roles por clase (sección 1), repetir clase permitido durante el desarrollo, progresión con experiencia DE EQUIPO (pool compartido) y pasiva de fondo hasta el nivel 3 alrededor del minuto 10, la subclase se elige al llegar a ese nivel (y elegirla fuera de la base es bajo tu riesgo: un golpe cierra el menú), el Ki del Monje como mejora de sus dos botones de acción, el cambio de postura con 0.5 s de reutilización, la Zona de verdad como silencio más desarme, y el escudo de Conquista como un escudo de puntos que devuelve como vida todo lo que frena, y qué control bloquea cada habilidad según lo que hace: el aturdimiento todas, el desarme las de arma, el silencio las de magia y el enraizamiento las de movimiento (las de salir de apuros, como la Comida de emergencia y la Protección divina, solo el aturdimiento). Y los lanzamientos de arma (el hacha, las dagas, la lanza) se apuntan: mantener apunta y soltar lanza al instante; no es una carga, no pega más por mantener. Y los escudos (Paladín, Guerrero y más adelante el Monje) cargan la definitiva con 1 segundo por cada golpe que frenan: cuenta la cantidad de golpes, no el daño. Y el repeler es control (no mueve a un imparable y lo acorta la resistencia al control; el escudo no lo frena), y el vuelo libre se termina al recibir daño o un enraizamiento. Y desde el 8 de octubre: las habilidades que gastan acumulaciones de Artes marciales no hacen nada que escale sin ellas (y hacen más con más), el Ki tiene 2 cargas, los escudos cuestan 5 de energía al levantarse, el Pícaro y el Monje usan las paredes, y el juego se juega en español o en inglés (arranca en español; se elige en Ajustes). Y desde el 13 de octubre: después de saltar de una pared se puede volver a la misma; las ráfagas con Ki aplican lo suyo con cada golpe, pero al mismo enemigo una vez cada 2 s; las flechas del Explorador van exactas a la mira hasta el alcance de su fase y después caen; y la extra del Filo danzante es la Espada mágica. Y desde el 14 de octubre: los compañeros del Maestro de bestias atacan solos dentro de su rango y van a lo que golpea el Explorador; la Presencia bestial la dan el compañero y el Explorador, sin sumarse; los fantasmas prefieren al Oso; y todos los lanzamientos que se apuntan (el hacha, las dagas, la lanza, el Guiding Bolt) le muestran su curva al que apunta, como el arco. Y desde el 15 de octubre: la Ira primal dura 10 s, saca a los tres compañeros (también al elegido si estaba muerto), los hace atacar el doble de rápido y duplica las tres Presencias; y eliminar a un jugador enemigo da 50 de experiencia (antes 40). Y el Cazador (15 de octubre): arco largo de 3 fases (0 / 0.8 / 1.6 s; ×1.2 / ×2 / ×3), la Presa y el Depredador definitivo solo para jugadores (no NPCs), Tácticas defensivas con invisibilidad de 3 s en la Retirada.</w:t>
+        <w:t xml:space="preserve">Decisiones ya tomadas que antes estaban abiertas: los roles por clase (sección 1), repetir clase permitido durante el desarrollo, progresión con experiencia DE EQUIPO (pool compartido) y pasiva de fondo hasta el nivel 3 alrededor del minuto 10, la subclase se elige al llegar a ese nivel (y elegirla fuera de la base es bajo tu riesgo: un golpe cierra el menú), el Ki del Monje como mejora de sus dos botones de acción, el cambio de postura con 0.5 s de reutilización, la Zona de verdad como silencio más desarme, y el escudo de Conquista como un escudo de puntos que devuelve como vida todo lo que frena, y qué control bloquea cada habilidad según lo que hace: el aturdimiento todas, el desarme las de arma, el silencio las de magia y el enraizamiento las de movimiento (las de salir de apuros, como la Comida de emergencia y la Protección divina, solo el aturdimiento). Y los lanzamientos de arma (el hacha, las dagas, la lanza) se apuntan: mantener apunta y soltar lanza al instante; no es una carga, no pega más por mantener. Y los escudos (Paladín, Guerrero y más adelante el Monje) cargan la definitiva con 1 segundo por cada golpe que frenan: cuenta la cantidad de golpes, no el daño. Y el repeler es control (no mueve a un imparable y lo acorta la resistencia al control; el escudo no lo frena), y el vuelo libre se termina al recibir daño o un enraizamiento. Y desde el 8 de octubre: las habilidades que gastan acumulaciones de Artes marciales no hacen nada que escale sin ellas (y hacen más con más), el Ki tiene 2 cargas, los escudos cuestan 5 de energía al levantarse, el Pícaro y el Monje usan las paredes, y el juego se juega en español o en inglés (arranca en español; se elige en Ajustes). Y desde el 13 de octubre: después de saltar de una pared se puede volver a la misma; las ráfagas con Ki aplican lo suyo con cada golpe, pero al mismo enemigo una vez cada 2 s; las flechas del Explorador van exactas a la mira hasta el alcance de su fase y después caen; y la extra del Filo danzante es la Espada mágica. Y desde el 14 de octubre: los compañeros del Maestro de bestias atacan solos dentro de su rango y van a lo que golpea el Explorador; la Presencia bestial la dan el compañero y el Explorador, sin sumarse; los fantasmas prefieren al Oso; y todos los lanzamientos que se apuntan (el hacha, las dagas, la lanza, el Guiding Bolt) le muestran su curva al que apunta, como el arco. Y desde el 15 de octubre: la Ira primal dura 10 s, saca a los tres compañeros (también al elegido si estaba muerto), los hace atacar el doble de rápido y duplica las tres Presencias; y eliminar a un jugador enemigo da 50 de experiencia (antes 40). Y el Cazador (15 de octubre): arco largo de 3 fases (0 / 0.8 / 1.6 s; ×1.2 / ×2 / ×3), la Presa y el Depredador definitivo solo para jugadores (no NPCs), Tácticas defensivas con invisibilidad de 3 s en la Retirada. Y el Trampero (15 de octubre): las trampas solo con jugadores (no NPCs), se ponen también en paredes, se arman en 1.5 s, duran 3 minutos con un máximo de 6 y 3 s entre una y otra; la estocada es crítica contra heridos; las bombas de la definitiva son trampas de 60 s que explotan al vencerse; y la rueda deja la cámara quieta mientras se elige.</w:t>
       </w:r>
     </w:p>
     <w:p>

--- a/DesignDocuments/Mercenaries_Diseno_de_Clases.docx
+++ b/DesignDocuments/Mercenaries_Diseno_de_Clases.docx
@@ -3410,7 +3410,7 @@
                 <w:sz w:val="20"/>
                 <w:szCs w:val="20"/>
               </w:rPr>
-              <w:t>Habilidad extra — Invocar tótem</w:t>
+              <w:t xml:space="preserve">Habilidad extra — Invocar tótem</w:t>
             </w:r>
           </w:p>
         </w:tc>
@@ -3430,7 +3430,7 @@
                 <w:sz w:val="20"/>
                 <w:szCs w:val="20"/>
               </w:rPr>
-              <w:t>Invoca un tótem destruible (100 de vida, con barra) que genera un aura con ventajas para los aliados cercanos. Hasta 2 a la vez. Oso: vida máxima · Águila: velocidad de movimiento · Tigre: velocidad de ataque · Lobo: daño.</w:t>
+              <w:t xml:space="preserve">Invoca un tótem destruible (100 de vida, con barra) que genera un aura con ventajas para los aliados cercanos. Hasta 2 a la vez; si el Chamán muere, desaparecen (también los de la definitiva). Oso: vida máxima · Águila: velocidad de movimiento · Tigre: velocidad de ataque · Lobo: daño.</w:t>
             </w:r>
           </w:p>
         </w:tc>
@@ -11154,7 +11154,7 @@
                 <w:sz w:val="20"/>
                 <w:szCs w:val="20"/>
               </w:rPr>
-              <w:t>Habilidad principal — Luz guía</w:t>
+              <w:t xml:space="preserve">Habilidad principal — Luz guía</w:t>
             </w:r>
           </w:p>
         </w:tc>
@@ -11174,7 +11174,7 @@
                 <w:sz w:val="20"/>
                 <w:szCs w:val="20"/>
               </w:rPr>
-              <w:t>Carga una flecha de luz que viaja a gran velocidad, dañando a todos los enemigos del camino y haciendo que reciban daño extra por un corto periodo.</w:t>
+              <w:t xml:space="preserve">Carga una flecha de luz que viaja a gran velocidad, dañando a todos los enemigos del camino y haciendo que reciban daño extra por un corto periodo. Se canaliza 1 segundo antes de salir (mientras se apunta: si se suelta antes, sale al llenarse); si la cortan, cuenta como lanzada.</w:t>
             </w:r>
           </w:p>
         </w:tc>
@@ -14573,7 +14573,7 @@
           <w:b/>
           <w:bCs/>
         </w:rPr>
-        <w:t xml:space="preserve">Decisiones ya tomadas que antes estaban abiertas: los roles por clase (sección 1), repetir clase permitido durante el desarrollo, progresión con experiencia DE EQUIPO (pool compartido) y pasiva de fondo hasta el nivel 3 alrededor del minuto 10, la subclase se elige al llegar a ese nivel (y elegirla fuera de la base es bajo tu riesgo: un golpe cierra el menú), el Ki del Monje como mejora de sus dos botones de acción, el cambio de postura con 0.5 s de reutilización, la Zona de verdad como silencio más desarme, y el escudo de Conquista como un escudo de puntos que devuelve como vida todo lo que frena, y qué control bloquea cada habilidad según lo que hace: el aturdimiento todas, el desarme las de arma, el silencio las de magia y el enraizamiento las de movimiento (las de salir de apuros, como la Comida de emergencia y la Protección divina, solo el aturdimiento). Y los lanzamientos de arma (el hacha, las dagas, la lanza) se apuntan: mantener apunta y soltar lanza al instante; no es una carga, no pega más por mantener. Y los escudos (Paladín, Guerrero y más adelante el Monje) cargan la definitiva con 1 segundo por cada golpe que frenan: cuenta la cantidad de golpes, no el daño. Y el repeler es control (no mueve a un imparable y lo acorta la resistencia al control; el escudo no lo frena), y el vuelo libre se termina al recibir daño o un enraizamiento. Y desde el 8 de octubre: las habilidades que gastan acumulaciones de Artes marciales no hacen nada que escale sin ellas (y hacen más con más), el Ki tiene 2 cargas, los escudos cuestan 5 de energía al levantarse, el Pícaro y el Monje usan las paredes, y el juego se juega en español o en inglés (arranca en español; se elige en Ajustes). Y desde el 13 de octubre: después de saltar de una pared se puede volver a la misma; las ráfagas con Ki aplican lo suyo con cada golpe, pero al mismo enemigo una vez cada 2 s; las flechas del Explorador van exactas a la mira hasta el alcance de su fase y después caen; y la extra del Filo danzante es la Espada mágica. Y desde el 14 de octubre: los compañeros del Maestro de bestias atacan solos dentro de su rango y van a lo que golpea el Explorador; la Presencia bestial la dan el compañero y el Explorador, sin sumarse; los fantasmas prefieren al Oso; y todos los lanzamientos que se apuntan (el hacha, las dagas, la lanza, el Guiding Bolt) le muestran su curva al que apunta, como el arco. Y desde el 15 de octubre: la Ira primal dura 10 s, saca a los tres compañeros (también al elegido si estaba muerto), los hace atacar el doble de rápido y duplica las tres Presencias; y eliminar a un jugador enemigo da 50 de experiencia (antes 40). Y el Cazador (15 de octubre): arco largo de 3 fases (0 / 0.8 / 1.6 s; ×1.2 / ×2 / ×3), la Presa y el Depredador definitivo solo para jugadores (no NPCs), Tácticas defensivas con invisibilidad de 3 s en la Retirada. Y el Trampero (15 de octubre): las trampas solo con jugadores (no NPCs), se ponen también en paredes, se arman en 1.5 s, duran 3 minutos con un máximo de 6 y 3 s entre una y otra; la estocada es crítica contra heridos; las bombas de la definitiva son trampas de 60 s que explotan al vencerse; y la rueda deja la cámara quieta mientras se elige.</w:t>
+        <w:t xml:space="preserve">Decisiones ya tomadas que antes estaban abiertas: los roles por clase (sección 1), repetir clase permitido durante el desarrollo, progresión con experiencia DE EQUIPO (pool compartido) y pasiva de fondo hasta el nivel 3 alrededor del minuto 10, la subclase se elige al llegar a ese nivel (y elegirla fuera de la base es bajo tu riesgo: un golpe cierra el menú), el Ki del Monje como mejora de sus dos botones de acción, el cambio de postura con 0.5 s de reutilización, la Zona de verdad como silencio más desarme, y el escudo de Conquista como un escudo de puntos que devuelve como vida todo lo que frena, y qué control bloquea cada habilidad según lo que hace: el aturdimiento todas, el desarme las de arma, el silencio las de magia y el enraizamiento las de movimiento (las de salir de apuros, como la Comida de emergencia y la Protección divina, solo el aturdimiento). Y los lanzamientos de arma (el hacha, las dagas, la lanza) se apuntan: mantener apunta y soltar lanza al instante; no es una carga, no pega más por mantener. Y los escudos (Paladín, Guerrero y más adelante el Monje) cargan la definitiva con 1 segundo por cada golpe que frenan: cuenta la cantidad de golpes, no el daño. Y el repeler es control (no mueve a un imparable y lo acorta la resistencia al control; el escudo no lo frena), y el vuelo libre se termina al recibir daño o un enraizamiento. Y desde el 8 de octubre: las habilidades que gastan acumulaciones de Artes marciales no hacen nada que escale sin ellas (y hacen más con más), el Ki tiene 2 cargas, los escudos cuestan 5 de energía al levantarse, el Pícaro y el Monje usan las paredes, y el juego se juega en español o en inglés (arranca en español; se elige en Ajustes). Y desde el 13 de octubre: después de saltar de una pared se puede volver a la misma; las ráfagas con Ki aplican lo suyo con cada golpe, pero al mismo enemigo una vez cada 2 s; las flechas del Explorador van exactas a la mira hasta el alcance de su fase y después caen; y la extra del Filo danzante es la Espada mágica. Y desde el 14 de octubre: los compañeros del Maestro de bestias atacan solos dentro de su rango y van a lo que golpea el Explorador; la Presencia bestial la dan el compañero y el Explorador, sin sumarse; los fantasmas prefieren al Oso; y todos los lanzamientos que se apuntan (el hacha, las dagas, la lanza, el Guiding Bolt) le muestran su curva al que apunta, como el arco. Y desde el 15 de octubre: la Ira primal dura 10 s, saca a los tres compañeros (también al elegido si estaba muerto), los hace atacar el doble de rápido y duplica las tres Presencias; y eliminar a un jugador enemigo da 50 de experiencia (antes 40). Y el Cazador (15 de octubre): arco largo de 3 fases (0 / 0.8 / 1.6 s; ×1.2 / ×2 / ×3), la Presa y el Depredador definitivo solo para jugadores (no NPCs), Tácticas defensivas con invisibilidad de 3 s en la Retirada. Y el Trampero (15 de octubre): las trampas solo con jugadores (no NPCs), se ponen también en paredes, se arman en 1.5 s, duran 3 minutos con un máximo de 6 y 3 s entre una y otra; la estocada es crítica contra heridos; las bombas de la definitiva son trampas de 60 s que explotan al vencerse; y la rueda deja la cámara quieta mientras se elige. Del 19 y 20 de octubre: canalizar es una mecánica de cualquier habilidad (cortada cuenta como lanzada), el Haz guía canaliza 1 segundo, los tótems se van si el Chamán muere y la copia del Ilusionista muestra la barra de vida del jugador que copia.</w:t>
       </w:r>
     </w:p>
     <w:p>

--- a/DesignDocuments/Mercenaries_Diseno_de_Clases.docx
+++ b/DesignDocuments/Mercenaries_Diseno_de_Clases.docx
@@ -2092,21 +2092,12 @@
             </w:tcMar>
           </w:tcPr>
           <w:p>
-            <w:proofErr w:type="spellStart"/>
-            <w:r>
-              <w:rPr>
-                <w:sz w:val="20"/>
-                <w:szCs w:val="20"/>
-              </w:rPr>
-              <w:t>Bots</w:t>
-            </w:r>
-            <w:proofErr w:type="spellEnd"/>
-            <w:r>
-              <w:rPr>
-                <w:sz w:val="20"/>
-                <w:szCs w:val="20"/>
-              </w:rPr>
-              <w:t xml:space="preserve"> y espectador</w:t>
+            <w:r>
+              <w:rPr>
+                <w:sz w:val="20"/>
+                <w:szCs w:val="20"/>
+              </w:rPr>
+              <w:t xml:space="preserve">Bots y espectador</w:t>
             </w:r>
           </w:p>
         </w:tc>
@@ -2126,23 +2117,7 @@
                 <w:sz w:val="20"/>
                 <w:szCs w:val="20"/>
               </w:rPr>
-              <w:t xml:space="preserve">Desde la sala de espera el host puede llenar lugares con </w:t>
-            </w:r>
-            <w:proofErr w:type="spellStart"/>
-            <w:r>
-              <w:rPr>
-                <w:sz w:val="20"/>
-                <w:szCs w:val="20"/>
-              </w:rPr>
-              <w:t>bots</w:t>
-            </w:r>
-            <w:proofErr w:type="spellEnd"/>
-            <w:r>
-              <w:rPr>
-                <w:sz w:val="20"/>
-                <w:szCs w:val="20"/>
-              </w:rPr>
-              <w:t xml:space="preserve"> (juegan con la misma clase y habilidades que un jugador, con un rol según su clase base). Quien se quede de espectador ve la partida con una cámara libre y puede seguir a cualquier jugador.</w:t>
+              <w:t xml:space="preserve">Desde la sala de espera el host puede llenar lugares con bots: juegan con la misma clase y habilidades que un jugador, con un rol según su clase (el Tanque se le tira encima, el Daño espera a que el otro esté débil, el Soporte sostiene a los suyos, y el Daño que pega de lejos —el Mago, el Explorador— pelea a distancia). Quien se quede de espectador ve la partida con una cámara libre y puede seguir a cualquier jugador.</w:t>
             </w:r>
           </w:p>
         </w:tc>
@@ -8047,7 +8022,7 @@
                 <w:sz w:val="20"/>
                 <w:szCs w:val="20"/>
               </w:rPr>
-              <w:t>Arma principal</w:t>
+              <w:t xml:space="preserve">Arma principal</w:t>
             </w:r>
           </w:p>
         </w:tc>
@@ -8067,7 +8042,7 @@
                 <w:sz w:val="20"/>
                 <w:szCs w:val="20"/>
               </w:rPr>
-              <w:t>Libro de hechizos</w:t>
+              <w:t xml:space="preserve">Manos vacías por ahora: el libro se quitó y los gestos son los clips de magia de Kevin Iglesias. El libro (o un arma) vuelve con el arte.</w:t>
             </w:r>
           </w:p>
         </w:tc>
@@ -8095,7 +8070,7 @@
                 <w:sz w:val="20"/>
                 <w:szCs w:val="20"/>
               </w:rPr>
-              <w:t>Concepto</w:t>
+              <w:t xml:space="preserve">Concepto</w:t>
             </w:r>
           </w:p>
         </w:tc>
@@ -8115,7 +8090,7 @@
                 <w:sz w:val="20"/>
                 <w:szCs w:val="20"/>
               </w:rPr>
-              <w:t>Clase a distancia de daño mágico enfocada en el daño de área.</w:t>
+              <w:t xml:space="preserve">Clase a distancia de daño mágico. Marca a los enemigos con los misiles (puntos arcanos) y los cobra con cuatro hechizos que elige en su libro; la habilidad principal cambia con el hechizo elegido. Vive del maná y vuela.</w:t>
             </w:r>
           </w:p>
         </w:tc>
@@ -8143,7 +8118,7 @@
                 <w:sz w:val="20"/>
                 <w:szCs w:val="20"/>
               </w:rPr>
-              <w:t>Estado</w:t>
+              <w:t xml:space="preserve">Estado</w:t>
             </w:r>
           </w:p>
         </w:tc>
@@ -8163,7 +8138,7 @@
                 <w:sz w:val="20"/>
                 <w:szCs w:val="20"/>
               </w:rPr>
-              <w:t>No implementado</w:t>
+              <w:t xml:space="preserve">Implementado: kit base (20 y 21 de octubre de 2026). Las subclases, pendientes.</w:t>
             </w:r>
           </w:p>
         </w:tc>
@@ -8209,12 +8184,6 @@
         <w:gridCol w:w="6500"/>
       </w:tblGrid>
       <w:tr>
-        <w:tblPrEx>
-          <w:tblCellMar>
-            <w:top w:w="0" w:type="dxa"/>
-            <w:bottom w:w="0" w:type="dxa"/>
-          </w:tblCellMar>
-        </w:tblPrEx>
         <w:trPr>
           <w:tblHeader/>
         </w:trPr>
@@ -8230,6 +8199,9 @@
             </w:tcMar>
           </w:tcPr>
           <w:p>
+            <w:pPr>
+              <w:spacing w:after="0"/>
+            </w:pPr>
             <w:r>
               <w:rPr>
                 <w:b/>
@@ -8237,7 +8209,7 @@
                 <w:sz w:val="20"/>
                 <w:szCs w:val="20"/>
               </w:rPr>
-              <w:t>Ranura</w:t>
+              <w:t xml:space="preserve">Ranura</w:t>
             </w:r>
           </w:p>
         </w:tc>
@@ -8253,6 +8225,9 @@
             </w:tcMar>
           </w:tcPr>
           <w:p>
+            <w:pPr>
+              <w:spacing w:after="0"/>
+            </w:pPr>
             <w:r>
               <w:rPr>
                 <w:b/>
@@ -8260,18 +8235,12 @@
                 <w:sz w:val="20"/>
                 <w:szCs w:val="20"/>
               </w:rPr>
-              <w:t>Qué hace</w:t>
-            </w:r>
-          </w:p>
-        </w:tc>
-      </w:tr>
-      <w:tr>
-        <w:tblPrEx>
-          <w:tblCellMar>
-            <w:top w:w="0" w:type="dxa"/>
-            <w:bottom w:w="0" w:type="dxa"/>
-          </w:tblCellMar>
-        </w:tblPrEx>
+              <w:t xml:space="preserve">Qué hace</w:t>
+            </w:r>
+          </w:p>
+        </w:tc>
+      </w:tr>
+      <w:tr>
         <w:tc>
           <w:tcPr>
             <w:tcW w:w="2900" w:type="dxa"/>
@@ -8283,12 +8252,15 @@
             </w:tcMar>
           </w:tcPr>
           <w:p>
-            <w:r>
-              <w:rPr>
-                <w:sz w:val="20"/>
-                <w:szCs w:val="20"/>
-              </w:rPr>
-              <w:t>Pasiva — Vulnerabilidad arcana</w:t>
+            <w:pPr>
+              <w:spacing w:after="0"/>
+            </w:pPr>
+            <w:r>
+              <w:rPr>
+                <w:sz w:val="20"/>
+                <w:szCs w:val="20"/>
+              </w:rPr>
+              <w:t xml:space="preserve">Pasiva — Vulnerabilidad arcana</w:t>
             </w:r>
           </w:p>
         </w:tc>
@@ -8303,23 +8275,20 @@
             </w:tcMar>
           </w:tcPr>
           <w:p>
-            <w:r>
-              <w:rPr>
-                <w:sz w:val="20"/>
-                <w:szCs w:val="20"/>
-              </w:rPr>
-              <w:t>Sus ataques principales generan puntos arcanos en los enemigos; el daño de esos ataques aumenta según los puntos acumulados en el objetivo.</w:t>
-            </w:r>
-          </w:p>
-        </w:tc>
-      </w:tr>
-      <w:tr>
-        <w:tblPrEx>
-          <w:tblCellMar>
-            <w:top w:w="0" w:type="dxa"/>
-            <w:bottom w:w="0" w:type="dxa"/>
-          </w:tblCellMar>
-        </w:tblPrEx>
+            <w:pPr>
+              <w:spacing w:after="0"/>
+            </w:pPr>
+            <w:r>
+              <w:rPr>
+                <w:sz w:val="20"/>
+                <w:szCs w:val="20"/>
+              </w:rPr>
+              <w:t xml:space="preserve">Solo los Misiles arcanos dejan puntos arcanos: 1 por golpe, hasta 5, duran 6 segundos y se refrescan con cada misil. Cada punto suma 2 de daño FIJO a cada golpe del Mago contra ese objetivo (con 5, +10), no a las quemaduras. Se ven en la barra de debuffs (con su número) y como bolas azules que giran alrededor del marcado, una por punto. Los hechizos además escalan con los puntos (ver cada uno).</w:t>
+            </w:r>
+          </w:p>
+        </w:tc>
+      </w:tr>
+      <w:tr>
         <w:tc>
           <w:tcPr>
             <w:tcW w:w="2900" w:type="dxa"/>
@@ -8331,12 +8300,15 @@
             </w:tcMar>
           </w:tcPr>
           <w:p>
-            <w:r>
-              <w:rPr>
-                <w:sz w:val="20"/>
-                <w:szCs w:val="20"/>
-              </w:rPr>
-              <w:t>“Disparo”</w:t>
+            <w:pPr>
+              <w:spacing w:after="0"/>
+            </w:pPr>
+            <w:r>
+              <w:rPr>
+                <w:sz w:val="20"/>
+                <w:szCs w:val="20"/>
+              </w:rPr>
+              <w:t xml:space="preserve">Recurso — Maná</w:t>
             </w:r>
           </w:p>
         </w:tc>
@@ -8351,23 +8323,20 @@
             </w:tcMar>
           </w:tcPr>
           <w:p>
-            <w:r>
-              <w:rPr>
-                <w:sz w:val="20"/>
-                <w:szCs w:val="20"/>
-              </w:rPr>
-              <w:t>Misiles arcanos a velocidad moderada, alcance infinito.</w:t>
-            </w:r>
-          </w:p>
-        </w:tc>
-      </w:tr>
-      <w:tr>
-        <w:tblPrEx>
-          <w:tblCellMar>
-            <w:top w:w="0" w:type="dxa"/>
-            <w:bottom w:w="0" w:type="dxa"/>
-          </w:tblCellMar>
-        </w:tblPrEx>
+            <w:pPr>
+              <w:spacing w:after="0"/>
+            </w:pPr>
+            <w:r>
+              <w:rPr>
+                <w:sz w:val="20"/>
+                <w:szCs w:val="20"/>
+              </w:rPr>
+              <w:t xml:space="preserve">100 (+50 por nivel), barra azul. Se regenera solo, 10 por segundo. Los hechizos del “Disparo” cuestan maná; la habilidad principal no. Sin el suficiente el hechizo no sale, y en cuanto no alcanza para el elegido el “Disparo” vuelve solo a los misiles.</w:t>
+            </w:r>
+          </w:p>
+        </w:tc>
+      </w:tr>
+      <w:tr>
         <w:tc>
           <w:tcPr>
             <w:tcW w:w="2900" w:type="dxa"/>
@@ -8379,12 +8348,15 @@
             </w:tcMar>
           </w:tcPr>
           <w:p>
-            <w:r>
-              <w:rPr>
-                <w:sz w:val="20"/>
-                <w:szCs w:val="20"/>
-              </w:rPr>
-              <w:t>“Apuntado” — Abrir libro de hechizos</w:t>
+            <w:pPr>
+              <w:spacing w:after="0"/>
+            </w:pPr>
+            <w:r>
+              <w:rPr>
+                <w:sz w:val="20"/>
+                <w:szCs w:val="20"/>
+              </w:rPr>
+              <w:t xml:space="preserve">“Disparo” — Misiles arcanos</w:t>
             </w:r>
           </w:p>
         </w:tc>
@@ -8399,23 +8371,20 @@
             </w:tcMar>
           </w:tcPr>
           <w:p>
-            <w:r>
-              <w:rPr>
-                <w:sz w:val="20"/>
-                <w:szCs w:val="20"/>
-              </w:rPr>
-              <w:t>Menú de 4 opciones que cambian el “Disparo”. Consumen maná y requieren canalizarse un corto periodo. Bola de fuego · Flecha helada · Terremoto · Descarga eléctrica. Todos escalan con los puntos arcanos del objetivo.</w:t>
-            </w:r>
-          </w:p>
-        </w:tc>
-      </w:tr>
-      <w:tr>
-        <w:tblPrEx>
-          <w:tblCellMar>
-            <w:top w:w="0" w:type="dxa"/>
-            <w:bottom w:w="0" w:type="dxa"/>
-          </w:tblCellMar>
-        </w:tblPrEx>
+            <w:pPr>
+              <w:spacing w:after="0"/>
+            </w:pPr>
+            <w:r>
+              <w:rPr>
+                <w:sz w:val="20"/>
+                <w:szCs w:val="20"/>
+              </w:rPr>
+              <w:t xml:space="preserve">Una bolita azul que vuela derecho hasta chocar y se deshace en el primer enemigo: daño mágico y un punto arcano. Mantener el botón los repite al ritmo de ataque.</w:t>
+            </w:r>
+          </w:p>
+        </w:tc>
+      </w:tr>
+      <w:tr>
         <w:tc>
           <w:tcPr>
             <w:tcW w:w="2900" w:type="dxa"/>
@@ -8427,28 +8396,15 @@
             </w:tcMar>
           </w:tcPr>
           <w:p>
-            <w:r>
-              <w:rPr>
-                <w:sz w:val="20"/>
-                <w:szCs w:val="20"/>
-              </w:rPr>
-              <w:t xml:space="preserve">Habilidad principal — </w:t>
-            </w:r>
-            <w:proofErr w:type="spellStart"/>
-            <w:r>
-              <w:rPr>
-                <w:sz w:val="20"/>
-                <w:szCs w:val="20"/>
-              </w:rPr>
-              <w:t>Casteador</w:t>
-            </w:r>
-            <w:proofErr w:type="spellEnd"/>
-            <w:r>
-              <w:rPr>
-                <w:sz w:val="20"/>
-                <w:szCs w:val="20"/>
-              </w:rPr>
-              <w:t xml:space="preserve"> de hechizos</w:t>
+            <w:pPr>
+              <w:spacing w:after="0"/>
+            </w:pPr>
+            <w:r>
+              <w:rPr>
+                <w:sz w:val="20"/>
+                <w:szCs w:val="20"/>
+              </w:rPr>
+              <w:t xml:space="preserve">“Apuntado” — Libro de hechizos</w:t>
             </w:r>
           </w:p>
         </w:tc>
@@ -8463,23 +8419,20 @@
             </w:tcMar>
           </w:tcPr>
           <w:p>
-            <w:r>
-              <w:rPr>
-                <w:sz w:val="20"/>
-                <w:szCs w:val="20"/>
-              </w:rPr>
-              <w:t>Sin hechizo seleccionado, regenera maná rápidamente. Con uno seleccionado, cambia: Muro de fuego · Tumba helada · Levantamiento · Tormenta eléctrica.</w:t>
-            </w:r>
-          </w:p>
-        </w:tc>
-      </w:tr>
-      <w:tr>
-        <w:tblPrEx>
-          <w:tblCellMar>
-            <w:top w:w="0" w:type="dxa"/>
-            <w:bottom w:w="0" w:type="dxa"/>
-          </w:tblCellMar>
-        </w:tblPrEx>
+            <w:pPr>
+              <w:spacing w:after="0"/>
+            </w:pPr>
+            <w:r>
+              <w:rPr>
+                <w:sz w:val="20"/>
+                <w:szCs w:val="20"/>
+              </w:rPr>
+              <w:t xml:space="preserve">Una rueda: arriba los misiles (lo normal) y los cuatro hechizos; los que no alcanzan de maná se ven apagados. El elegido se queda hasta cambiarlo o hasta que no alcance el maná. Cambia el “Disparo” y la habilidad principal, y sus íconos.</w:t>
+            </w:r>
+          </w:p>
+        </w:tc>
+      </w:tr>
+      <w:tr>
         <w:tc>
           <w:tcPr>
             <w:tcW w:w="2900" w:type="dxa"/>
@@ -8491,12 +8444,15 @@
             </w:tcMar>
           </w:tcPr>
           <w:p>
-            <w:r>
-              <w:rPr>
-                <w:sz w:val="20"/>
-                <w:szCs w:val="20"/>
-              </w:rPr>
-              <w:t>Habilidad de movimiento — Vuelo</w:t>
+            <w:pPr>
+              <w:spacing w:after="0"/>
+            </w:pPr>
+            <w:r>
+              <w:rPr>
+                <w:sz w:val="20"/>
+                <w:szCs w:val="20"/>
+              </w:rPr>
+              <w:t xml:space="preserve">“Disparo” con fuego — Bola de fuego (25 de maná)</w:t>
             </w:r>
           </w:p>
         </w:tc>
@@ -8511,17 +8467,467 @@
             </w:tcMar>
           </w:tcPr>
           <w:p>
-            <w:r>
-              <w:rPr>
-                <w:sz w:val="20"/>
-                <w:szCs w:val="20"/>
-              </w:rPr>
-              <w:t>Vuela en la dirección seleccionada. Mientras no reciba daño puede volar y planear atacando desde el aire; al recibir daño deja de elevarse y cae lentamente.</w:t>
+            <w:pPr>
+              <w:spacing w:after="0"/>
+            </w:pPr>
+            <w:r>
+              <w:rPr>
+                <w:sz w:val="20"/>
+                <w:szCs w:val="20"/>
+              </w:rPr>
+              <w:t xml:space="preserve">Canaliza medio segundo y la lanza. Explota donde choca (en un enemigo o en una pared) en un área chica: daño y quemadura, y deja la zona de fuego del Aliento del dragón del Monje. Con puntos arcanos la quemadura dura 1 segundo más por punto. No se repite al mantener.</w:t>
+            </w:r>
+          </w:p>
+        </w:tc>
+      </w:tr>
+      <w:tr>
+        <w:tc>
+          <w:tcPr>
+            <w:tcW w:w="2900" w:type="dxa"/>
+            <w:tcMar>
+              <w:top w:w="60" w:type="dxa"/>
+              <w:left w:w="100" w:type="dxa"/>
+              <w:bottom w:w="60" w:type="dxa"/>
+              <w:right w:w="100" w:type="dxa"/>
+            </w:tcMar>
+          </w:tcPr>
+          <w:p>
+            <w:pPr>
+              <w:spacing w:after="0"/>
+            </w:pPr>
+            <w:r>
+              <w:rPr>
+                <w:sz w:val="20"/>
+                <w:szCs w:val="20"/>
+              </w:rPr>
+              <w:t xml:space="preserve">“Disparo” con hielo — Flecha helada (50)</w:t>
+            </w:r>
+          </w:p>
+        </w:tc>
+        <w:tc>
+          <w:tcPr>
+            <w:tcW w:w="6500" w:type="dxa"/>
+            <w:tcMar>
+              <w:top w:w="60" w:type="dxa"/>
+              <w:left w:w="100" w:type="dxa"/>
+              <w:bottom w:w="60" w:type="dxa"/>
+              <w:right w:w="100" w:type="dxa"/>
+            </w:tcMar>
+          </w:tcPr>
+          <w:p>
+            <w:pPr>
+              <w:spacing w:after="0"/>
+            </w:pPr>
+            <w:r>
+              <w:rPr>
+                <w:sz w:val="20"/>
+                <w:szCs w:val="20"/>
+              </w:rPr>
+              <w:t xml:space="preserve">Mantener canaliza 1 segundo; se puede seguir manteniendo y apuntando, y sale al soltar (soltada antes, sale apenas se llena). Un proyectil rápido, como la flecha cargada del Explorador: mucho daño y ralentiza. Con puntos arcanos la ralentización dura medio segundo más por punto.</w:t>
+            </w:r>
+          </w:p>
+        </w:tc>
+      </w:tr>
+      <w:tr>
+        <w:tc>
+          <w:tcPr>
+            <w:tcW w:w="2900" w:type="dxa"/>
+            <w:tcMar>
+              <w:top w:w="60" w:type="dxa"/>
+              <w:left w:w="100" w:type="dxa"/>
+              <w:bottom w:w="60" w:type="dxa"/>
+              <w:right w:w="100" w:type="dxa"/>
+            </w:tcMar>
+          </w:tcPr>
+          <w:p>
+            <w:pPr>
+              <w:spacing w:after="0"/>
+            </w:pPr>
+            <w:r>
+              <w:rPr>
+                <w:sz w:val="20"/>
+                <w:szCs w:val="20"/>
+              </w:rPr>
+              <w:t xml:space="preserve">“Disparo” con tierra — Terremoto (20)</w:t>
+            </w:r>
+          </w:p>
+        </w:tc>
+        <w:tc>
+          <w:tcPr>
+            <w:tcW w:w="6500" w:type="dxa"/>
+            <w:tcMar>
+              <w:top w:w="60" w:type="dxa"/>
+              <w:left w:w="100" w:type="dxa"/>
+              <w:bottom w:w="60" w:type="dxa"/>
+              <w:right w:w="100" w:type="dxa"/>
+            </w:tcMar>
+          </w:tcPr>
+          <w:p>
+            <w:pPr>
+              <w:spacing w:after="0"/>
+            </w:pPr>
+            <w:r>
+              <w:rPr>
+                <w:sz w:val="20"/>
+                <w:szCs w:val="20"/>
+              </w:rPr>
+              <w:t xml:space="preserve">Una grieta que AVANZA por el piso desde el Mago (se ve venir y se puede esquivar): sigue el terreno, sube escalones, baja por los bordes y la corta una pared. Pega solo a lo que está pegado al piso: el que salta alto la esquiva. Lanzado volando, corta el vuelo, el Mago cae en picada y la grieta sale al tocar el piso. Con puntos arcanos aturde medio segundo por punto y los GASTA. Se repite al mantener.</w:t>
+            </w:r>
+          </w:p>
+        </w:tc>
+      </w:tr>
+      <w:tr>
+        <w:tc>
+          <w:tcPr>
+            <w:tcW w:w="2900" w:type="dxa"/>
+            <w:tcMar>
+              <w:top w:w="60" w:type="dxa"/>
+              <w:left w:w="100" w:type="dxa"/>
+              <w:bottom w:w="60" w:type="dxa"/>
+              <w:right w:w="100" w:type="dxa"/>
+            </w:tcMar>
+          </w:tcPr>
+          <w:p>
+            <w:pPr>
+              <w:spacing w:after="0"/>
+            </w:pPr>
+            <w:r>
+              <w:rPr>
+                <w:sz w:val="20"/>
+                <w:szCs w:val="20"/>
+              </w:rPr>
+              <w:t xml:space="preserve">“Disparo” con rayo — Descarga eléctrica (10)</w:t>
+            </w:r>
+          </w:p>
+        </w:tc>
+        <w:tc>
+          <w:tcPr>
+            <w:tcW w:w="6500" w:type="dxa"/>
+            <w:tcMar>
+              <w:top w:w="60" w:type="dxa"/>
+              <w:left w:w="100" w:type="dxa"/>
+              <w:bottom w:w="60" w:type="dxa"/>
+              <w:right w:w="100" w:type="dxa"/>
+            </w:tcMar>
+          </w:tcPr>
+          <w:p>
+            <w:pPr>
+              <w:spacing w:after="0"/>
+            </w:pPr>
+            <w:r>
+              <w:rPr>
+                <w:sz w:val="20"/>
+                <w:szCs w:val="20"/>
+              </w:rPr>
+              <w:t xml:space="preserve">Un rayo instantáneo con un rayito azul que dibuja su camino. Si el golpeado tiene puntos arcanos, rebota: salta a tantos enemigos como puntos tenga (a 4 metros o menos y a la vista; primero el de más puntos y, entre empatados, el más cercano), y cada uno de esos vuelve a saltar según los suyos. Cada enemigo recibe un solo rayo por ataque, con el daño completo. Se repite al mantener.</w:t>
+            </w:r>
+          </w:p>
+        </w:tc>
+      </w:tr>
+      <w:tr>
+        <w:tc>
+          <w:tcPr>
+            <w:tcW w:w="2900" w:type="dxa"/>
+            <w:tcMar>
+              <w:top w:w="60" w:type="dxa"/>
+              <w:left w:w="100" w:type="dxa"/>
+              <w:bottom w:w="60" w:type="dxa"/>
+              <w:right w:w="100" w:type="dxa"/>
+            </w:tcMar>
+          </w:tcPr>
+          <w:p>
+            <w:pPr>
+              <w:spacing w:after="0"/>
+            </w:pPr>
+            <w:r>
+              <w:rPr>
+                <w:sz w:val="20"/>
+                <w:szCs w:val="20"/>
+              </w:rPr>
+              <w:t xml:space="preserve">Habilidad principal — Poder del hechizo</w:t>
+            </w:r>
+          </w:p>
+        </w:tc>
+        <w:tc>
+          <w:tcPr>
+            <w:tcW w:w="6500" w:type="dxa"/>
+            <w:tcMar>
+              <w:top w:w="60" w:type="dxa"/>
+              <w:left w:w="100" w:type="dxa"/>
+              <w:bottom w:w="60" w:type="dxa"/>
+              <w:right w:w="100" w:type="dxa"/>
+            </w:tcMar>
+          </w:tcPr>
+          <w:p>
+            <w:pPr>
+              <w:spacing w:after="0"/>
+            </w:pPr>
+            <w:r>
+              <w:rPr>
+                <w:sz w:val="20"/>
+                <w:szCs w:val="20"/>
+              </w:rPr>
+              <w:t xml:space="preserve">Cambia con el hechizo elegido. Ninguna forma gasta maná, y el cooldown es COMPARTIDO: usar una y cambiar de hechizo no deja encadenar otra. Sin hechizo (los misiles): Recargar maná — canaliza 3 segundos y recarga todo el maná de a poco; se puede mover, y la cortan el aturdido, el silencio o usar otra habilidad (se queda con lo ganado). Cooldown 10 s.</w:t>
+            </w:r>
+          </w:p>
+        </w:tc>
+      </w:tr>
+      <w:tr>
+        <w:tc>
+          <w:tcPr>
+            <w:tcW w:w="2900" w:type="dxa"/>
+            <w:tcMar>
+              <w:top w:w="60" w:type="dxa"/>
+              <w:left w:w="100" w:type="dxa"/>
+              <w:bottom w:w="60" w:type="dxa"/>
+              <w:right w:w="100" w:type="dxa"/>
+            </w:tcMar>
+          </w:tcPr>
+          <w:p>
+            <w:pPr>
+              <w:spacing w:after="0"/>
+            </w:pPr>
+            <w:r>
+              <w:rPr>
+                <w:sz w:val="20"/>
+                <w:szCs w:val="20"/>
+              </w:rPr>
+              <w:t xml:space="preserve">… con fuego — Muro de fuego</w:t>
+            </w:r>
+          </w:p>
+        </w:tc>
+        <w:tc>
+          <w:tcPr>
+            <w:tcW w:w="6500" w:type="dxa"/>
+            <w:tcMar>
+              <w:top w:w="60" w:type="dxa"/>
+              <w:left w:w="100" w:type="dxa"/>
+              <w:bottom w:w="60" w:type="dxa"/>
+              <w:right w:w="100" w:type="dxa"/>
+            </w:tcMar>
+          </w:tcPr>
+          <w:p>
+            <w:pPr>
+              <w:spacing w:after="0"/>
+            </w:pPr>
+            <w:r>
+              <w:rPr>
+                <w:sz w:val="20"/>
+                <w:szCs w:val="20"/>
+              </w:rPr>
+              <w:t xml:space="preserve">Mantener muestra en el piso el muro (5 casillas de 2 metros, atravesado a la mira) y la rueda del mouse lo gira de a 15° (con control, la cruceta izquierda y derecha); al soltar lo pone, a alcance medio. Quema como la zona del dragón a los enemigos que lo pisan, hasta 2 metros de alto. Dura 5 s. Cooldown 8 s.</w:t>
+            </w:r>
+          </w:p>
+        </w:tc>
+      </w:tr>
+      <w:tr>
+        <w:tc>
+          <w:tcPr>
+            <w:tcW w:w="2900" w:type="dxa"/>
+            <w:tcMar>
+              <w:top w:w="60" w:type="dxa"/>
+              <w:left w:w="100" w:type="dxa"/>
+              <w:bottom w:w="60" w:type="dxa"/>
+              <w:right w:w="100" w:type="dxa"/>
+            </w:tcMar>
+          </w:tcPr>
+          <w:p>
+            <w:pPr>
+              <w:spacing w:after="0"/>
+            </w:pPr>
+            <w:r>
+              <w:rPr>
+                <w:sz w:val="20"/>
+                <w:szCs w:val="20"/>
+              </w:rPr>
+              <w:t xml:space="preserve">… con hielo — Tumba helada</w:t>
+            </w:r>
+          </w:p>
+        </w:tc>
+        <w:tc>
+          <w:tcPr>
+            <w:tcW w:w="6500" w:type="dxa"/>
+            <w:tcMar>
+              <w:top w:w="60" w:type="dxa"/>
+              <w:left w:w="100" w:type="dxa"/>
+              <w:bottom w:w="60" w:type="dxa"/>
+              <w:right w:w="100" w:type="dxa"/>
+            </w:tcMar>
+          </w:tcPr>
+          <w:p>
+            <w:pPr>
+              <w:spacing w:after="0"/>
+            </w:pPr>
+            <w:r>
+              <w:rPr>
+                <w:sz w:val="20"/>
+                <w:szCs w:val="20"/>
+              </w:rPr>
+              <w:t xml:space="preserve">Se encierra en un bloque de hielo durante 3 segundos: inmune al daño y al control (se le van los debuffs que traía), no se mueve ni ataca, y se cura el 40 % de su vida de a poco. Volando, cae con el bloque. Apretar otra vez sale antes. Cooldown 20 s.</w:t>
+            </w:r>
+          </w:p>
+        </w:tc>
+      </w:tr>
+      <w:tr>
+        <w:tc>
+          <w:tcPr>
+            <w:tcW w:w="2900" w:type="dxa"/>
+            <w:tcMar>
+              <w:top w:w="60" w:type="dxa"/>
+              <w:left w:w="100" w:type="dxa"/>
+              <w:bottom w:w="60" w:type="dxa"/>
+              <w:right w:w="100" w:type="dxa"/>
+            </w:tcMar>
+          </w:tcPr>
+          <w:p>
+            <w:pPr>
+              <w:spacing w:after="0"/>
+            </w:pPr>
+            <w:r>
+              <w:rPr>
+                <w:sz w:val="20"/>
+                <w:szCs w:val="20"/>
+              </w:rPr>
+              <w:t xml:space="preserve">… con tierra — Levantamiento</w:t>
+            </w:r>
+          </w:p>
+        </w:tc>
+        <w:tc>
+          <w:tcPr>
+            <w:tcW w:w="6500" w:type="dxa"/>
+            <w:tcMar>
+              <w:top w:w="60" w:type="dxa"/>
+              <w:left w:w="100" w:type="dxa"/>
+              <w:bottom w:w="60" w:type="dxa"/>
+              <w:right w:w="100" w:type="dxa"/>
+            </w:tcMar>
+          </w:tcPr>
+          <w:p>
+            <w:pPr>
+              <w:spacing w:after="0"/>
+            </w:pPr>
+            <w:r>
+              <w:rPr>
+                <w:sz w:val="20"/>
+                <w:szCs w:val="20"/>
+              </w:rPr>
+              <w:t xml:space="preserve">Mantener muestra un círculo donde apunta; al soltar, el piso estalla en esa área chica: daño, y los lanza hacia arriba (también a los NPCs y a los bots). Cooldown 8 s.</w:t>
+            </w:r>
+          </w:p>
+        </w:tc>
+      </w:tr>
+      <w:tr>
+        <w:tc>
+          <w:tcPr>
+            <w:tcW w:w="2900" w:type="dxa"/>
+            <w:tcMar>
+              <w:top w:w="60" w:type="dxa"/>
+              <w:left w:w="100" w:type="dxa"/>
+              <w:bottom w:w="60" w:type="dxa"/>
+              <w:right w:w="100" w:type="dxa"/>
+            </w:tcMar>
+          </w:tcPr>
+          <w:p>
+            <w:pPr>
+              <w:spacing w:after="0"/>
+            </w:pPr>
+            <w:r>
+              <w:rPr>
+                <w:sz w:val="20"/>
+                <w:szCs w:val="20"/>
+              </w:rPr>
+              <w:t xml:space="preserve">… con rayo — Tormenta eléctrica</w:t>
+            </w:r>
+          </w:p>
+        </w:tc>
+        <w:tc>
+          <w:tcPr>
+            <w:tcW w:w="6500" w:type="dxa"/>
+            <w:tcMar>
+              <w:top w:w="60" w:type="dxa"/>
+              <w:left w:w="100" w:type="dxa"/>
+              <w:bottom w:w="60" w:type="dxa"/>
+              <w:right w:w="100" w:type="dxa"/>
+            </w:tcMar>
+          </w:tcPr>
+          <w:p>
+            <w:pPr>
+              <w:spacing w:after="0"/>
+            </w:pPr>
+            <w:r>
+              <w:rPr>
+                <w:sz w:val="20"/>
+                <w:szCs w:val="20"/>
+              </w:rPr>
+              <w:t xml:space="preserve">Un tornado azul fijo donde apunta: 6 segundos, daño cada segundo a su alrededor. Una Descarga eléctrica que le pegue se FRENA en él, y el tornado tira un rayo a cada enemigo a 8 metros que vea; cada uno rebota según sus puntos. Cada Descarga que le pegue lo dispara otra vez. Cooldown 8 s.</w:t>
+            </w:r>
+          </w:p>
+        </w:tc>
+      </w:tr>
+      <w:tr>
+        <w:tc>
+          <w:tcPr>
+            <w:tcW w:w="2900" w:type="dxa"/>
+            <w:tcMar>
+              <w:top w:w="60" w:type="dxa"/>
+              <w:left w:w="100" w:type="dxa"/>
+              <w:bottom w:w="60" w:type="dxa"/>
+              <w:right w:w="100" w:type="dxa"/>
+            </w:tcMar>
+          </w:tcPr>
+          <w:p>
+            <w:pPr>
+              <w:spacing w:after="0"/>
+            </w:pPr>
+            <w:r>
+              <w:rPr>
+                <w:sz w:val="20"/>
+                <w:szCs w:val="20"/>
+              </w:rPr>
+              <w:t xml:space="preserve">Habilidad de movimiento — Vuelo</w:t>
+            </w:r>
+          </w:p>
+        </w:tc>
+        <w:tc>
+          <w:tcPr>
+            <w:tcW w:w="6500" w:type="dxa"/>
+            <w:tcMar>
+              <w:top w:w="60" w:type="dxa"/>
+              <w:left w:w="100" w:type="dxa"/>
+              <w:bottom w:w="60" w:type="dxa"/>
+              <w:right w:w="100" w:type="dxa"/>
+            </w:tcMar>
+          </w:tcPr>
+          <w:p>
+            <w:pPr>
+              <w:spacing w:after="0"/>
+            </w:pPr>
+            <w:r>
+              <w:rPr>
+                <w:sz w:val="20"/>
+                <w:szCs w:val="20"/>
+              </w:rPr>
+              <w:t xml:space="preserve">Despega hacia donde mira (desde el piso, al menos un poco hacia arriba) y vuela libre por un tiempo: se mueve hacia la cámara, Espacio sube y Ctrl baja, y puede atacar desde el aire. Recibir daño o un enraizado lo terminan y cae lento.</w:t>
             </w:r>
           </w:p>
         </w:tc>
       </w:tr>
     </w:tbl>
+    <w:p>
+      <w:pPr>
+        <w:spacing w:after="120" w:line="276"/>
+      </w:pPr>
+      <w:r>
+        <w:rPr>
+          <w:b/>
+          <w:bCs/>
+        </w:rPr>
+        <w:t xml:space="preserve">Cómo se juega.</w:t>
+      </w:r>
+      <w:r>
+        <w:t xml:space="preserve"> Los misiles preparan y los hechizos cobran: cuantos más puntos arcanos tenga un enemigo, más pega cada golpe, más dura la quemadura de la Bola de fuego y la ralentización de la Flecha helada, más aturde el Terremoto y más lejos llega el rebote de la Descarga. La Tormenta convierte a la Descarga en un rayo para todos los que estén cerca del tornado. Sin maná, todo vuelve a los misiles, y la Q sin hechizo lo recarga.</w:t>
+      </w:r>
+    </w:p>
     <w:p>
       <w:pPr>
         <w:pStyle w:val="Ttulo2"/>
@@ -13844,7 +14250,7 @@
                 <w:sz w:val="20"/>
                 <w:szCs w:val="20"/>
               </w:rPr>
-              <w:t>Mago</w:t>
+              <w:t xml:space="preserve">Mago</w:t>
             </w:r>
           </w:p>
         </w:tc>
@@ -13864,7 +14270,7 @@
                 <w:sz w:val="20"/>
                 <w:szCs w:val="20"/>
               </w:rPr>
-              <w:t>Pendiente</w:t>
+              <w:t xml:space="preserve">Implementada (21 de octubre de 2026)</w:t>
             </w:r>
           </w:p>
         </w:tc>
@@ -13884,7 +14290,7 @@
                 <w:sz w:val="20"/>
                 <w:szCs w:val="20"/>
               </w:rPr>
-              <w:t>Pendientes</w:t>
+              <w:t xml:space="preserve">Evocación · Abjuración · Filo danzante — pendientes</w:t>
             </w:r>
           </w:p>
         </w:tc>
@@ -14282,6 +14688,13 @@
                 <w:szCs w:val="20"/>
               </w:rPr>
               <w:t xml:space="preserve">Implementado (6 de octubre de 2026). Al activarlo despega con un impulso hacia arriba y, mientras dure, vuela sin gravedad: WASD lo mueve hacia donde mira la cámara (más rápido si solo va hacia adelante), Espacio sube y Ctrl baja (Ctrl ya no ataca). No aterriza aunque toque el piso, y la altura la limita el techo del mapa. Quieto en el aire va cayendo despacio: para mantenerse arriba hay que moverse. Recibir daño o quedar enraizado termina el vuelo, y entonces cae lento; aturdido en pleno vuelo también cae lento. Lo usarán el Mago y quizá la Muerte silenciosa del Shinobi.</w:t>
+            </w:r>
+            <w:r>
+              <w:rPr>
+                <w:sz w:val="20"/>
+                <w:szCs w:val="20"/>
+              </w:rPr>
+              <w:t xml:space="preserve"> Desde el 21 de octubre de 2026 el despegue sale hacia la mira (desde el piso, al menos 20° hacia arriba).</w:t>
             </w:r>
           </w:p>
         </w:tc>

--- a/DesignDocuments/Mercenaries_Diseno_de_Clases.docx
+++ b/DesignDocuments/Mercenaries_Diseno_de_Clases.docx
@@ -8859,7 +8859,7 @@
                 <w:sz w:val="20"/>
                 <w:szCs w:val="20"/>
               </w:rPr>
-              <w:t xml:space="preserve">Un tornado azul fijo donde apunta: 6 segundos, daño cada segundo a su alrededor. Una Descarga eléctrica que le pegue se FRENA en él, y el tornado tira un rayo a cada enemigo a 8 metros que vea; cada uno rebota según sus puntos. Cada Descarga que le pegue lo dispara otra vez. Cooldown 8 s.</w:t>
+              <w:t xml:space="preserve">Un tornado azul fijo donde apunta: 6 segundos, daño cada segundo a su alrededor. Cooldown 8 s. (Que la Descarga eléctrica lo haga tirar rayos es de la Evocación: Cadena de relámpagos.)</w:t>
             </w:r>
           </w:p>
         </w:tc>
@@ -8925,7 +8925,7 @@
         <w:t xml:space="preserve">Cómo se juega.</w:t>
       </w:r>
       <w:r>
-        <w:t xml:space="preserve"> Los misiles preparan y los hechizos cobran: cuantos más puntos arcanos tenga un enemigo, más pega cada golpe, más dura la quemadura de la Bola de fuego y la ralentización de la Flecha helada, más aturde el Terremoto y más lejos llega el rebote de la Descarga. La Tormenta convierte a la Descarga en un rayo para todos los que estén cerca del tornado. Sin maná, todo vuelve a los misiles, y la Q sin hechizo lo recarga.</w:t>
+        <w:t xml:space="preserve"> Los misiles preparan y los hechizos cobran: cuantos más puntos arcanos tenga un enemigo, más pega cada golpe, más dura la quemadura de la Bola de fuego y la ralentización de la Flecha helada, más aturde el Terremoto y más lejos llega el rebote de la Descarga. Sin maná, todo vuelve a los misiles, y la Q sin hechizo lo recarga.</w:t>
       </w:r>
     </w:p>
     <w:p>

--- a/DesignDocuments/Mercenaries_Diseno_de_Clases.docx
+++ b/DesignDocuments/Mercenaries_Diseno_de_Clases.docx
@@ -2117,7 +2117,7 @@
                 <w:sz w:val="20"/>
                 <w:szCs w:val="20"/>
               </w:rPr>
-              <w:t xml:space="preserve">Desde la sala de espera el host puede llenar lugares con bots: juegan con la misma clase y habilidades que un jugador, con un rol según su clase (el Tanque se le tira encima, el Daño espera a que el otro esté débil, el Soporte sostiene a los suyos, y el Daño que pega de lejos —el Mago, el Explorador— pelea a distancia). Quien se quede de espectador ve la partida con una cámara libre y puede seguir a cualquier jugador.</w:t>
+              <w:t xml:space="preserve">Desde la sala de espera el host puede llenar lugares con bots: juegan con la misma clase y habilidades que un jugador, con un rol según su clase (el Tanque se le tira encima, el Daño espera a que el otro esté débil, el Soporte sostiene a los suyos, y el Daño que pega de lejos —el Mago, el Explorador— pelea a distancia; el Filo danzante, que corta, pelea de cerca). Quien se quede de espectador ve la partida con una cámara libre y puede seguir a cualquier jugador.</w:t>
             </w:r>
           </w:p>
         </w:tc>
@@ -8092,6 +8092,13 @@
               </w:rPr>
               <w:t xml:space="preserve">Clase a distancia de daño mágico. Marca a los enemigos con los misiles (puntos arcanos) y los cobra con cuatro hechizos que elige en su libro; la habilidad principal cambia con el hechizo elegido. Vive del maná y vuela.</w:t>
             </w:r>
+            <w:r>
+              <w:rPr>
+                <w:sz w:val="20"/>
+                <w:szCs w:val="20"/>
+              </w:rPr>
+              <w:t xml:space="preserve"> Sus subclases: la Evocación potencia sus hechizos, la Abjuración protege a un aliado y dispara desde él, y el Filo danzante pelea de cerca con una espada corta.</w:t>
+            </w:r>
           </w:p>
         </w:tc>
       </w:tr>
@@ -8138,7 +8145,7 @@
                 <w:sz w:val="20"/>
                 <w:szCs w:val="20"/>
               </w:rPr>
-              <w:t xml:space="preserve">Implementado: kit base (20 y 21 de octubre de 2026). Las subclases, pendientes.</w:t>
+              <w:t xml:space="preserve">Implementado y probado: el kit base (20 y 21 de octubre de 2026) y sus tres subclases, Evocación, Abjuración y Filo danzante (22 y 23 de octubre).</w:t>
             </w:r>
           </w:p>
         </w:tc>
@@ -8283,7 +8290,7 @@
                 <w:sz w:val="20"/>
                 <w:szCs w:val="20"/>
               </w:rPr>
-              <w:t xml:space="preserve">Solo los Misiles arcanos dejan puntos arcanos: 1 por golpe, hasta 5, duran 6 segundos y se refrescan con cada misil. Cada punto suma 2 de daño FIJO a cada golpe del Mago contra ese objetivo (con 5, +10), no a las quemaduras. Se ven en la barra de debuffs (con su número) y como bolas azules que giran alrededor del marcado, una por punto. Los hechizos además escalan con los puntos (ver cada uno).</w:t>
+              <w:t xml:space="preserve">Solo los Misiles arcanos (y los cortes del Filo danzante) dejan puntos arcanos: 1 por golpe, hasta 5, duran 15 segundos y se refrescan con cada uno. Cada punto suma 1 de daño FIJO a cada golpe del Mago contra ese objetivo (con 5, +5), también a cada misil de la ráfaga, no a las quemaduras. Se ven en la barra de debuffs (con su número) y como bolas azules que giran alrededor del marcado, una por punto. Los hechizos además escalan con los puntos (ver cada uno).</w:t>
             </w:r>
           </w:p>
         </w:tc>
@@ -8379,7 +8386,7 @@
                 <w:sz w:val="20"/>
                 <w:szCs w:val="20"/>
               </w:rPr>
-              <w:t xml:space="preserve">Una bolita azul que vuela derecho hasta chocar y se deshace en el primer enemigo: daño mágico y un punto arcano. Mantener el botón los repite al ritmo de ataque.</w:t>
+              <w:t xml:space="preserve">Una ráfaga de 3 bolitas azules, 0.2 segundos entre cada una (se pueden esquivar), cada una hacia donde mira en ese momento. Vuelan derecho hasta chocar y se deshacen en el primer enemigo: cada una hace 1/4 del daño mágico y deja un punto arcano, así los puntos se juntan el triple de rápido sin pegar más. Mantener el botón las repite al ritmo de ataque.</w:t>
             </w:r>
           </w:p>
         </w:tc>
@@ -8669,6 +8676,13 @@
               </w:rPr>
               <w:t xml:space="preserve">Cambia con el hechizo elegido. Ninguna forma gasta maná, y el cooldown es COMPARTIDO: usar una y cambiar de hechizo no deja encadenar otra. Sin hechizo (los misiles): Recargar maná — canaliza 3 segundos y recarga todo el maná de a poco; se puede mover, y la cortan el aturdido, el silencio o usar otra habilidad (se queda con lo ganado). Cooldown 10 s.</w:t>
             </w:r>
+            <w:r>
+              <w:rPr>
+                <w:sz w:val="20"/>
+                <w:szCs w:val="20"/>
+              </w:rPr>
+              <w:t xml:space="preserve"> Las que se ponen en el mundo (el Muro, el Levantamiento y la Tormenta) canalizan 2 segundos: caen donde soltaste aunque mires a otro lado o te muevas, el marcador queda a la vista mientras, y si te cortan cuentan como lanzadas. Se pueden tener varias a la vez.</w:t>
+            </w:r>
           </w:p>
         </w:tc>
       </w:tr>
@@ -8715,7 +8729,7 @@
                 <w:sz w:val="20"/>
                 <w:szCs w:val="20"/>
               </w:rPr>
-              <w:t xml:space="preserve">Mantener muestra en el piso el muro (5 casillas de 2 metros, atravesado a la mira) y la rueda del mouse lo gira de a 15° (con control, la cruceta izquierda y derecha); al soltar lo pone, a alcance medio. Quema como la zona del dragón a los enemigos que lo pisan, hasta 2 metros de alto. Dura 5 s. Cooldown 8 s.</w:t>
+              <w:t xml:space="preserve">Mantener muestra en el piso el muro (5 casillas de 2 metros, atravesado a la mira) y la rueda del mouse lo gira de a 15° (con control, la cruceta izquierda y derecha); al soltar canaliza 2 segundos y lo pone, a alcance medio. Sus llamas son altas: quema como la zona del dragón a los enemigos que lo pisan, hasta 2 metros de alto. Dura 5 s. Cooldown 8 s.</w:t>
             </w:r>
           </w:p>
         </w:tc>
@@ -8811,7 +8825,7 @@
                 <w:sz w:val="20"/>
                 <w:szCs w:val="20"/>
               </w:rPr>
-              <w:t xml:space="preserve">Mantener muestra un círculo donde apunta; al soltar, el piso estalla en esa área chica: daño, y los lanza hacia arriba (también a los NPCs y a los bots). Cooldown 8 s.</w:t>
+              <w:t xml:space="preserve">Mantener muestra un círculo donde apunta; al soltar canaliza 2 segundos y el piso estalla en esa área chica: daño, y los lanza hacia arriba (también a los NPCs y a los bots). Cooldown 8 s.</w:t>
             </w:r>
           </w:p>
         </w:tc>
@@ -8859,7 +8873,7 @@
                 <w:sz w:val="20"/>
                 <w:szCs w:val="20"/>
               </w:rPr>
-              <w:t xml:space="preserve">Un tornado azul fijo donde apunta: 6 segundos, daño cada segundo a su alrededor. Cooldown 8 s. (Que la Descarga eléctrica lo haga tirar rayos es de la Evocación: Cadena de relámpagos.)</w:t>
+              <w:t xml:space="preserve">Después de canalizar 2 segundos, un tornado azul fijo donde apunta: 6 segundos, daño cada segundo a su alrededor. Cooldown 8 s. (Que la Descarga eléctrica lo haga tirar rayos es de la Evocación: Cadena de relámpagos.)</w:t>
             </w:r>
           </w:p>
         </w:tc>
@@ -8946,11 +8960,7 @@
         <w:spacing w:after="120" w:line="276" w:lineRule="auto"/>
       </w:pPr>
       <w:r>
-        <w:rPr>
-          <w:i/>
-          <w:iCs/>
-        </w:rPr>
-        <w:t>El libro brilla en llamas, con intensidad y color según el hechizo seleccionado.</w:t>
+        <w:t xml:space="preserve">La de los hechizos más fuertes: los cuatro del “Disparo” y la Tormenta se potencian, y la habilidad principal puede salir al instante. Sus estadísticas, como las de las tres subclases del Mago: 140 de vida, 200 de maná, 10 de ataque y 12 de daño mágico (lo del Mago al nivel 3). Es Daño. Pendiente del arte: el libro brilla en llamas, con intensidad y color según el hechizo seleccionado.</w:t>
       </w:r>
     </w:p>
     <w:tbl>
@@ -8975,12 +8985,6 @@
         <w:gridCol w:w="6500"/>
       </w:tblGrid>
       <w:tr>
-        <w:tblPrEx>
-          <w:tblCellMar>
-            <w:top w:w="0" w:type="dxa"/>
-            <w:bottom w:w="0" w:type="dxa"/>
-          </w:tblCellMar>
-        </w:tblPrEx>
         <w:trPr>
           <w:tblHeader/>
         </w:trPr>
@@ -8996,6 +9000,9 @@
             </w:tcMar>
           </w:tcPr>
           <w:p>
+            <w:pPr>
+              <w:spacing w:after="0"/>
+            </w:pPr>
             <w:r>
               <w:rPr>
                 <w:b/>
@@ -9003,7 +9010,7 @@
                 <w:sz w:val="20"/>
                 <w:szCs w:val="20"/>
               </w:rPr>
-              <w:t>Ranura</w:t>
+              <w:t xml:space="preserve">Ranura</w:t>
             </w:r>
           </w:p>
         </w:tc>
@@ -9019,6 +9026,9 @@
             </w:tcMar>
           </w:tcPr>
           <w:p>
+            <w:pPr>
+              <w:spacing w:after="0"/>
+            </w:pPr>
             <w:r>
               <w:rPr>
                 <w:b/>
@@ -9026,18 +9036,12 @@
                 <w:sz w:val="20"/>
                 <w:szCs w:val="20"/>
               </w:rPr>
-              <w:t>Qué hace</w:t>
-            </w:r>
-          </w:p>
-        </w:tc>
-      </w:tr>
-      <w:tr>
-        <w:tblPrEx>
-          <w:tblCellMar>
-            <w:top w:w="0" w:type="dxa"/>
-            <w:bottom w:w="0" w:type="dxa"/>
-          </w:tblCellMar>
-        </w:tblPrEx>
+              <w:t xml:space="preserve">Qué hace</w:t>
+            </w:r>
+          </w:p>
+        </w:tc>
+      </w:tr>
+      <w:tr>
         <w:tc>
           <w:tcPr>
             <w:tcW w:w="2900" w:type="dxa"/>
@@ -9049,12 +9053,15 @@
             </w:tcMar>
           </w:tcPr>
           <w:p>
-            <w:r>
-              <w:rPr>
-                <w:sz w:val="20"/>
-                <w:szCs w:val="20"/>
-              </w:rPr>
-              <w:t>Habilidad extra — Memoria perfecta</w:t>
+            <w:pPr>
+              <w:spacing w:after="0"/>
+            </w:pPr>
+            <w:r>
+              <w:rPr>
+                <w:sz w:val="20"/>
+                <w:szCs w:val="20"/>
+              </w:rPr>
+              <w:t xml:space="preserve">Habilidad extra — Memoria perfecta</w:t>
             </w:r>
           </w:p>
         </w:tc>
@@ -9069,23 +9076,20 @@
             </w:tcMar>
           </w:tcPr>
           <w:p>
-            <w:r>
-              <w:rPr>
-                <w:sz w:val="20"/>
-                <w:szCs w:val="20"/>
-              </w:rPr>
-              <w:t>El siguiente hechizo que lance no cuesta maná y se lanza instantáneamente.</w:t>
-            </w:r>
-          </w:p>
-        </w:tc>
-      </w:tr>
-      <w:tr>
-        <w:tblPrEx>
-          <w:tblCellMar>
-            <w:top w:w="0" w:type="dxa"/>
-            <w:bottom w:w="0" w:type="dxa"/>
-          </w:tblCellMar>
-        </w:tblPrEx>
+            <w:pPr>
+              <w:spacing w:after="0"/>
+            </w:pPr>
+            <w:r>
+              <w:rPr>
+                <w:sz w:val="20"/>
+                <w:szCs w:val="20"/>
+              </w:rPr>
+              <w:t xml:space="preserve">Su PRÓXIMA habilidad principal (menos la recarga de maná) sale al instante, sin los 2 segundos de canalizar, y sin poner su cooldown. La marca dura 10 segundos o hasta usarla; con la Q ya en cooldown, no sale. 15 s de tiempo de reutilización.</w:t>
+            </w:r>
+          </w:p>
+        </w:tc>
+      </w:tr>
+      <w:tr>
         <w:tc>
           <w:tcPr>
             <w:tcW w:w="2900" w:type="dxa"/>
@@ -9097,12 +9101,15 @@
             </w:tcMar>
           </w:tcPr>
           <w:p>
-            <w:r>
-              <w:rPr>
-                <w:sz w:val="20"/>
-                <w:szCs w:val="20"/>
-              </w:rPr>
-              <w:t>Pasiva extra — Hechizos empoderados</w:t>
+            <w:pPr>
+              <w:spacing w:after="0"/>
+            </w:pPr>
+            <w:r>
+              <w:rPr>
+                <w:sz w:val="20"/>
+                <w:szCs w:val="20"/>
+              </w:rPr>
+              <w:t xml:space="preserve">Pasiva extra — Hechizos empoderados</w:t>
             </w:r>
           </w:p>
         </w:tc>
@@ -9117,23 +9124,77 @@
             </w:tcMar>
           </w:tcPr>
           <w:p>
-            <w:r>
-              <w:rPr>
-                <w:sz w:val="20"/>
-                <w:szCs w:val="20"/>
-              </w:rPr>
-              <w:t>Gran bola de fuego (si atraviesa el Muro de fuego, crece en área, daño y quemadura) · Mordedura de hielo (la Flecha helada se puede cargar más y pasa a aturdir) · Parte montañas (el Terremoto genera 2 más en diagonal) · Cadena de relámpagos (disparar a la Tormenta eléctrica amplía su alcance y hace que dispare descargas).</w:t>
-            </w:r>
-          </w:p>
-        </w:tc>
-      </w:tr>
-      <w:tr>
-        <w:tblPrEx>
-          <w:tblCellMar>
-            <w:top w:w="0" w:type="dxa"/>
-            <w:bottom w:w="0" w:type="dxa"/>
-          </w:tblCellMar>
-        </w:tblPrEx>
+            <w:pPr>
+              <w:spacing w:after="0"/>
+            </w:pPr>
+            <w:r>
+              <w:rPr>
+                <w:b/>
+                <w:bCs/>
+                <w:sz w:val="20"/>
+                <w:szCs w:val="20"/>
+              </w:rPr>
+              <w:t xml:space="preserve">Gran bola de fuego:</w:t>
+            </w:r>
+            <w:r>
+              <w:rPr>
+                <w:sz w:val="20"/>
+                <w:szCs w:val="20"/>
+              </w:rPr>
+              <w:t xml:space="preserve"> la que cruza TU Muro de fuego crece a la vista y explota más grande (×1.5 de área y de daño) con 2 segundos más de quemadura. </w:t>
+            </w:r>
+            <w:r>
+              <w:rPr>
+                <w:b/>
+                <w:bCs/>
+                <w:sz w:val="20"/>
+                <w:szCs w:val="20"/>
+              </w:rPr>
+              <w:t xml:space="preserve">Mordedura de hielo:</w:t>
+            </w:r>
+            <w:r>
+              <w:rPr>
+                <w:sz w:val="20"/>
+                <w:szCs w:val="20"/>
+              </w:rPr>
+              <w:t xml:space="preserve"> la Flecha helada se carga más, con la cámara de apuntar mientras carga: a 1 segundo sale la normal y a 3 la que aturde (1 segundo, más medio por punto arcano); soltada antes de 1 segundo, sale al llegar. </w:t>
+            </w:r>
+            <w:r>
+              <w:rPr>
+                <w:b/>
+                <w:bCs/>
+                <w:sz w:val="20"/>
+                <w:szCs w:val="20"/>
+              </w:rPr>
+              <w:t xml:space="preserve">Parte montañas:</w:t>
+            </w:r>
+            <w:r>
+              <w:rPr>
+                <w:sz w:val="20"/>
+                <w:szCs w:val="20"/>
+              </w:rPr>
+              <w:t xml:space="preserve"> el Terremoto suelta dos grietas más, a 30° de cada lado; cada enemigo recibe un solo golpe aunque lo crucen varias. </w:t>
+            </w:r>
+            <w:r>
+              <w:rPr>
+                <w:b/>
+                <w:bCs/>
+                <w:sz w:val="20"/>
+                <w:szCs w:val="20"/>
+              </w:rPr>
+              <w:t xml:space="preserve">Cadena de relámpagos:</w:t>
+            </w:r>
+            <w:r>
+              <w:rPr>
+                <w:sz w:val="20"/>
+                <w:szCs w:val="20"/>
+              </w:rPr>
+              <w:t xml:space="preserve"> la Descarga que le pega a una Tormenta de la Evocación (la suya o la de un aliado) se frena ahí y el tornado tira un rayo a cada enemigo a su alcance que vea, con el daño completo; cada golpe la agranda 1 metro de radio y de alcance de los rayos, hasta 4 metros más.</w:t>
+            </w:r>
+          </w:p>
+        </w:tc>
+      </w:tr>
+      <w:tr>
         <w:tc>
           <w:tcPr>
             <w:tcW w:w="2900" w:type="dxa"/>
@@ -9145,12 +9206,15 @@
             </w:tcMar>
           </w:tcPr>
           <w:p>
-            <w:r>
-              <w:rPr>
-                <w:sz w:val="20"/>
-                <w:szCs w:val="20"/>
-              </w:rPr>
-              <w:t>Definitiva — Sobrecarga de hechizos</w:t>
+            <w:pPr>
+              <w:spacing w:after="0"/>
+            </w:pPr>
+            <w:r>
+              <w:rPr>
+                <w:sz w:val="20"/>
+                <w:szCs w:val="20"/>
+              </w:rPr>
+              <w:t xml:space="preserve">Definitiva — Sobrecarga de hechizos</w:t>
             </w:r>
           </w:p>
         </w:tc>
@@ -9165,12 +9229,15 @@
             </w:tcMar>
           </w:tcPr>
           <w:p>
-            <w:r>
-              <w:rPr>
-                <w:sz w:val="20"/>
-                <w:szCs w:val="20"/>
-              </w:rPr>
-              <w:t>Por un corto periodo levita a voluntad, es resistente al daño y puede castear hasta 3 hechizos instantáneamente sin límite de maná.</w:t>
+            <w:pPr>
+              <w:spacing w:after="0"/>
+            </w:pPr>
+            <w:r>
+              <w:rPr>
+                <w:sz w:val="20"/>
+                <w:szCs w:val="20"/>
+              </w:rPr>
+              <w:t xml:space="preserve">Durante 8 segundos levita (un vuelo que el daño no corta), tiene un 30 % de resistencia al daño, el maná se le llena cada medio segundo y sus próximas 3 habilidades principales salen al instante y sin cooldown (la marca de la Memoria perfecta, con 3 usos).</w:t>
             </w:r>
           </w:p>
         </w:tc>
@@ -9194,11 +9261,7 @@
         <w:spacing w:after="120" w:line="276" w:lineRule="auto"/>
       </w:pPr>
       <w:r>
-        <w:rPr>
-          <w:i/>
-          <w:iCs/>
-        </w:rPr>
-        <w:t>El libro brilla con un círculo casi divino del color del hechizo seleccionado.</w:t>
+        <w:t xml:space="preserve">Protege a un aliado y pelea desde él. Mismas estadísticas que la Evocación. Para la definitiva cuenta como Soporte: el escudo que les da a sus aliados cuenta como curarlos. El escudo (de cualquier fuente del juego) se ve en la barra de arriba de la cabeza como un tramo celeste después de la vida, que sale por la derecha si pasa de la vida máxima; quien tiene escudo de la Abjuración lleva además una burbuja. Pendiente del arte: el libro brilla con un círculo casi divino del color del hechizo seleccionado.</w:t>
       </w:r>
     </w:p>
     <w:tbl>
@@ -9223,12 +9286,6 @@
         <w:gridCol w:w="6500"/>
       </w:tblGrid>
       <w:tr>
-        <w:tblPrEx>
-          <w:tblCellMar>
-            <w:top w:w="0" w:type="dxa"/>
-            <w:bottom w:w="0" w:type="dxa"/>
-          </w:tblCellMar>
-        </w:tblPrEx>
         <w:trPr>
           <w:tblHeader/>
         </w:trPr>
@@ -9244,6 +9301,9 @@
             </w:tcMar>
           </w:tcPr>
           <w:p>
+            <w:pPr>
+              <w:spacing w:after="0"/>
+            </w:pPr>
             <w:r>
               <w:rPr>
                 <w:b/>
@@ -9251,8 +9311,7 @@
                 <w:sz w:val="20"/>
                 <w:szCs w:val="20"/>
               </w:rPr>
-              <w:lastRenderedPageBreak/>
-              <w:t>Ranura</w:t>
+              <w:t xml:space="preserve">Ranura</w:t>
             </w:r>
           </w:p>
         </w:tc>
@@ -9268,6 +9327,9 @@
             </w:tcMar>
           </w:tcPr>
           <w:p>
+            <w:pPr>
+              <w:spacing w:after="0"/>
+            </w:pPr>
             <w:r>
               <w:rPr>
                 <w:b/>
@@ -9275,18 +9337,12 @@
                 <w:sz w:val="20"/>
                 <w:szCs w:val="20"/>
               </w:rPr>
-              <w:t>Qué hace</w:t>
-            </w:r>
-          </w:p>
-        </w:tc>
-      </w:tr>
-      <w:tr>
-        <w:tblPrEx>
-          <w:tblCellMar>
-            <w:top w:w="0" w:type="dxa"/>
-            <w:bottom w:w="0" w:type="dxa"/>
-          </w:tblCellMar>
-        </w:tblPrEx>
+              <w:t xml:space="preserve">Qué hace</w:t>
+            </w:r>
+          </w:p>
+        </w:tc>
+      </w:tr>
+      <w:tr>
         <w:tc>
           <w:tcPr>
             <w:tcW w:w="2900" w:type="dxa"/>
@@ -9298,12 +9354,15 @@
             </w:tcMar>
           </w:tcPr>
           <w:p>
-            <w:r>
-              <w:rPr>
-                <w:sz w:val="20"/>
-                <w:szCs w:val="20"/>
-              </w:rPr>
-              <w:t>Habilidad extra — Proyección arcana</w:t>
+            <w:pPr>
+              <w:spacing w:after="0"/>
+            </w:pPr>
+            <w:r>
+              <w:rPr>
+                <w:sz w:val="20"/>
+                <w:szCs w:val="20"/>
+              </w:rPr>
+              <w:t xml:space="preserve">Habilidad extra — Proyección arcana</w:t>
             </w:r>
           </w:p>
         </w:tc>
@@ -9318,23 +9377,20 @@
             </w:tcMar>
           </w:tcPr>
           <w:p>
-            <w:r>
-              <w:rPr>
-                <w:sz w:val="20"/>
-                <w:szCs w:val="20"/>
-              </w:rPr>
-              <w:t>Selecciona a un aliado para protegerlo. La proyección también sirve para lanzar hechizos desde él, disparando una copia hacia donde el jugador esté mirando.</w:t>
-            </w:r>
-          </w:p>
-        </w:tc>
-      </w:tr>
-      <w:tr>
-        <w:tblPrEx>
-          <w:tblCellMar>
-            <w:top w:w="0" w:type="dxa"/>
-            <w:bottom w:w="0" w:type="dxa"/>
-          </w:tblCellMar>
-        </w:tblPrEx>
+            <w:pPr>
+              <w:spacing w:after="0"/>
+            </w:pPr>
+            <w:r>
+              <w:rPr>
+                <w:sz w:val="20"/>
+                <w:szCs w:val="20"/>
+              </w:rPr>
+              <w:t xml:space="preserve">Sobre el aliado de la mira, a 25 m o menos (sin aliado no sale ni gasta): le da un escudo del 20 % de la vida máxima del Mago (28 con 140), un ícono y un brillo. Dura hasta que muere el Mago, muere el aliado o el aliado se queda sin ese escudo; relanzarla sobre otro la mueve. Mientras el aliado esté a 25 m o menos, cada “Disparo” del Mago sale además desde él hacia donde apunta el Mago, gratis y con la mitad del daño: los 3 misiles, la Bola de fuego (con su explosión y su quemadura), la Flecha, el Terremoto y la Descarga (con sus rebotes). Las copias dejan puntos arcanos como el original, pero no cargan la definitiva. 15 s de tiempo de reutilización.</w:t>
+            </w:r>
+          </w:p>
+        </w:tc>
+      </w:tr>
+      <w:tr>
         <w:tc>
           <w:tcPr>
             <w:tcW w:w="2900" w:type="dxa"/>
@@ -9346,12 +9402,15 @@
             </w:tcMar>
           </w:tcPr>
           <w:p>
-            <w:r>
-              <w:rPr>
-                <w:sz w:val="20"/>
-                <w:szCs w:val="20"/>
-              </w:rPr>
-              <w:t>Pasiva extra — Protección arcana</w:t>
+            <w:pPr>
+              <w:spacing w:after="0"/>
+            </w:pPr>
+            <w:r>
+              <w:rPr>
+                <w:sz w:val="20"/>
+                <w:szCs w:val="20"/>
+              </w:rPr>
+              <w:t xml:space="preserve">Pasiva extra — Protección arcana</w:t>
             </w:r>
           </w:p>
         </w:tc>
@@ -9366,23 +9425,20 @@
             </w:tcMar>
           </w:tcPr>
           <w:p>
-            <w:r>
-              <w:rPr>
-                <w:sz w:val="20"/>
-                <w:szCs w:val="20"/>
-              </w:rPr>
-              <w:t>Al hacer daño, el jugador y su aliado proyectado reciben un pequeño escudo proporcional al daño hecho. El escudo se consume con el tiempo y tiene un tope de la mitad de la vida máxima del jugador.</w:t>
-            </w:r>
-          </w:p>
-        </w:tc>
-      </w:tr>
-      <w:tr>
-        <w:tblPrEx>
-          <w:tblCellMar>
-            <w:top w:w="0" w:type="dxa"/>
-            <w:bottom w:w="0" w:type="dxa"/>
-          </w:tblCellMar>
-        </w:tblPrEx>
+            <w:pPr>
+              <w:spacing w:after="0"/>
+            </w:pPr>
+            <w:r>
+              <w:rPr>
+                <w:sz w:val="20"/>
+                <w:szCs w:val="20"/>
+              </w:rPr>
+              <w:t xml:space="preserve">Al hacer daño, el Mago y sus proyectados ganan escudo: el 25 % del daño hecho, hasta la mitad de la vida máxima del Mago. Si deja de hacer daño, a los 3 segundos lo que dio la pasiva empieza a bajar (un 10 % del tope por segundo), y cada golpe reinicia la cuenta. El escudo inicial de la Proyección no baja solo: se va a golpes.</w:t>
+            </w:r>
+          </w:p>
+        </w:tc>
+      </w:tr>
+      <w:tr>
         <w:tc>
           <w:tcPr>
             <w:tcW w:w="2900" w:type="dxa"/>
@@ -9394,12 +9450,15 @@
             </w:tcMar>
           </w:tcPr>
           <w:p>
-            <w:r>
-              <w:rPr>
-                <w:sz w:val="20"/>
-                <w:szCs w:val="20"/>
-              </w:rPr>
-              <w:t>Definitiva — Protección máxima</w:t>
+            <w:pPr>
+              <w:spacing w:after="0"/>
+            </w:pPr>
+            <w:r>
+              <w:rPr>
+                <w:sz w:val="20"/>
+                <w:szCs w:val="20"/>
+              </w:rPr>
+              <w:t xml:space="preserve">Definitiva — Protección máxima</w:t>
             </w:r>
           </w:p>
         </w:tc>
@@ -9414,12 +9473,15 @@
             </w:tcMar>
           </w:tcPr>
           <w:p>
-            <w:r>
-              <w:rPr>
-                <w:sz w:val="20"/>
-                <w:szCs w:val="20"/>
-              </w:rPr>
-              <w:t>Por un corto periodo lanza Proyección arcana sobre todos sus aliados.</w:t>
+            <w:pPr>
+              <w:spacing w:after="0"/>
+            </w:pPr>
+            <w:r>
+              <w:rPr>
+                <w:sz w:val="20"/>
+                <w:szCs w:val="20"/>
+              </w:rPr>
+              <w:t xml:space="preserve">Durante 8 segundos, todo aliado que esté a 25 m o menos en algún momento queda proyectado, con su escudo inicial (una vez por definitiva) y sus copias. Al terminar se les quita, salvo al de la Proyección arcana.</w:t>
             </w:r>
           </w:p>
         </w:tc>
@@ -9443,11 +9505,17 @@
         <w:spacing w:after="120" w:line="276" w:lineRule="auto"/>
       </w:pPr>
       <w:r>
+        <w:t xml:space="preserve">Un mago que pelea de cerca con la espada corta del Explorador, siempre en la mano. Mismas estadísticas que las otras subclases: no tiene más resistencia. Es Daño, y los bots lo juegan cuerpo a cuerpo. Usa la habilidad principal del Mago y su propio libro (los mismos cuatro elementos). </w:t>
+      </w:r>
+      <w:r>
         <w:rPr>
-          <w:i/>
-          <w:iCs/>
+          <w:b/>
+          <w:bCs/>
         </w:rPr>
-        <w:t>Recibe una espada corta: sus ataques pasan a cortes en arco corto, y su “Apuntado” hace un corte avanzando con un beneficio según el hechizo seleccionado, gastando la mitad del maná. Espada de fuego (enciende, +daño) · de hielo (ralentiza, +velocidad) · de tierra (aturde, +resistencia al aturdimiento) · eléctrica (reduce la velocidad de ataque enemiga, +la propia).</w:t>
+        <w:t xml:space="preserve">Los elementos</w:t>
+      </w:r>
+      <w:r>
+        <w:t xml:space="preserve"> (el corte avanzando y la definitiva): al enemigo, 1 segundo por cada punto arcano suyo, mínimo 1 (la tierra aturde medio segundo por punto, hasta 2.5); a sí mismo, si golpeó a alguien, un 4 % por punto de TODOS los golpeados (mínimo 5 %, tope 20 %) durante 5 segundos, con su número en la barra.</w:t>
       </w:r>
     </w:p>
     <w:tbl>
@@ -9472,12 +9540,6 @@
         <w:gridCol w:w="6500"/>
       </w:tblGrid>
       <w:tr>
-        <w:tblPrEx>
-          <w:tblCellMar>
-            <w:top w:w="0" w:type="dxa"/>
-            <w:bottom w:w="0" w:type="dxa"/>
-          </w:tblCellMar>
-        </w:tblPrEx>
         <w:trPr>
           <w:tblHeader/>
         </w:trPr>
@@ -9493,6 +9555,9 @@
             </w:tcMar>
           </w:tcPr>
           <w:p>
+            <w:pPr>
+              <w:spacing w:after="0"/>
+            </w:pPr>
             <w:r>
               <w:rPr>
                 <w:b/>
@@ -9500,7 +9565,7 @@
                 <w:sz w:val="20"/>
                 <w:szCs w:val="20"/>
               </w:rPr>
-              <w:t>Ranura</w:t>
+              <w:t xml:space="preserve">Ranura</w:t>
             </w:r>
           </w:p>
         </w:tc>
@@ -9516,6 +9581,9 @@
             </w:tcMar>
           </w:tcPr>
           <w:p>
+            <w:pPr>
+              <w:spacing w:after="0"/>
+            </w:pPr>
             <w:r>
               <w:rPr>
                 <w:b/>
@@ -9523,18 +9591,12 @@
                 <w:sz w:val="20"/>
                 <w:szCs w:val="20"/>
               </w:rPr>
-              <w:t>Qué hace</w:t>
-            </w:r>
-          </w:p>
-        </w:tc>
-      </w:tr>
-      <w:tr>
-        <w:tblPrEx>
-          <w:tblCellMar>
-            <w:top w:w="0" w:type="dxa"/>
-            <w:bottom w:w="0" w:type="dxa"/>
-          </w:tblCellMar>
-        </w:tblPrEx>
+              <w:t xml:space="preserve">Qué hace</w:t>
+            </w:r>
+          </w:p>
+        </w:tc>
+      </w:tr>
+      <w:tr>
         <w:tc>
           <w:tcPr>
             <w:tcW w:w="2900" w:type="dxa"/>
@@ -9546,6 +9608,217 @@
             </w:tcMar>
           </w:tcPr>
           <w:p>
+            <w:pPr>
+              <w:spacing w:after="0"/>
+            </w:pPr>
+            <w:r>
+              <w:rPr>
+                <w:sz w:val="20"/>
+                <w:szCs w:val="20"/>
+              </w:rPr>
+              <w:t xml:space="preserve">“Disparo” — Cortes</w:t>
+            </w:r>
+          </w:p>
+        </w:tc>
+        <w:tc>
+          <w:tcPr>
+            <w:tcW w:w="6500" w:type="dxa"/>
+            <w:tcMar>
+              <w:top w:w="60" w:type="dxa"/>
+              <w:left w:w="100" w:type="dxa"/>
+              <w:bottom w:w="60" w:type="dxa"/>
+              <w:right w:w="100" w:type="dxa"/>
+            </w:tcMar>
+          </w:tcPr>
+          <w:p>
+            <w:pPr>
+              <w:spacing w:after="0"/>
+            </w:pPr>
+            <w:r>
+              <w:rPr>
+                <w:sz w:val="20"/>
+                <w:szCs w:val="20"/>
+              </w:rPr>
+              <w:t xml:space="preserve">Cortes en arco corto que alternan de derecha a izquierda y de izquierda a derecha (180°, 2 m), de 1 × ataque, al ritmo de ataque. Cada golpe deja un punto arcano.</w:t>
+            </w:r>
+          </w:p>
+        </w:tc>
+      </w:tr>
+      <w:tr>
+        <w:tc>
+          <w:tcPr>
+            <w:tcW w:w="2900" w:type="dxa"/>
+            <w:tcMar>
+              <w:top w:w="60" w:type="dxa"/>
+              <w:left w:w="100" w:type="dxa"/>
+              <w:bottom w:w="60" w:type="dxa"/>
+              <w:right w:w="100" w:type="dxa"/>
+            </w:tcMar>
+          </w:tcPr>
+          <w:p>
+            <w:pPr>
+              <w:spacing w:after="0"/>
+            </w:pPr>
+            <w:r>
+              <w:rPr>
+                <w:sz w:val="20"/>
+                <w:szCs w:val="20"/>
+              </w:rPr>
+              <w:t xml:space="preserve">“Disparo” con un elemento — Corte avanzando</w:t>
+            </w:r>
+          </w:p>
+        </w:tc>
+        <w:tc>
+          <w:tcPr>
+            <w:tcW w:w="6500" w:type="dxa"/>
+            <w:tcMar>
+              <w:top w:w="60" w:type="dxa"/>
+              <w:left w:w="100" w:type="dxa"/>
+              <w:bottom w:w="60" w:type="dxa"/>
+              <w:right w:w="100" w:type="dxa"/>
+            </w:tcMar>
+          </w:tcPr>
+          <w:p>
+            <w:pPr>
+              <w:spacing w:after="0"/>
+            </w:pPr>
+            <w:r>
+              <w:rPr>
+                <w:sz w:val="20"/>
+                <w:szCs w:val="20"/>
+              </w:rPr>
+              <w:t xml:space="preserve">El golpe sale como un dash de 6 m hacia la mira (el Dash siniestro del Pícaro) que corta a todos los que cruza con 1 × ataque. Cuesta el 50 % del maná MÁXIMO (100 de 200) y gasta el elemento: el “Disparo” vuelve a los cortes y la habilidad principal a la recarga, hasta elegir otro. Sin ese maná sale un corte normal y el elemento se queda elegido. No gasta ni deja puntos arcanos. </w:t>
+            </w:r>
+            <w:r>
+              <w:rPr>
+                <w:b/>
+                <w:bCs/>
+                <w:sz w:val="20"/>
+                <w:szCs w:val="20"/>
+              </w:rPr>
+              <w:t xml:space="preserve">Fuego:</w:t>
+            </w:r>
+            <w:r>
+              <w:rPr>
+                <w:sz w:val="20"/>
+                <w:szCs w:val="20"/>
+              </w:rPr>
+              <w:t xml:space="preserve"> quema al enemigo, +daño propio · </w:t>
+            </w:r>
+            <w:r>
+              <w:rPr>
+                <w:b/>
+                <w:bCs/>
+                <w:sz w:val="20"/>
+                <w:szCs w:val="20"/>
+              </w:rPr>
+              <w:t xml:space="preserve">Hielo:</w:t>
+            </w:r>
+            <w:r>
+              <w:rPr>
+                <w:sz w:val="20"/>
+                <w:szCs w:val="20"/>
+              </w:rPr>
+              <w:t xml:space="preserve"> lo ralentiza un 30 %, +velocidad de movimiento · </w:t>
+            </w:r>
+            <w:r>
+              <w:rPr>
+                <w:b/>
+                <w:bCs/>
+                <w:sz w:val="20"/>
+                <w:szCs w:val="20"/>
+              </w:rPr>
+              <w:t xml:space="preserve">Tierra:</w:t>
+            </w:r>
+            <w:r>
+              <w:rPr>
+                <w:sz w:val="20"/>
+                <w:szCs w:val="20"/>
+              </w:rPr>
+              <w:t xml:space="preserve"> lo aturde, +resistencia al aturdido · </w:t>
+            </w:r>
+            <w:r>
+              <w:rPr>
+                <w:b/>
+                <w:bCs/>
+                <w:sz w:val="20"/>
+                <w:szCs w:val="20"/>
+              </w:rPr>
+              <w:t xml:space="preserve">Rayo:</w:t>
+            </w:r>
+            <w:r>
+              <w:rPr>
+                <w:sz w:val="20"/>
+                <w:szCs w:val="20"/>
+              </w:rPr>
+              <w:t xml:space="preserve"> le quita un 20 % de velocidad de ataque, +velocidad de ataque propia.</w:t>
+            </w:r>
+          </w:p>
+        </w:tc>
+      </w:tr>
+      <w:tr>
+        <w:tc>
+          <w:tcPr>
+            <w:tcW w:w="2900" w:type="dxa"/>
+            <w:tcMar>
+              <w:top w:w="60" w:type="dxa"/>
+              <w:left w:w="100" w:type="dxa"/>
+              <w:bottom w:w="60" w:type="dxa"/>
+              <w:right w:w="100" w:type="dxa"/>
+            </w:tcMar>
+          </w:tcPr>
+          <w:p>
+            <w:pPr>
+              <w:spacing w:after="0"/>
+            </w:pPr>
+            <w:r>
+              <w:rPr>
+                <w:sz w:val="20"/>
+                <w:szCs w:val="20"/>
+              </w:rPr>
+              <w:t xml:space="preserve">“Apuntado” — Libro de elementos</w:t>
+            </w:r>
+          </w:p>
+        </w:tc>
+        <w:tc>
+          <w:tcPr>
+            <w:tcW w:w="6500" w:type="dxa"/>
+            <w:tcMar>
+              <w:top w:w="60" w:type="dxa"/>
+              <w:left w:w="100" w:type="dxa"/>
+              <w:bottom w:w="60" w:type="dxa"/>
+              <w:right w:w="100" w:type="dxa"/>
+            </w:tcMar>
+          </w:tcPr>
+          <w:p>
+            <w:pPr>
+              <w:spacing w:after="0"/>
+            </w:pPr>
+            <w:r>
+              <w:rPr>
+                <w:sz w:val="20"/>
+                <w:szCs w:val="20"/>
+              </w:rPr>
+              <w:t xml:space="preserve">La rueda del Mago con los cuatro elementos. Sin maná para el corte avanzando se ven apagados, pero se pueden elegir igual: la habilidad principal de cada uno es gratis.</w:t>
+            </w:r>
+          </w:p>
+        </w:tc>
+      </w:tr>
+      <w:tr>
+        <w:tc>
+          <w:tcPr>
+            <w:tcW w:w="2900" w:type="dxa"/>
+            <w:tcMar>
+              <w:top w:w="60" w:type="dxa"/>
+              <w:left w:w="100" w:type="dxa"/>
+              <w:bottom w:w="60" w:type="dxa"/>
+              <w:right w:w="100" w:type="dxa"/>
+            </w:tcMar>
+          </w:tcPr>
+          <w:p>
+            <w:pPr>
+              <w:spacing w:after="0"/>
+            </w:pPr>
             <w:r>
               <w:rPr>
                 <w:sz w:val="20"/>
@@ -9566,23 +9839,20 @@
             </w:tcMar>
           </w:tcPr>
           <w:p>
-            <w:r>
-              <w:rPr>
-                <w:sz w:val="20"/>
-                <w:szCs w:val="20"/>
-              </w:rPr>
-              <w:t xml:space="preserve">Por un tiempo sus ataques hacen daño mágico. Sin ella, la espada solo hace daño físico.</w:t>
-            </w:r>
-          </w:p>
-        </w:tc>
-      </w:tr>
-      <w:tr>
-        <w:tblPrEx>
-          <w:tblCellMar>
-            <w:top w:w="0" w:type="dxa"/>
-            <w:bottom w:w="0" w:type="dxa"/>
-          </w:tblCellMar>
-        </w:tblPrEx>
+            <w:pPr>
+              <w:spacing w:after="0"/>
+            </w:pPr>
+            <w:r>
+              <w:rPr>
+                <w:sz w:val="20"/>
+                <w:szCs w:val="20"/>
+              </w:rPr>
+              <w:t xml:space="preserve">Durante 8 segundos sus cortes y su corte avanzando hacen daño MÁGICO (escalan del daño mágico, ignoran la armadura y le rompen el doble al escudo). Sin ella, la espada solo hace daño físico. 15 s de tiempo de reutilización.</w:t>
+            </w:r>
+          </w:p>
+        </w:tc>
+      </w:tr>
+      <w:tr>
         <w:tc>
           <w:tcPr>
             <w:tcW w:w="2900" w:type="dxa"/>
@@ -9594,12 +9864,15 @@
             </w:tcMar>
           </w:tcPr>
           <w:p>
-            <w:r>
-              <w:rPr>
-                <w:sz w:val="20"/>
-                <w:szCs w:val="20"/>
-              </w:rPr>
-              <w:t>Pasiva extra — Danza defensiva</w:t>
+            <w:pPr>
+              <w:spacing w:after="0"/>
+            </w:pPr>
+            <w:r>
+              <w:rPr>
+                <w:sz w:val="20"/>
+                <w:szCs w:val="20"/>
+              </w:rPr>
+              <w:t xml:space="preserve">Pasiva extra — Danza defensiva</w:t>
             </w:r>
           </w:p>
         </w:tc>
@@ -9614,23 +9887,20 @@
             </w:tcMar>
           </w:tcPr>
           <w:p>
-            <w:r>
-              <w:rPr>
-                <w:sz w:val="20"/>
-                <w:szCs w:val="20"/>
-              </w:rPr>
-              <w:t>Su resistencia al daño aumenta según los puntos arcanos activos en los enemigos más cercanos.</w:t>
-            </w:r>
-          </w:p>
-        </w:tc>
-      </w:tr>
-      <w:tr>
-        <w:tblPrEx>
-          <w:tblCellMar>
-            <w:top w:w="0" w:type="dxa"/>
-            <w:bottom w:w="0" w:type="dxa"/>
-          </w:tblCellMar>
-        </w:tblPrEx>
+            <w:pPr>
+              <w:spacing w:after="0"/>
+            </w:pPr>
+            <w:r>
+              <w:rPr>
+                <w:sz w:val="20"/>
+                <w:szCs w:val="20"/>
+              </w:rPr>
+              <w:t xml:space="preserve">+3 % de resistencia al daño por cada punto arcano en los enemigos a 8 m o menos, hasta 30 %. Se ve en la barra con su número y sube o baja según los puntos que haya cerca.</w:t>
+            </w:r>
+          </w:p>
+        </w:tc>
+      </w:tr>
+      <w:tr>
         <w:tc>
           <w:tcPr>
             <w:tcW w:w="2900" w:type="dxa"/>
@@ -9642,12 +9912,15 @@
             </w:tcMar>
           </w:tcPr>
           <w:p>
-            <w:r>
-              <w:rPr>
-                <w:sz w:val="20"/>
-                <w:szCs w:val="20"/>
-              </w:rPr>
-              <w:t>Definitiva — Baile final</w:t>
+            <w:pPr>
+              <w:spacing w:after="0"/>
+            </w:pPr>
+            <w:r>
+              <w:rPr>
+                <w:sz w:val="20"/>
+                <w:szCs w:val="20"/>
+              </w:rPr>
+              <w:t xml:space="preserve">Definitiva — Baile final</w:t>
             </w:r>
           </w:p>
         </w:tc>
@@ -9662,12 +9935,15 @@
             </w:tcMar>
           </w:tcPr>
           <w:p>
-            <w:r>
-              <w:rPr>
-                <w:sz w:val="20"/>
-                <w:szCs w:val="20"/>
-              </w:rPr>
-              <w:t>Selecciona una zona amplia: hace daño mágico, aplica a los enemigos las desventajas de sus espadas elementales y se aplica a sí mismo los beneficios.</w:t>
+            <w:pPr>
+              <w:spacing w:after="0"/>
+            </w:pPr>
+            <w:r>
+              <w:rPr>
+                <w:sz w:val="20"/>
+                <w:szCs w:val="20"/>
+              </w:rPr>
+              <w:t xml:space="preserve">Selecciona una zona amplia (6 m de radio, a 20 m o menos): 2 × daño mágico a los enemigos dentro, les aplica los cuatro perjuicios según sus puntos y se da los cuatro beneficios por los puntos de todos los golpeados.</w:t>
             </w:r>
           </w:p>
         </w:tc>

--- a/DesignDocuments/Mercenaries_Diseno_de_Clases.docx
+++ b/DesignDocuments/Mercenaries_Diseno_de_Clases.docx
@@ -2117,7 +2117,7 @@
                 <w:sz w:val="20"/>
                 <w:szCs w:val="20"/>
               </w:rPr>
-              <w:t xml:space="preserve">Desde la sala de espera el host puede llenar lugares con bots: juegan con la misma clase y habilidades que un jugador, con un rol según su clase (el Tanque se le tira encima, el Daño espera a que el otro esté débil, el Soporte sostiene a los suyos, y el Daño que pega de lejos —el Mago, el Explorador— pelea a distancia; el Filo danzante, que corta, pelea de cerca). Quien se quede de espectador ve la partida con una cámara libre y puede seguir a cualquier jugador.</w:t>
+              <w:t xml:space="preserve">Desde la sala de espera el host puede llenar lugares con bots: juegan con la misma clase y habilidades que un jugador, con un rol según su clase (el Tanque se le tira encima, el Daño espera a que el otro esté débil, el Soporte sostiene a los suyos, y el Daño que pega de lejos —el Mago, el Explorador— pelea a distancia; el Filo danzante, que corta, pelea de cerca. Un bot que apunta (un lanzamiento, un arco cargado) suelta a su tiempo, y la Abjuración proyecta una vez sobre el aliado más cercano. Un bot no ve a un invisible (salvo que lo revelen a su equipo), y usa también las patadas del Monje, el Corte final del Samurái, la Muerte silenciosa del Shinobi y el Destello del Clérigo (para escapar o socorrer)). Quien se quede de espectador ve la partida con una cámara libre y puede seguir a cualquier jugador.</w:t>
             </w:r>
           </w:p>
         </w:tc>
@@ -9261,7 +9261,7 @@
         <w:spacing w:after="120" w:line="276" w:lineRule="auto"/>
       </w:pPr>
       <w:r>
-        <w:t xml:space="preserve">Protege a un aliado y pelea desde él. Mismas estadísticas que la Evocación. Para la definitiva cuenta como Soporte: el escudo que les da a sus aliados cuenta como curarlos. El escudo (de cualquier fuente del juego) se ve en la barra de arriba de la cabeza como un tramo celeste después de la vida, que sale por la derecha si pasa de la vida máxima; quien tiene escudo de la Abjuración lleva además una burbuja. Pendiente del arte: el libro brilla con un círculo casi divino del color del hechizo seleccionado.</w:t>
+        <w:t xml:space="preserve">Protege a un aliado y pelea desde él. Mismas estadísticas que la Evocación. Es Daño, como el Mago: el rol lo fija la clase (hasta el 23 de octubre de 2026 era Soporte). El escudo (de cualquier fuente del juego) se ve en la barra de arriba de la cabeza como un tramo celeste después de la vida, que sale por la derecha si pasa de la vida máxima; quien tiene escudo de la Abjuración lleva además una burbuja. Pendiente del arte: el libro brilla con un círculo casi divino del color del hechizo seleccionado.</w:t>
       </w:r>
     </w:p>
     <w:tbl>

--- a/DesignDocuments/Mercenaries_Diseno_de_Clases.docx
+++ b/DesignDocuments/Mercenaries_Diseno_de_Clases.docx
@@ -2117,7 +2117,7 @@
                 <w:sz w:val="20"/>
                 <w:szCs w:val="20"/>
               </w:rPr>
-              <w:t xml:space="preserve">Desde la sala de espera el host puede llenar lugares con bots: juegan con la misma clase y habilidades que un jugador, con un rol según su clase (el Tanque se le tira encima, el Daño espera a que el otro esté débil, el Soporte sostiene a los suyos, y el Daño que pega de lejos —el Mago, el Explorador— pelea a distancia; el Filo danzante, que corta, pelea de cerca. Un bot que apunta (un lanzamiento, un arco cargado) suelta a su tiempo, y la Abjuración proyecta una vez sobre el aliado más cercano. Un bot no ve a un invisible (salvo que lo revelen a su equipo), y usa también las patadas del Monje, el Corte final del Samurái, la Muerte silenciosa del Shinobi y el Destello del Clérigo (para escapar o socorrer)). Quien se quede de espectador ve la partida con una cámara libre y puede seguir a cualquier jugador.</w:t>
+              <w:t xml:space="preserve">Desde la sala de espera el host puede llenar lugares con bots: juegan con la misma clase y habilidades que un jugador, con un rol según su clase (el Tanque se le tira encima, el Daño espera a que el otro esté débil, el Soporte sostiene a los suyos, y el Daño que pega de lejos —el Mago, el Explorador— pelea a distancia; el Filo danzante, que corta, pelea de cerca. Un bot que apunta (un lanzamiento, un arco cargado) suelta a su tiempo, y la Abjuración proyecta una vez sobre el aliado más cercano. Un bot no ve a un invisible (salvo que lo revelen a su equipo), y usa también las patadas del Monje, el Corte final del Samurái, la Muerte silenciosa del Shinobi y el Destello del Clérigo (para escapar o socorrer). Contra un inmune (la Tumba helada, la Protección divina) prefiere a otro enemigo y, si es el único, no gasta habilidades contra él: solo el básico y lo que no va contra él (curarse, escapar, curar a un aliado). El Maestro de bestias cambia de compañero según la pelea: el Búho si se le hizo invisible un enemigo, el Oso en apuros o contra fantasmas, el Lobo para lo demás; se queda con cada uno unos 10 s, y si se le muere, saca otro enseguida). Quien se quede de espectador ve la partida con una cámara libre y puede seguir a cualquier jugador.</w:t>
             </w:r>
           </w:p>
         </w:tc>
